--- a/public/assets/Vikhram_R_CV.docx
+++ b/public/assets/Vikhram_R_CV.docx
@@ -760,21 +760,6673 @@
     </w:p>
     <w:p>
       <w:pPr>
+        <w:jc w:val="both"/>
+        <w:rPr>
+          <w:rFonts w:ascii="Times New Roman" w:eastAsia="Times New Roman" w:hAnsi="Times New Roman" w:cs="Times New Roman"/>
+          <w:b/>
+        </w:rPr>
+      </w:pPr>
+      <w:r>
+        <w:rPr>
+          <w:rFonts w:ascii="Times New Roman" w:eastAsia="Times New Roman" w:hAnsi="Times New Roman" w:cs="Times New Roman"/>
+        </w:rPr>
+        <w:t xml:space="preserve">interdisciplinary researcher pursuing a dual </w:t>
+      </w:r>
+      <w:proofErr w:type="spellStart"/>
+      <w:r>
+        <w:rPr>
+          <w:rFonts w:ascii="Times New Roman" w:eastAsia="Times New Roman" w:hAnsi="Times New Roman" w:cs="Times New Roman"/>
+        </w:rPr>
+        <w:t>M.Tech</w:t>
+      </w:r>
+      <w:proofErr w:type="spellEnd"/>
+      <w:r>
+        <w:rPr>
+          <w:rFonts w:ascii="Times New Roman" w:eastAsia="Times New Roman" w:hAnsi="Times New Roman" w:cs="Times New Roman"/>
+        </w:rPr>
+        <w:t xml:space="preserve"> in Nanobiotechnology (ASNSMM) and MS in Immunobiology (University of Arizona). Bridging the gap between nanotechnology and immunology, my expertise spans bioinformatics and </w:t>
+      </w:r>
+      <w:r>
+        <w:rPr>
+          <w:rFonts w:ascii="Times New Roman" w:eastAsia="Times New Roman" w:hAnsi="Times New Roman" w:cs="Times New Roman"/>
+        </w:rPr>
+        <w:t xml:space="preserve">smart </w:t>
+      </w:r>
+      <w:r>
+        <w:rPr>
+          <w:rFonts w:ascii="Times New Roman" w:eastAsia="Times New Roman" w:hAnsi="Times New Roman" w:cs="Times New Roman"/>
+        </w:rPr>
+        <w:t xml:space="preserve">nano-formulations. My </w:t>
+      </w:r>
+      <w:r>
+        <w:rPr>
+          <w:rFonts w:ascii="Times New Roman" w:eastAsia="Times New Roman" w:hAnsi="Times New Roman" w:cs="Times New Roman"/>
+        </w:rPr>
+        <w:t>long-term</w:t>
+      </w:r>
+      <w:r>
+        <w:rPr>
+          <w:rFonts w:ascii="Times New Roman" w:eastAsia="Times New Roman" w:hAnsi="Times New Roman" w:cs="Times New Roman"/>
+        </w:rPr>
+        <w:t xml:space="preserve"> goal is to leverage these insights to advance personalized medicine, cancer therapeutics, and gene-based therapies. I </w:t>
+      </w:r>
+      <w:r>
+        <w:rPr>
+          <w:rFonts w:ascii="Times New Roman" w:eastAsia="Times New Roman" w:hAnsi="Times New Roman" w:cs="Times New Roman"/>
+        </w:rPr>
+        <w:t>enjoy</w:t>
+      </w:r>
+      <w:r>
+        <w:rPr>
+          <w:rFonts w:ascii="Times New Roman" w:eastAsia="Times New Roman" w:hAnsi="Times New Roman" w:cs="Times New Roman"/>
+        </w:rPr>
+        <w:t xml:space="preserve"> troubleshooting multidisciplinary challenges</w:t>
+      </w:r>
+      <w:r>
+        <w:rPr>
+          <w:rFonts w:ascii="Times New Roman" w:eastAsia="Times New Roman" w:hAnsi="Times New Roman" w:cs="Times New Roman"/>
+        </w:rPr>
+        <w:t>.</w:t>
+      </w:r>
+    </w:p>
+    <w:p>
+      <w:pPr>
+        <w:jc w:val="center"/>
+        <w:rPr>
+          <w:rFonts w:ascii="Times New Roman" w:eastAsia="Times New Roman" w:hAnsi="Times New Roman" w:cs="Times New Roman"/>
+          <w:b/>
+        </w:rPr>
+      </w:pPr>
+      <w:r>
+        <w:rPr>
+          <w:rFonts w:ascii="Times New Roman" w:eastAsia="Times New Roman" w:hAnsi="Times New Roman" w:cs="Times New Roman"/>
+          <w:b/>
+        </w:rPr>
+        <w:t>EDUCATION</w:t>
+      </w:r>
+    </w:p>
+    <w:p>
+      <w:pPr>
+        <w:jc w:val="center"/>
+        <w:rPr>
+          <w:rFonts w:ascii="Times New Roman" w:eastAsia="Times New Roman" w:hAnsi="Times New Roman" w:cs="Times New Roman"/>
+        </w:rPr>
+      </w:pPr>
+      <w:r>
+        <w:rPr>
+          <w:rFonts w:ascii="Times New Roman" w:hAnsi="Times New Roman" w:cs="Times New Roman"/>
+        </w:rPr>
+        <w:pict w14:anchorId="62D2FC18">
+          <v:rect id="_x0000_i1028" style="width:0;height:1.5pt" o:hralign="center" o:hrstd="t" o:hr="t" fillcolor="#a0a0a0" stroked="f"/>
+        </w:pict>
+      </w:r>
+    </w:p>
+    <w:p>
+      <w:pPr>
         <w:tabs>
           <w:tab w:val="right" w:pos="10710"/>
         </w:tabs>
+        <w:rPr>
+          <w:rFonts w:ascii="Times New Roman" w:eastAsia="Times New Roman" w:hAnsi="Times New Roman" w:cs="Times New Roman"/>
+          <w:b/>
+          <w:lang w:val="pt-BR"/>
+        </w:rPr>
+      </w:pPr>
+      <w:r>
+        <w:rPr>
+          <w:rFonts w:ascii="Times New Roman" w:hAnsi="Times New Roman" w:cs="Times New Roman"/>
+          <w:noProof/>
+          <w:sz w:val="20"/>
+          <w:szCs w:val="20"/>
+        </w:rPr>
+        <w:drawing>
+          <wp:anchor distT="0" distB="0" distL="114300" distR="114300" simplePos="0" relativeHeight="251660288" behindDoc="0" locked="0" layoutInCell="1" allowOverlap="1" wp14:anchorId="3EEBB9E0" wp14:editId="2F995E0B">
+            <wp:simplePos x="0" y="0"/>
+            <wp:positionH relativeFrom="margin">
+              <wp:posOffset>4481945</wp:posOffset>
+            </wp:positionH>
+            <wp:positionV relativeFrom="paragraph">
+              <wp:posOffset>3059</wp:posOffset>
+            </wp:positionV>
+            <wp:extent cx="533400" cy="535570"/>
+            <wp:effectExtent l="0" t="0" r="0" b="0"/>
+            <wp:wrapNone/>
+            <wp:docPr id="243051989" name="Picture 1" descr="Swagatham – Apps on Google Play"/>
+            <wp:cNvGraphicFramePr>
+              <a:graphicFrameLocks xmlns:a="http://schemas.openxmlformats.org/drawingml/2006/main" noChangeAspect="1"/>
+            </wp:cNvGraphicFramePr>
+            <a:graphic xmlns:a="http://schemas.openxmlformats.org/drawingml/2006/main">
+              <a:graphicData uri="http://schemas.openxmlformats.org/drawingml/2006/picture">
+                <pic:pic xmlns:pic="http://schemas.openxmlformats.org/drawingml/2006/picture">
+                  <pic:nvPicPr>
+                    <pic:cNvPr id="0" name="Picture 7" descr="Swagatham – Apps on Google Play"/>
+                    <pic:cNvPicPr>
+                      <a:picLocks noChangeAspect="1" noChangeArrowheads="1"/>
+                    </pic:cNvPicPr>
+                  </pic:nvPicPr>
+                  <pic:blipFill rotWithShape="1">
+                    <a:blip r:embed="rId18" cstate="print">
+                      <a:extLst>
+                        <a:ext uri="{28A0092B-C50C-407E-A947-70E740481C1C}">
+                          <a14:useLocalDpi xmlns:a14="http://schemas.microsoft.com/office/drawing/2010/main" val="0"/>
+                        </a:ext>
+                      </a:extLst>
+                    </a:blip>
+                    <a:srcRect l="25173" r="24897"/>
+                    <a:stretch>
+                      <a:fillRect/>
+                    </a:stretch>
+                  </pic:blipFill>
+                  <pic:spPr bwMode="auto">
+                    <a:xfrm>
+                      <a:off x="0" y="0"/>
+                      <a:ext cx="533400" cy="535570"/>
+                    </a:xfrm>
+                    <a:prstGeom prst="roundRect">
+                      <a:avLst>
+                        <a:gd name="adj" fmla="val 8594"/>
+                      </a:avLst>
+                    </a:prstGeom>
+                    <a:solidFill>
+                      <a:srgbClr val="FFFFFF">
+                        <a:shade val="85000"/>
+                      </a:srgbClr>
+                    </a:solidFill>
+                    <a:ln>
+                      <a:noFill/>
+                    </a:ln>
+                    <a:effectLst/>
+                    <a:extLst>
+                      <a:ext uri="{53640926-AAD7-44D8-BBD7-CCE9431645EC}">
+                        <a14:shadowObscured xmlns:a14="http://schemas.microsoft.com/office/drawing/2010/main"/>
+                      </a:ext>
+                    </a:extLst>
+                  </pic:spPr>
+                </pic:pic>
+              </a:graphicData>
+            </a:graphic>
+            <wp14:sizeRelH relativeFrom="margin">
+              <wp14:pctWidth>0</wp14:pctWidth>
+            </wp14:sizeRelH>
+            <wp14:sizeRelV relativeFrom="margin">
+              <wp14:pctHeight>0</wp14:pctHeight>
+            </wp14:sizeRelV>
+          </wp:anchor>
+        </w:drawing>
+      </w:r>
+      <w:r>
+        <w:rPr>
+          <w:rFonts w:ascii="Times New Roman" w:eastAsia="Times New Roman" w:hAnsi="Times New Roman" w:cs="Times New Roman"/>
+          <w:b/>
+          <w:lang w:val="pt-BR"/>
+        </w:rPr>
+        <w:t>Amrita Vishwa Vidyapeetham, Coimbatore</w:t>
+      </w:r>
+      <w:r>
+        <w:rPr>
+          <w:rFonts w:ascii="Times New Roman" w:eastAsia="Times New Roman" w:hAnsi="Times New Roman" w:cs="Times New Roman"/>
+          <w:b/>
+          <w:lang w:val="pt-BR"/>
+        </w:rPr>
+        <w:tab/>
+        <w:t xml:space="preserve">August 2024 </w:t>
+      </w:r>
+      <w:r>
+        <w:rPr>
+          <w:rFonts w:ascii="Times New Roman" w:eastAsia="Times New Roman" w:hAnsi="Times New Roman" w:cs="Times New Roman"/>
+          <w:b/>
+          <w:lang w:val="pt-BR"/>
+        </w:rPr>
+        <w:t>–</w:t>
+      </w:r>
+      <w:r>
+        <w:rPr>
+          <w:rFonts w:ascii="Times New Roman" w:eastAsia="Times New Roman" w:hAnsi="Times New Roman" w:cs="Times New Roman"/>
+          <w:b/>
+          <w:lang w:val="pt-BR"/>
+        </w:rPr>
+        <w:t xml:space="preserve"> </w:t>
+      </w:r>
+      <w:r>
+        <w:rPr>
+          <w:rFonts w:ascii="Times New Roman" w:eastAsia="Times New Roman" w:hAnsi="Times New Roman" w:cs="Times New Roman"/>
+          <w:b/>
+          <w:lang w:val="pt-BR"/>
+        </w:rPr>
+        <w:t>J</w:t>
+      </w:r>
+      <w:r>
+        <w:rPr>
+          <w:rFonts w:ascii="Times New Roman" w:eastAsia="Times New Roman" w:hAnsi="Times New Roman" w:cs="Times New Roman"/>
+          <w:b/>
+          <w:lang w:val="pt-BR"/>
+        </w:rPr>
+        <w:t>uly 2026</w:t>
+      </w:r>
+    </w:p>
+    <w:p>
+      <w:pPr>
+        <w:tabs>
+          <w:tab w:val="right" w:pos="9360"/>
+        </w:tabs>
+        <w:rPr>
+          <w:rFonts w:ascii="Times New Roman" w:eastAsia="Times New Roman" w:hAnsi="Times New Roman" w:cs="Times New Roman"/>
+        </w:rPr>
+      </w:pPr>
+      <w:r>
+        <w:rPr>
+          <w:rFonts w:ascii="Times New Roman" w:eastAsia="Times New Roman" w:hAnsi="Times New Roman" w:cs="Times New Roman"/>
+          <w:b/>
+          <w:bCs/>
+          <w:color w:val="595959" w:themeColor="text1" w:themeTint="A6"/>
+        </w:rPr>
+        <w:t>Amrita School of Nano</w:t>
+      </w:r>
+      <w:r>
+        <w:rPr>
+          <w:rFonts w:ascii="Times New Roman" w:eastAsia="Times New Roman" w:hAnsi="Times New Roman" w:cs="Times New Roman"/>
+          <w:b/>
+          <w:bCs/>
+          <w:color w:val="595959" w:themeColor="text1" w:themeTint="A6"/>
+        </w:rPr>
+        <w:t xml:space="preserve"> </w:t>
+      </w:r>
+      <w:r>
+        <w:rPr>
+          <w:rFonts w:ascii="Times New Roman" w:eastAsia="Times New Roman" w:hAnsi="Times New Roman" w:cs="Times New Roman"/>
+          <w:b/>
+          <w:bCs/>
+          <w:color w:val="595959" w:themeColor="text1" w:themeTint="A6"/>
+        </w:rPr>
+        <w:t>Sciences and Molecular Medicine</w:t>
+      </w:r>
+      <w:r>
+        <w:rPr>
+          <w:rFonts w:ascii="Times New Roman" w:eastAsia="Times New Roman" w:hAnsi="Times New Roman" w:cs="Times New Roman"/>
+        </w:rPr>
+        <w:t>, Kochi</w:t>
+      </w:r>
+    </w:p>
+    <w:p>
+      <w:pPr>
+        <w:tabs>
+          <w:tab w:val="right" w:pos="10710"/>
+        </w:tabs>
+        <w:rPr>
+          <w:rFonts w:ascii="Times New Roman" w:eastAsia="Times New Roman" w:hAnsi="Times New Roman" w:cs="Times New Roman"/>
+          <w:b/>
+          <w:color w:val="000000" w:themeColor="text1"/>
+        </w:rPr>
+      </w:pPr>
+      <w:r>
+        <w:rPr>
+          <w:rFonts w:ascii="Times New Roman" w:eastAsia="Times New Roman" w:hAnsi="Times New Roman" w:cs="Times New Roman"/>
+          <w:b/>
+          <w:bCs/>
+        </w:rPr>
+        <w:t>Master of Technology</w:t>
+      </w:r>
+      <w:r>
+        <w:rPr>
+          <w:rFonts w:ascii="Times New Roman" w:eastAsia="Times New Roman" w:hAnsi="Times New Roman" w:cs="Times New Roman"/>
+        </w:rPr>
+        <w:t xml:space="preserve">, </w:t>
+      </w:r>
+      <w:r>
+        <w:rPr>
+          <w:rFonts w:ascii="Times New Roman" w:eastAsia="Times New Roman" w:hAnsi="Times New Roman" w:cs="Times New Roman"/>
+        </w:rPr>
+        <w:t>Nanobiotechnology</w:t>
+      </w:r>
+      <w:r>
+        <w:rPr>
+          <w:rFonts w:ascii="Times New Roman" w:eastAsia="Times New Roman" w:hAnsi="Times New Roman" w:cs="Times New Roman"/>
+        </w:rPr>
+        <w:tab/>
+      </w:r>
+      <w:r>
+        <w:rPr>
+          <w:rFonts w:ascii="Times New Roman" w:eastAsia="Times New Roman" w:hAnsi="Times New Roman" w:cs="Times New Roman"/>
+          <w:b/>
+          <w:color w:val="000000" w:themeColor="text1"/>
+        </w:rPr>
+        <w:t>9.</w:t>
+      </w:r>
+      <w:r>
+        <w:rPr>
+          <w:rFonts w:ascii="Times New Roman" w:eastAsia="Times New Roman" w:hAnsi="Times New Roman" w:cs="Times New Roman"/>
+          <w:b/>
+          <w:color w:val="000000" w:themeColor="text1"/>
+        </w:rPr>
+        <w:t>48</w:t>
+      </w:r>
+      <w:r>
+        <w:rPr>
+          <w:rFonts w:ascii="Times New Roman" w:eastAsia="Times New Roman" w:hAnsi="Times New Roman" w:cs="Times New Roman"/>
+          <w:b/>
+          <w:color w:val="000000" w:themeColor="text1"/>
+        </w:rPr>
+        <w:t xml:space="preserve">/10 </w:t>
+      </w:r>
+    </w:p>
+    <w:p>
+      <w:pPr>
+        <w:tabs>
+          <w:tab w:val="right" w:pos="10710"/>
+        </w:tabs>
+        <w:rPr>
+          <w:rFonts w:ascii="Times New Roman" w:eastAsia="Times New Roman" w:hAnsi="Times New Roman" w:cs="Times New Roman"/>
+          <w:b/>
+          <w:color w:val="000000" w:themeColor="text1"/>
+        </w:rPr>
+      </w:pPr>
+    </w:p>
+    <w:p>
+      <w:pPr>
+        <w:tabs>
+          <w:tab w:val="right" w:pos="10710"/>
+        </w:tabs>
+        <w:rPr>
+          <w:rFonts w:ascii="Times New Roman" w:eastAsia="Times New Roman" w:hAnsi="Times New Roman" w:cs="Times New Roman"/>
+          <w:b/>
+        </w:rPr>
+      </w:pPr>
+      <w:r>
+        <w:rPr>
+          <w:rFonts w:ascii="Times New Roman" w:hAnsi="Times New Roman" w:cs="Times New Roman"/>
+          <w:noProof/>
+          <w:sz w:val="20"/>
+          <w:szCs w:val="20"/>
+        </w:rPr>
+        <w:drawing>
+          <wp:anchor distT="0" distB="0" distL="114300" distR="114300" simplePos="0" relativeHeight="251723776" behindDoc="0" locked="0" layoutInCell="1" allowOverlap="1" wp14:anchorId="0119CBD4" wp14:editId="55AD3E89">
+            <wp:simplePos x="0" y="0"/>
+            <wp:positionH relativeFrom="column">
+              <wp:posOffset>4298950</wp:posOffset>
+            </wp:positionH>
+            <wp:positionV relativeFrom="paragraph">
+              <wp:posOffset>22225</wp:posOffset>
+            </wp:positionV>
+            <wp:extent cx="895985" cy="503555"/>
+            <wp:effectExtent l="0" t="0" r="0" b="0"/>
+            <wp:wrapNone/>
+            <wp:docPr id="1029698581" name="Picture 3" descr="Arizona Wildcats Logo and symbol, meaning, history, PNG, brand"/>
+            <wp:cNvGraphicFramePr>
+              <a:graphicFrameLocks xmlns:a="http://schemas.openxmlformats.org/drawingml/2006/main" noChangeAspect="1"/>
+            </wp:cNvGraphicFramePr>
+            <a:graphic xmlns:a="http://schemas.openxmlformats.org/drawingml/2006/main">
+              <a:graphicData uri="http://schemas.openxmlformats.org/drawingml/2006/picture">
+                <pic:pic xmlns:pic="http://schemas.openxmlformats.org/drawingml/2006/picture">
+                  <pic:nvPicPr>
+                    <pic:cNvPr id="0" name="Picture 31" descr="Arizona Wildcats Logo and symbol, meaning, history, PNG, brand"/>
+                    <pic:cNvPicPr>
+                      <a:picLocks noChangeAspect="1" noChangeArrowheads="1"/>
+                    </pic:cNvPicPr>
+                  </pic:nvPicPr>
+                  <pic:blipFill>
+                    <a:blip r:embed="rId19" cstate="print">
+                      <a:extLst>
+                        <a:ext uri="{28A0092B-C50C-407E-A947-70E740481C1C}">
+                          <a14:useLocalDpi xmlns:a14="http://schemas.microsoft.com/office/drawing/2010/main" val="0"/>
+                        </a:ext>
+                      </a:extLst>
+                    </a:blip>
+                    <a:srcRect/>
+                    <a:stretch>
+                      <a:fillRect/>
+                    </a:stretch>
+                  </pic:blipFill>
+                  <pic:spPr bwMode="auto">
+                    <a:xfrm>
+                      <a:off x="0" y="0"/>
+                      <a:ext cx="895985" cy="503555"/>
+                    </a:xfrm>
+                    <a:prstGeom prst="rect">
+                      <a:avLst/>
+                    </a:prstGeom>
+                    <a:noFill/>
+                    <a:ln>
+                      <a:noFill/>
+                    </a:ln>
+                  </pic:spPr>
+                </pic:pic>
+              </a:graphicData>
+            </a:graphic>
+          </wp:anchor>
+        </w:drawing>
+      </w:r>
+      <w:r>
+        <w:rPr>
+          <w:rFonts w:ascii="Times New Roman" w:eastAsia="Times New Roman" w:hAnsi="Times New Roman" w:cs="Times New Roman"/>
+          <w:b/>
+        </w:rPr>
+        <w:t>University of Arizona, USA</w:t>
+      </w:r>
+      <w:r>
+        <w:rPr>
+          <w:rFonts w:ascii="Times New Roman" w:eastAsia="Times New Roman" w:hAnsi="Times New Roman" w:cs="Times New Roman"/>
+          <w:b/>
+        </w:rPr>
+        <w:tab/>
+        <w:t xml:space="preserve">December 2024 </w:t>
+      </w:r>
+      <w:r>
+        <w:rPr>
+          <w:rFonts w:ascii="Times New Roman" w:eastAsia="Times New Roman" w:hAnsi="Times New Roman" w:cs="Times New Roman"/>
+          <w:b/>
+        </w:rPr>
+        <w:t>–</w:t>
+      </w:r>
+      <w:r>
+        <w:rPr>
+          <w:rFonts w:ascii="Times New Roman" w:eastAsia="Times New Roman" w:hAnsi="Times New Roman" w:cs="Times New Roman"/>
+          <w:b/>
+        </w:rPr>
+        <w:t xml:space="preserve"> </w:t>
+      </w:r>
+      <w:r>
+        <w:rPr>
+          <w:rFonts w:ascii="Times New Roman" w:eastAsia="Times New Roman" w:hAnsi="Times New Roman" w:cs="Times New Roman"/>
+          <w:b/>
+        </w:rPr>
+        <w:t>May 2026</w:t>
+      </w:r>
+    </w:p>
+    <w:p>
+      <w:pPr>
+        <w:tabs>
+          <w:tab w:val="right" w:pos="9360"/>
+        </w:tabs>
+        <w:rPr>
+          <w:rFonts w:ascii="Times New Roman" w:eastAsia="Times New Roman" w:hAnsi="Times New Roman" w:cs="Times New Roman"/>
+          <w:b/>
+          <w:bCs/>
+        </w:rPr>
+      </w:pPr>
+      <w:r>
+        <w:rPr>
+          <w:rFonts w:ascii="Times New Roman" w:eastAsia="Times New Roman" w:hAnsi="Times New Roman" w:cs="Times New Roman"/>
+          <w:b/>
+          <w:bCs/>
+          <w:color w:val="595959" w:themeColor="text1" w:themeTint="A6"/>
+        </w:rPr>
+        <w:t xml:space="preserve">Department of Immunobiology, College of Medicine, </w:t>
+      </w:r>
+      <w:r>
+        <w:rPr>
+          <w:rFonts w:ascii="Times New Roman" w:eastAsia="Times New Roman" w:hAnsi="Times New Roman" w:cs="Times New Roman"/>
+        </w:rPr>
+        <w:t>Tucson</w:t>
+      </w:r>
+    </w:p>
+    <w:p>
+      <w:pPr>
+        <w:tabs>
+          <w:tab w:val="right" w:pos="10710"/>
+        </w:tabs>
+        <w:rPr>
+          <w:rFonts w:ascii="Times New Roman" w:eastAsia="Times New Roman" w:hAnsi="Times New Roman" w:cs="Times New Roman"/>
+          <w:b/>
+          <w:color w:val="595959" w:themeColor="text1" w:themeTint="A6"/>
+        </w:rPr>
+      </w:pPr>
+      <w:r>
+        <w:rPr>
+          <w:rFonts w:ascii="Times New Roman" w:eastAsia="Times New Roman" w:hAnsi="Times New Roman" w:cs="Times New Roman"/>
+          <w:b/>
+          <w:bCs/>
+        </w:rPr>
+        <w:t>Master of Science</w:t>
+      </w:r>
+      <w:r>
+        <w:rPr>
+          <w:rFonts w:ascii="Times New Roman" w:eastAsia="Times New Roman" w:hAnsi="Times New Roman" w:cs="Times New Roman"/>
+        </w:rPr>
+        <w:t>, Immunobiology</w:t>
+      </w:r>
+      <w:r>
+        <w:rPr>
+          <w:rFonts w:ascii="Times New Roman" w:eastAsia="Times New Roman" w:hAnsi="Times New Roman" w:cs="Times New Roman"/>
+        </w:rPr>
+        <w:tab/>
+      </w:r>
+      <w:r>
+        <w:rPr>
+          <w:rFonts w:ascii="Times New Roman" w:eastAsia="Times New Roman" w:hAnsi="Times New Roman" w:cs="Times New Roman"/>
+          <w:b/>
+          <w:color w:val="000000" w:themeColor="text1"/>
+        </w:rPr>
+        <w:t xml:space="preserve"> 4/4 </w:t>
+      </w:r>
+    </w:p>
+    <w:p>
+      <w:pPr>
+        <w:tabs>
+          <w:tab w:val="right" w:pos="9360"/>
+        </w:tabs>
+        <w:rPr>
+          <w:rFonts w:ascii="Times New Roman" w:eastAsia="Times New Roman" w:hAnsi="Times New Roman" w:cs="Times New Roman"/>
+        </w:rPr>
+      </w:pPr>
+    </w:p>
+    <w:p>
+      <w:pPr>
+        <w:tabs>
+          <w:tab w:val="right" w:pos="10710"/>
+        </w:tabs>
+        <w:rPr>
+          <w:rFonts w:ascii="Times New Roman" w:eastAsia="Times New Roman" w:hAnsi="Times New Roman" w:cs="Times New Roman"/>
+          <w:b/>
+        </w:rPr>
+      </w:pPr>
+      <w:r>
+        <w:rPr>
+          <w:rFonts w:ascii="Times New Roman" w:hAnsi="Times New Roman" w:cs="Times New Roman"/>
+          <w:noProof/>
+        </w:rPr>
+        <w:drawing>
+          <wp:anchor distT="0" distB="0" distL="114300" distR="114300" simplePos="0" relativeHeight="251682816" behindDoc="0" locked="0" layoutInCell="1" allowOverlap="1" wp14:anchorId="62F97C97" wp14:editId="57125FA7">
+            <wp:simplePos x="0" y="0"/>
+            <wp:positionH relativeFrom="column">
+              <wp:posOffset>4559300</wp:posOffset>
+            </wp:positionH>
+            <wp:positionV relativeFrom="paragraph">
+              <wp:posOffset>7620</wp:posOffset>
+            </wp:positionV>
+            <wp:extent cx="410618" cy="540000"/>
+            <wp:effectExtent l="0" t="0" r="8890" b="0"/>
+            <wp:wrapNone/>
+            <wp:docPr id="1058664632" name="Picture 4" descr="Saveetha School of Engineering, Chennai, Tamil Nadu - Careerindia"/>
+            <wp:cNvGraphicFramePr>
+              <a:graphicFrameLocks xmlns:a="http://schemas.openxmlformats.org/drawingml/2006/main" noChangeAspect="1"/>
+            </wp:cNvGraphicFramePr>
+            <a:graphic xmlns:a="http://schemas.openxmlformats.org/drawingml/2006/main">
+              <a:graphicData uri="http://schemas.openxmlformats.org/drawingml/2006/picture">
+                <pic:pic xmlns:pic="http://schemas.openxmlformats.org/drawingml/2006/picture">
+                  <pic:nvPicPr>
+                    <pic:cNvPr id="0" name="Picture 33" descr="Saveetha School of Engineering, Chennai, Tamil Nadu - Careerindia"/>
+                    <pic:cNvPicPr>
+                      <a:picLocks noChangeAspect="1" noChangeArrowheads="1"/>
+                    </pic:cNvPicPr>
+                  </pic:nvPicPr>
+                  <pic:blipFill>
+                    <a:blip r:embed="rId20" cstate="print">
+                      <a:extLst>
+                        <a:ext uri="{28A0092B-C50C-407E-A947-70E740481C1C}">
+                          <a14:useLocalDpi xmlns:a14="http://schemas.microsoft.com/office/drawing/2010/main" val="0"/>
+                        </a:ext>
+                      </a:extLst>
+                    </a:blip>
+                    <a:srcRect/>
+                    <a:stretch>
+                      <a:fillRect/>
+                    </a:stretch>
+                  </pic:blipFill>
+                  <pic:spPr bwMode="auto">
+                    <a:xfrm>
+                      <a:off x="0" y="0"/>
+                      <a:ext cx="410618" cy="540000"/>
+                    </a:xfrm>
+                    <a:prstGeom prst="rect">
+                      <a:avLst/>
+                    </a:prstGeom>
+                    <a:noFill/>
+                    <a:ln>
+                      <a:noFill/>
+                    </a:ln>
+                  </pic:spPr>
+                </pic:pic>
+              </a:graphicData>
+            </a:graphic>
+            <wp14:sizeRelH relativeFrom="margin">
+              <wp14:pctWidth>0</wp14:pctWidth>
+            </wp14:sizeRelH>
+            <wp14:sizeRelV relativeFrom="margin">
+              <wp14:pctHeight>0</wp14:pctHeight>
+            </wp14:sizeRelV>
+          </wp:anchor>
+        </w:drawing>
+      </w:r>
+      <w:r>
+        <w:rPr>
+          <w:rFonts w:ascii="Times New Roman" w:eastAsia="Times New Roman" w:hAnsi="Times New Roman" w:cs="Times New Roman"/>
+          <w:b/>
+        </w:rPr>
+        <w:t>Saveetha Institute of Medical and Technical Sciences</w:t>
+      </w:r>
+      <w:r>
+        <w:rPr>
+          <w:rFonts w:ascii="Times New Roman" w:eastAsia="Times New Roman" w:hAnsi="Times New Roman" w:cs="Times New Roman"/>
+          <w:b/>
+        </w:rPr>
+        <w:t xml:space="preserve">, </w:t>
+      </w:r>
+      <w:r>
+        <w:rPr>
+          <w:rFonts w:ascii="Times New Roman" w:eastAsia="Times New Roman" w:hAnsi="Times New Roman" w:cs="Times New Roman"/>
+          <w:b/>
+        </w:rPr>
+        <w:t>Chennai</w:t>
+      </w:r>
+      <w:r>
+        <w:rPr>
+          <w:rFonts w:ascii="Times New Roman" w:eastAsia="Times New Roman" w:hAnsi="Times New Roman" w:cs="Times New Roman"/>
+          <w:b/>
+        </w:rPr>
+        <w:tab/>
+        <w:t>July 20</w:t>
+      </w:r>
+      <w:r>
+        <w:rPr>
+          <w:rFonts w:ascii="Times New Roman" w:eastAsia="Times New Roman" w:hAnsi="Times New Roman" w:cs="Times New Roman"/>
+          <w:b/>
+        </w:rPr>
+        <w:t>20</w:t>
+      </w:r>
+      <w:r>
+        <w:rPr>
+          <w:rFonts w:ascii="Times New Roman" w:eastAsia="Times New Roman" w:hAnsi="Times New Roman" w:cs="Times New Roman"/>
+          <w:b/>
+        </w:rPr>
+        <w:t xml:space="preserve"> - </w:t>
+      </w:r>
+      <w:r>
+        <w:rPr>
+          <w:rFonts w:ascii="Times New Roman" w:eastAsia="Times New Roman" w:hAnsi="Times New Roman" w:cs="Times New Roman"/>
+          <w:b/>
+        </w:rPr>
+        <w:t>June</w:t>
+      </w:r>
+      <w:r>
+        <w:rPr>
+          <w:rFonts w:ascii="Times New Roman" w:eastAsia="Times New Roman" w:hAnsi="Times New Roman" w:cs="Times New Roman"/>
+          <w:b/>
+        </w:rPr>
+        <w:t xml:space="preserve"> 202</w:t>
+      </w:r>
+      <w:r>
+        <w:rPr>
+          <w:rFonts w:ascii="Times New Roman" w:eastAsia="Times New Roman" w:hAnsi="Times New Roman" w:cs="Times New Roman"/>
+          <w:b/>
+        </w:rPr>
+        <w:t>4</w:t>
+      </w:r>
+    </w:p>
+    <w:p>
+      <w:pPr>
+        <w:tabs>
+          <w:tab w:val="right" w:pos="9360"/>
+        </w:tabs>
+        <w:rPr>
+          <w:rFonts w:ascii="Times New Roman" w:eastAsia="Times New Roman" w:hAnsi="Times New Roman" w:cs="Times New Roman"/>
+          <w:b/>
+          <w:bCs/>
+        </w:rPr>
+      </w:pPr>
+      <w:r>
+        <w:rPr>
+          <w:rFonts w:ascii="Times New Roman" w:eastAsia="Times New Roman" w:hAnsi="Times New Roman" w:cs="Times New Roman"/>
+          <w:b/>
+          <w:bCs/>
+          <w:color w:val="595959" w:themeColor="text1" w:themeTint="A6"/>
+        </w:rPr>
+        <w:t xml:space="preserve">Saveetha School of Engineering, </w:t>
+      </w:r>
+      <w:r>
+        <w:rPr>
+          <w:rFonts w:ascii="Times New Roman" w:eastAsia="Times New Roman" w:hAnsi="Times New Roman" w:cs="Times New Roman"/>
+        </w:rPr>
+        <w:t>Chennai</w:t>
+      </w:r>
+      <w:r>
+        <w:rPr>
+          <w:rFonts w:ascii="Times New Roman" w:eastAsia="Times New Roman" w:hAnsi="Times New Roman" w:cs="Times New Roman"/>
+          <w:b/>
+          <w:bCs/>
+        </w:rPr>
+        <w:tab/>
+      </w:r>
+    </w:p>
+    <w:p>
+      <w:pPr>
+        <w:tabs>
+          <w:tab w:val="right" w:pos="10710"/>
+        </w:tabs>
+        <w:rPr>
+          <w:rFonts w:ascii="Times New Roman" w:eastAsia="Times New Roman" w:hAnsi="Times New Roman" w:cs="Times New Roman"/>
+          <w:b/>
+          <w:color w:val="000000" w:themeColor="text1"/>
+        </w:rPr>
+      </w:pPr>
+      <w:r>
+        <w:rPr>
+          <w:rFonts w:ascii="Times New Roman" w:eastAsia="Times New Roman" w:hAnsi="Times New Roman" w:cs="Times New Roman"/>
+          <w:b/>
+          <w:bCs/>
+        </w:rPr>
+        <w:t xml:space="preserve">Bachelor of </w:t>
+      </w:r>
+      <w:r>
+        <w:rPr>
+          <w:rFonts w:ascii="Times New Roman" w:eastAsia="Times New Roman" w:hAnsi="Times New Roman" w:cs="Times New Roman"/>
+          <w:b/>
+          <w:bCs/>
+        </w:rPr>
+        <w:t>Technology</w:t>
+      </w:r>
+      <w:r>
+        <w:rPr>
+          <w:rFonts w:ascii="Times New Roman" w:eastAsia="Times New Roman" w:hAnsi="Times New Roman" w:cs="Times New Roman"/>
+        </w:rPr>
+        <w:t>, Biotechnology</w:t>
+      </w:r>
+      <w:r>
+        <w:rPr>
+          <w:rFonts w:ascii="Times New Roman" w:hAnsi="Times New Roman" w:cs="Times New Roman"/>
+        </w:rPr>
+        <w:t xml:space="preserve"> </w:t>
+      </w:r>
+      <w:r>
+        <w:rPr>
+          <w:rFonts w:ascii="Times New Roman" w:eastAsia="Times New Roman" w:hAnsi="Times New Roman" w:cs="Times New Roman"/>
+        </w:rPr>
+        <w:tab/>
+      </w:r>
+      <w:r>
+        <w:rPr>
+          <w:rFonts w:ascii="Times New Roman" w:eastAsia="Times New Roman" w:hAnsi="Times New Roman" w:cs="Times New Roman"/>
+          <w:b/>
+          <w:color w:val="000000" w:themeColor="text1"/>
+        </w:rPr>
+        <w:t>9/10</w:t>
+      </w:r>
+    </w:p>
+    <w:p>
+      <w:pPr>
+        <w:tabs>
+          <w:tab w:val="right" w:pos="9360"/>
+        </w:tabs>
+        <w:ind w:left="720"/>
+        <w:rPr>
+          <w:rFonts w:ascii="Times New Roman" w:eastAsia="Times New Roman" w:hAnsi="Times New Roman" w:cs="Times New Roman"/>
+        </w:rPr>
+      </w:pPr>
+    </w:p>
+    <w:p>
+      <w:pPr>
+        <w:tabs>
+          <w:tab w:val="right" w:pos="10710"/>
+        </w:tabs>
+        <w:rPr>
+          <w:rFonts w:ascii="Times New Roman" w:eastAsia="Times New Roman" w:hAnsi="Times New Roman" w:cs="Times New Roman"/>
+        </w:rPr>
+      </w:pPr>
+      <w:r>
+        <w:rPr>
+          <w:rFonts w:ascii="Times New Roman" w:hAnsi="Times New Roman" w:cs="Times New Roman"/>
+          <w:noProof/>
+        </w:rPr>
+        <w:drawing>
+          <wp:anchor distT="0" distB="0" distL="114300" distR="114300" simplePos="0" relativeHeight="251685888" behindDoc="0" locked="0" layoutInCell="1" allowOverlap="1" wp14:anchorId="4994EC9A" wp14:editId="2D8B60EE">
+            <wp:simplePos x="0" y="0"/>
+            <wp:positionH relativeFrom="column">
+              <wp:posOffset>4519295</wp:posOffset>
+            </wp:positionH>
+            <wp:positionV relativeFrom="paragraph">
+              <wp:posOffset>5080</wp:posOffset>
+            </wp:positionV>
+            <wp:extent cx="540000" cy="540000"/>
+            <wp:effectExtent l="0" t="0" r="0" b="0"/>
+            <wp:wrapNone/>
+            <wp:docPr id="1589530521" name="Picture 5" descr="NIOS - DPS SOUTH"/>
+            <wp:cNvGraphicFramePr>
+              <a:graphicFrameLocks xmlns:a="http://schemas.openxmlformats.org/drawingml/2006/main" noChangeAspect="1"/>
+            </wp:cNvGraphicFramePr>
+            <a:graphic xmlns:a="http://schemas.openxmlformats.org/drawingml/2006/main">
+              <a:graphicData uri="http://schemas.openxmlformats.org/drawingml/2006/picture">
+                <pic:pic xmlns:pic="http://schemas.openxmlformats.org/drawingml/2006/picture">
+                  <pic:nvPicPr>
+                    <pic:cNvPr id="0" name="Picture 35" descr="NIOS - DPS SOUTH"/>
+                    <pic:cNvPicPr>
+                      <a:picLocks noChangeAspect="1" noChangeArrowheads="1"/>
+                    </pic:cNvPicPr>
+                  </pic:nvPicPr>
+                  <pic:blipFill>
+                    <a:blip r:embed="rId21" cstate="print">
+                      <a:extLst>
+                        <a:ext uri="{28A0092B-C50C-407E-A947-70E740481C1C}">
+                          <a14:useLocalDpi xmlns:a14="http://schemas.microsoft.com/office/drawing/2010/main" val="0"/>
+                        </a:ext>
+                      </a:extLst>
+                    </a:blip>
+                    <a:srcRect/>
+                    <a:stretch>
+                      <a:fillRect/>
+                    </a:stretch>
+                  </pic:blipFill>
+                  <pic:spPr bwMode="auto">
+                    <a:xfrm>
+                      <a:off x="0" y="0"/>
+                      <a:ext cx="540000" cy="540000"/>
+                    </a:xfrm>
+                    <a:prstGeom prst="rect">
+                      <a:avLst/>
+                    </a:prstGeom>
+                    <a:noFill/>
+                    <a:ln>
+                      <a:noFill/>
+                    </a:ln>
+                  </pic:spPr>
+                </pic:pic>
+              </a:graphicData>
+            </a:graphic>
+            <wp14:sizeRelH relativeFrom="margin">
+              <wp14:pctWidth>0</wp14:pctWidth>
+            </wp14:sizeRelH>
+            <wp14:sizeRelV relativeFrom="margin">
+              <wp14:pctHeight>0</wp14:pctHeight>
+            </wp14:sizeRelV>
+          </wp:anchor>
+        </w:drawing>
+      </w:r>
+      <w:r>
+        <w:rPr>
+          <w:rFonts w:ascii="Times New Roman" w:eastAsia="Times New Roman" w:hAnsi="Times New Roman" w:cs="Times New Roman"/>
+          <w:b/>
+        </w:rPr>
+        <w:t>National Institute of Open Schooling</w:t>
+      </w:r>
+      <w:r>
+        <w:rPr>
+          <w:rFonts w:ascii="Times New Roman" w:eastAsia="Times New Roman" w:hAnsi="Times New Roman" w:cs="Times New Roman"/>
+          <w:b/>
+        </w:rPr>
+        <w:t xml:space="preserve">, </w:t>
+      </w:r>
+      <w:r>
+        <w:rPr>
+          <w:rFonts w:ascii="Times New Roman" w:eastAsia="Times New Roman" w:hAnsi="Times New Roman" w:cs="Times New Roman"/>
+          <w:b/>
+        </w:rPr>
+        <w:t>India</w:t>
+      </w:r>
+      <w:r>
+        <w:rPr>
+          <w:rFonts w:ascii="Times New Roman" w:eastAsia="Times New Roman" w:hAnsi="Times New Roman" w:cs="Times New Roman"/>
+          <w:b/>
+        </w:rPr>
+        <w:tab/>
+        <w:t>June 201</w:t>
+      </w:r>
+      <w:r>
+        <w:rPr>
+          <w:rFonts w:ascii="Times New Roman" w:eastAsia="Times New Roman" w:hAnsi="Times New Roman" w:cs="Times New Roman"/>
+          <w:b/>
+        </w:rPr>
+        <w:t>8</w:t>
+      </w:r>
+      <w:r>
+        <w:rPr>
+          <w:rFonts w:ascii="Times New Roman" w:eastAsia="Times New Roman" w:hAnsi="Times New Roman" w:cs="Times New Roman"/>
+          <w:b/>
+        </w:rPr>
+        <w:t xml:space="preserve"> - May 20</w:t>
+      </w:r>
+      <w:r>
+        <w:rPr>
+          <w:rFonts w:ascii="Times New Roman" w:eastAsia="Times New Roman" w:hAnsi="Times New Roman" w:cs="Times New Roman"/>
+          <w:b/>
+        </w:rPr>
+        <w:t>20</w:t>
+      </w:r>
+    </w:p>
+    <w:p>
+      <w:pPr>
+        <w:tabs>
+          <w:tab w:val="right" w:pos="9360"/>
+        </w:tabs>
+        <w:rPr>
+          <w:rFonts w:ascii="Times New Roman" w:eastAsia="Times New Roman" w:hAnsi="Times New Roman" w:cs="Times New Roman"/>
+        </w:rPr>
+      </w:pPr>
+      <w:r>
+        <w:rPr>
+          <w:rFonts w:ascii="Times New Roman" w:eastAsia="Times New Roman" w:hAnsi="Times New Roman" w:cs="Times New Roman"/>
+          <w:b/>
+          <w:bCs/>
+          <w:color w:val="595959" w:themeColor="text1" w:themeTint="A6"/>
+        </w:rPr>
+        <w:t xml:space="preserve">Open Schooled, </w:t>
+      </w:r>
+      <w:r>
+        <w:rPr>
+          <w:rFonts w:ascii="Times New Roman" w:eastAsia="Times New Roman" w:hAnsi="Times New Roman" w:cs="Times New Roman"/>
+        </w:rPr>
+        <w:t>Chennai</w:t>
+      </w:r>
+    </w:p>
+    <w:p>
+      <w:pPr>
+        <w:tabs>
+          <w:tab w:val="right" w:pos="10710"/>
+        </w:tabs>
+        <w:rPr>
+          <w:rFonts w:ascii="Times New Roman" w:eastAsia="Times New Roman" w:hAnsi="Times New Roman" w:cs="Times New Roman"/>
+          <w:b/>
+          <w:color w:val="000000" w:themeColor="text1"/>
+        </w:rPr>
+      </w:pPr>
+      <w:r>
+        <w:rPr>
+          <w:rFonts w:ascii="Times New Roman" w:eastAsia="Times New Roman" w:hAnsi="Times New Roman" w:cs="Times New Roman"/>
+          <w:b/>
+          <w:bCs/>
+        </w:rPr>
+        <w:t>Senior Secondary</w:t>
+      </w:r>
+      <w:r>
+        <w:rPr>
+          <w:rFonts w:ascii="Times New Roman" w:eastAsia="Times New Roman" w:hAnsi="Times New Roman" w:cs="Times New Roman"/>
+        </w:rPr>
+        <w:t>, Physics, Chemistry, Biology, Computer Science</w:t>
+      </w:r>
+      <w:r>
+        <w:rPr>
+          <w:rFonts w:ascii="Times New Roman" w:eastAsia="Times New Roman" w:hAnsi="Times New Roman" w:cs="Times New Roman"/>
+        </w:rPr>
+        <w:tab/>
+      </w:r>
+      <w:r>
+        <w:rPr>
+          <w:rFonts w:ascii="Times New Roman" w:eastAsia="Times New Roman" w:hAnsi="Times New Roman" w:cs="Times New Roman"/>
+          <w:b/>
+          <w:color w:val="000000" w:themeColor="text1"/>
+        </w:rPr>
+        <w:t>78.6 %</w:t>
+      </w:r>
+    </w:p>
+    <w:p>
+      <w:pPr>
+        <w:tabs>
+          <w:tab w:val="right" w:pos="10710"/>
+        </w:tabs>
+        <w:rPr>
+          <w:rFonts w:ascii="Times New Roman" w:eastAsia="Times New Roman" w:hAnsi="Times New Roman" w:cs="Times New Roman"/>
+          <w:b/>
+        </w:rPr>
+      </w:pPr>
+    </w:p>
+    <w:p>
+      <w:pPr>
+        <w:tabs>
+          <w:tab w:val="right" w:pos="10710"/>
+        </w:tabs>
+        <w:rPr>
+          <w:rFonts w:ascii="Times New Roman" w:eastAsia="Times New Roman" w:hAnsi="Times New Roman" w:cs="Times New Roman"/>
+        </w:rPr>
+      </w:pPr>
+      <w:r>
+        <w:rPr>
+          <w:rFonts w:ascii="Times New Roman" w:hAnsi="Times New Roman" w:cs="Times New Roman"/>
+          <w:noProof/>
+        </w:rPr>
+        <w:drawing>
+          <wp:anchor distT="0" distB="0" distL="114300" distR="114300" simplePos="0" relativeHeight="251688960" behindDoc="0" locked="0" layoutInCell="1" allowOverlap="1" wp14:anchorId="677D8065" wp14:editId="45A69775">
+            <wp:simplePos x="0" y="0"/>
+            <wp:positionH relativeFrom="column">
+              <wp:posOffset>4851673</wp:posOffset>
+            </wp:positionH>
+            <wp:positionV relativeFrom="paragraph">
+              <wp:posOffset>8255</wp:posOffset>
+            </wp:positionV>
+            <wp:extent cx="546129" cy="540000"/>
+            <wp:effectExtent l="0" t="0" r="6350" b="0"/>
+            <wp:wrapNone/>
+            <wp:docPr id="1589991883" name="Picture 7" descr="Making Life Meaningful"/>
+            <wp:cNvGraphicFramePr>
+              <a:graphicFrameLocks xmlns:a="http://schemas.openxmlformats.org/drawingml/2006/main" noChangeAspect="1"/>
+            </wp:cNvGraphicFramePr>
+            <a:graphic xmlns:a="http://schemas.openxmlformats.org/drawingml/2006/main">
+              <a:graphicData uri="http://schemas.openxmlformats.org/drawingml/2006/picture">
+                <pic:pic xmlns:pic="http://schemas.openxmlformats.org/drawingml/2006/picture">
+                  <pic:nvPicPr>
+                    <pic:cNvPr id="0" name="Picture 42" descr="Making Life Meaningful"/>
+                    <pic:cNvPicPr>
+                      <a:picLocks noChangeAspect="1" noChangeArrowheads="1"/>
+                    </pic:cNvPicPr>
+                  </pic:nvPicPr>
+                  <pic:blipFill rotWithShape="1">
+                    <a:blip r:embed="rId22">
+                      <a:extLst>
+                        <a:ext uri="{28A0092B-C50C-407E-A947-70E740481C1C}">
+                          <a14:useLocalDpi xmlns:a14="http://schemas.microsoft.com/office/drawing/2010/main" val="0"/>
+                        </a:ext>
+                      </a:extLst>
+                    </a:blip>
+                    <a:srcRect r="72071"/>
+                    <a:stretch>
+                      <a:fillRect/>
+                    </a:stretch>
+                  </pic:blipFill>
+                  <pic:spPr bwMode="auto">
+                    <a:xfrm>
+                      <a:off x="0" y="0"/>
+                      <a:ext cx="546129" cy="540000"/>
+                    </a:xfrm>
+                    <a:prstGeom prst="rect">
+                      <a:avLst/>
+                    </a:prstGeom>
+                    <a:noFill/>
+                    <a:ln>
+                      <a:noFill/>
+                    </a:ln>
+                    <a:extLst>
+                      <a:ext uri="{53640926-AAD7-44D8-BBD7-CCE9431645EC}">
+                        <a14:shadowObscured xmlns:a14="http://schemas.microsoft.com/office/drawing/2010/main"/>
+                      </a:ext>
+                    </a:extLst>
+                  </pic:spPr>
+                </pic:pic>
+              </a:graphicData>
+            </a:graphic>
+            <wp14:sizeRelH relativeFrom="margin">
+              <wp14:pctWidth>0</wp14:pctWidth>
+            </wp14:sizeRelH>
+            <wp14:sizeRelV relativeFrom="margin">
+              <wp14:pctHeight>0</wp14:pctHeight>
+            </wp14:sizeRelV>
+          </wp:anchor>
+        </w:drawing>
+      </w:r>
+      <w:r>
+        <w:rPr>
+          <w:rFonts w:ascii="Times New Roman" w:hAnsi="Times New Roman" w:cs="Times New Roman"/>
+          <w:noProof/>
+        </w:rPr>
+        <w:drawing>
+          <wp:anchor distT="0" distB="0" distL="114300" distR="114300" simplePos="0" relativeHeight="251687936" behindDoc="0" locked="0" layoutInCell="1" allowOverlap="1" wp14:anchorId="521279E5" wp14:editId="4BE13323">
+            <wp:simplePos x="0" y="0"/>
+            <wp:positionH relativeFrom="column">
+              <wp:posOffset>4078734</wp:posOffset>
+            </wp:positionH>
+            <wp:positionV relativeFrom="paragraph">
+              <wp:posOffset>5007</wp:posOffset>
+            </wp:positionV>
+            <wp:extent cx="861755" cy="526254"/>
+            <wp:effectExtent l="0" t="0" r="0" b="7620"/>
+            <wp:wrapNone/>
+            <wp:docPr id="1279546145" name="Picture 10" descr="CBSE Central Board of Secondary Education Logo Vector File ..."/>
+            <wp:cNvGraphicFramePr>
+              <a:graphicFrameLocks xmlns:a="http://schemas.openxmlformats.org/drawingml/2006/main" noChangeAspect="1"/>
+            </wp:cNvGraphicFramePr>
+            <a:graphic xmlns:a="http://schemas.openxmlformats.org/drawingml/2006/main">
+              <a:graphicData uri="http://schemas.openxmlformats.org/drawingml/2006/picture">
+                <pic:pic xmlns:pic="http://schemas.openxmlformats.org/drawingml/2006/picture">
+                  <pic:nvPicPr>
+                    <pic:cNvPr id="0" name="Picture 54" descr="CBSE Central Board of Secondary Education Logo Vector File ..."/>
+                    <pic:cNvPicPr>
+                      <a:picLocks noChangeAspect="1" noChangeArrowheads="1"/>
+                    </pic:cNvPicPr>
+                  </pic:nvPicPr>
+                  <pic:blipFill rotWithShape="1">
+                    <a:blip r:embed="rId23" cstate="print">
+                      <a:extLst>
+                        <a:ext uri="{28A0092B-C50C-407E-A947-70E740481C1C}">
+                          <a14:useLocalDpi xmlns:a14="http://schemas.microsoft.com/office/drawing/2010/main" val="0"/>
+                        </a:ext>
+                      </a:extLst>
+                    </a:blip>
+                    <a:srcRect t="9838" b="8839"/>
+                    <a:stretch>
+                      <a:fillRect/>
+                    </a:stretch>
+                  </pic:blipFill>
+                  <pic:spPr bwMode="auto">
+                    <a:xfrm>
+                      <a:off x="0" y="0"/>
+                      <a:ext cx="861755" cy="526254"/>
+                    </a:xfrm>
+                    <a:prstGeom prst="rect">
+                      <a:avLst/>
+                    </a:prstGeom>
+                    <a:noFill/>
+                    <a:ln>
+                      <a:noFill/>
+                    </a:ln>
+                    <a:extLst>
+                      <a:ext uri="{53640926-AAD7-44D8-BBD7-CCE9431645EC}">
+                        <a14:shadowObscured xmlns:a14="http://schemas.microsoft.com/office/drawing/2010/main"/>
+                      </a:ext>
+                    </a:extLst>
+                  </pic:spPr>
+                </pic:pic>
+              </a:graphicData>
+            </a:graphic>
+            <wp14:sizeRelH relativeFrom="margin">
+              <wp14:pctWidth>0</wp14:pctWidth>
+            </wp14:sizeRelH>
+            <wp14:sizeRelV relativeFrom="margin">
+              <wp14:pctHeight>0</wp14:pctHeight>
+            </wp14:sizeRelV>
+          </wp:anchor>
+        </w:drawing>
+      </w:r>
+      <w:r>
+        <w:rPr>
+          <w:rFonts w:ascii="Times New Roman" w:eastAsia="Times New Roman" w:hAnsi="Times New Roman" w:cs="Times New Roman"/>
+          <w:b/>
+        </w:rPr>
+        <w:t>Central Board of Secondary Education, India</w:t>
+      </w:r>
+      <w:r>
+        <w:rPr>
+          <w:rFonts w:ascii="Times New Roman" w:eastAsia="Times New Roman" w:hAnsi="Times New Roman" w:cs="Times New Roman"/>
+          <w:b/>
+        </w:rPr>
+        <w:tab/>
+        <w:t>June 201</w:t>
+      </w:r>
+      <w:r>
+        <w:rPr>
+          <w:rFonts w:ascii="Times New Roman" w:eastAsia="Times New Roman" w:hAnsi="Times New Roman" w:cs="Times New Roman"/>
+          <w:b/>
+        </w:rPr>
+        <w:t>7</w:t>
+      </w:r>
+      <w:r>
+        <w:rPr>
+          <w:rFonts w:ascii="Times New Roman" w:eastAsia="Times New Roman" w:hAnsi="Times New Roman" w:cs="Times New Roman"/>
+          <w:b/>
+        </w:rPr>
+        <w:t xml:space="preserve"> - May 201</w:t>
+      </w:r>
+      <w:r>
+        <w:rPr>
+          <w:rFonts w:ascii="Times New Roman" w:eastAsia="Times New Roman" w:hAnsi="Times New Roman" w:cs="Times New Roman"/>
+          <w:b/>
+        </w:rPr>
+        <w:t>8</w:t>
+      </w:r>
+    </w:p>
+    <w:p>
+      <w:pPr>
+        <w:tabs>
+          <w:tab w:val="right" w:pos="9360"/>
+        </w:tabs>
+        <w:rPr>
+          <w:rFonts w:ascii="Times New Roman" w:eastAsia="Times New Roman" w:hAnsi="Times New Roman" w:cs="Times New Roman"/>
+        </w:rPr>
+      </w:pPr>
+      <w:r>
+        <w:rPr>
+          <w:rFonts w:ascii="Times New Roman" w:eastAsia="Times New Roman" w:hAnsi="Times New Roman" w:cs="Times New Roman"/>
+          <w:b/>
+          <w:bCs/>
+          <w:color w:val="595959" w:themeColor="text1" w:themeTint="A6"/>
+        </w:rPr>
+        <w:t xml:space="preserve">Vikhe Patil Memorial School, </w:t>
+      </w:r>
+      <w:r>
+        <w:rPr>
+          <w:rFonts w:ascii="Times New Roman" w:eastAsia="Times New Roman" w:hAnsi="Times New Roman" w:cs="Times New Roman"/>
+        </w:rPr>
+        <w:t>Pune</w:t>
+      </w:r>
+    </w:p>
+    <w:p>
+      <w:pPr>
+        <w:tabs>
+          <w:tab w:val="right" w:pos="10710"/>
+        </w:tabs>
+        <w:rPr>
+          <w:rFonts w:ascii="Times New Roman" w:eastAsia="Times New Roman" w:hAnsi="Times New Roman" w:cs="Times New Roman"/>
+          <w:b/>
+          <w:color w:val="000000" w:themeColor="text1"/>
+        </w:rPr>
+      </w:pPr>
+      <w:r>
+        <w:rPr>
+          <w:rFonts w:ascii="Times New Roman" w:eastAsia="Times New Roman" w:hAnsi="Times New Roman" w:cs="Times New Roman"/>
+          <w:b/>
+          <w:bCs/>
+        </w:rPr>
+        <w:t>Secondary</w:t>
+      </w:r>
+      <w:r>
+        <w:rPr>
+          <w:rFonts w:ascii="Times New Roman" w:eastAsia="Times New Roman" w:hAnsi="Times New Roman" w:cs="Times New Roman"/>
+        </w:rPr>
+        <w:t>, Class X</w:t>
+      </w:r>
+      <w:r>
+        <w:rPr>
+          <w:rFonts w:ascii="Times New Roman" w:eastAsia="Times New Roman" w:hAnsi="Times New Roman" w:cs="Times New Roman"/>
+        </w:rPr>
+        <w:tab/>
+      </w:r>
+      <w:r>
+        <w:rPr>
+          <w:rFonts w:ascii="Times New Roman" w:eastAsia="Times New Roman" w:hAnsi="Times New Roman" w:cs="Times New Roman"/>
+          <w:b/>
+          <w:color w:val="000000" w:themeColor="text1"/>
+        </w:rPr>
+        <w:t>6.72/10</w:t>
+      </w:r>
+    </w:p>
+    <w:p>
+      <w:pPr>
+        <w:tabs>
+          <w:tab w:val="right" w:pos="9360"/>
+        </w:tabs>
         <w:jc w:val="both"/>
+        <w:rPr>
+          <w:rFonts w:ascii="Times New Roman" w:eastAsia="Times New Roman" w:hAnsi="Times New Roman" w:cs="Times New Roman"/>
+          <w:b/>
+          <w:color w:val="000000" w:themeColor="text1"/>
+        </w:rPr>
+      </w:pPr>
+    </w:p>
+    <w:p>
+      <w:pPr>
+        <w:jc w:val="center"/>
+        <w:rPr>
+          <w:rFonts w:ascii="Times New Roman" w:eastAsia="Times New Roman" w:hAnsi="Times New Roman" w:cs="Times New Roman"/>
+          <w:b/>
+        </w:rPr>
+      </w:pPr>
+      <w:r>
+        <w:rPr>
+          <w:rFonts w:ascii="Times New Roman" w:eastAsia="Times New Roman" w:hAnsi="Times New Roman" w:cs="Times New Roman"/>
+          <w:b/>
+        </w:rPr>
+        <w:t>EXPERIENCE</w:t>
+      </w:r>
+    </w:p>
+    <w:p>
+      <w:pPr>
+        <w:jc w:val="center"/>
+        <w:rPr>
+          <w:rFonts w:ascii="Times New Roman" w:eastAsia="Times New Roman" w:hAnsi="Times New Roman" w:cs="Times New Roman"/>
+        </w:rPr>
+      </w:pPr>
+      <w:r>
+        <w:rPr>
+          <w:noProof/>
+        </w:rPr>
+        <w:drawing>
+          <wp:anchor distT="0" distB="0" distL="114300" distR="114300" simplePos="0" relativeHeight="251721728" behindDoc="0" locked="0" layoutInCell="1" allowOverlap="1" wp14:anchorId="051B9666" wp14:editId="65178817">
+            <wp:simplePos x="0" y="0"/>
+            <wp:positionH relativeFrom="column">
+              <wp:posOffset>4748567</wp:posOffset>
+            </wp:positionH>
+            <wp:positionV relativeFrom="paragraph">
+              <wp:posOffset>166370</wp:posOffset>
+            </wp:positionV>
+            <wp:extent cx="359410" cy="359410"/>
+            <wp:effectExtent l="0" t="0" r="2540" b="2540"/>
+            <wp:wrapNone/>
+            <wp:docPr id="265589399" name="Picture 2" descr="NextGen Biology Newsletter logo"/>
+            <wp:cNvGraphicFramePr>
+              <a:graphicFrameLocks xmlns:a="http://schemas.openxmlformats.org/drawingml/2006/main" noChangeAspect="1"/>
+            </wp:cNvGraphicFramePr>
+            <a:graphic xmlns:a="http://schemas.openxmlformats.org/drawingml/2006/main">
+              <a:graphicData uri="http://schemas.openxmlformats.org/drawingml/2006/picture">
+                <pic:pic xmlns:pic="http://schemas.openxmlformats.org/drawingml/2006/picture">
+                  <pic:nvPicPr>
+                    <pic:cNvPr id="0" name="Picture 28" descr="NextGen Biology Newsletter logo"/>
+                    <pic:cNvPicPr>
+                      <a:picLocks noChangeAspect="1" noChangeArrowheads="1"/>
+                    </pic:cNvPicPr>
+                  </pic:nvPicPr>
+                  <pic:blipFill>
+                    <a:blip r:embed="rId24" cstate="print">
+                      <a:extLst>
+                        <a:ext uri="{28A0092B-C50C-407E-A947-70E740481C1C}">
+                          <a14:useLocalDpi xmlns:a14="http://schemas.microsoft.com/office/drawing/2010/main" val="0"/>
+                        </a:ext>
+                      </a:extLst>
+                    </a:blip>
+                    <a:srcRect/>
+                    <a:stretch>
+                      <a:fillRect/>
+                    </a:stretch>
+                  </pic:blipFill>
+                  <pic:spPr bwMode="auto">
+                    <a:xfrm>
+                      <a:off x="0" y="0"/>
+                      <a:ext cx="359410" cy="359410"/>
+                    </a:xfrm>
+                    <a:prstGeom prst="rect">
+                      <a:avLst/>
+                    </a:prstGeom>
+                    <a:noFill/>
+                    <a:ln>
+                      <a:noFill/>
+                    </a:ln>
+                  </pic:spPr>
+                </pic:pic>
+              </a:graphicData>
+            </a:graphic>
+          </wp:anchor>
+        </w:drawing>
+      </w:r>
+      <w:r>
+        <w:rPr>
+          <w:rFonts w:ascii="Times New Roman" w:hAnsi="Times New Roman" w:cs="Times New Roman"/>
+        </w:rPr>
+        <w:pict w14:anchorId="7D3B360B">
+          <v:rect id="_x0000_i1029" style="width:0;height:1.5pt" o:hralign="center" o:hrstd="t" o:hr="t" fillcolor="#a0a0a0" stroked="f"/>
+        </w:pict>
+      </w:r>
+    </w:p>
+    <w:p>
+      <w:pPr>
+        <w:tabs>
+          <w:tab w:val="right" w:pos="10710"/>
+        </w:tabs>
+        <w:rPr>
+          <w:rFonts w:ascii="Times New Roman" w:eastAsia="Times New Roman" w:hAnsi="Times New Roman" w:cs="Times New Roman"/>
+          <w:b/>
+        </w:rPr>
+      </w:pPr>
+      <w:r>
+        <w:rPr>
+          <w:rFonts w:ascii="Times New Roman" w:eastAsia="Times New Roman" w:hAnsi="Times New Roman" w:cs="Times New Roman"/>
+          <w:b/>
+        </w:rPr>
+        <w:t>NextGen Biology Newsletter</w:t>
+      </w:r>
+      <w:r>
+        <w:rPr>
+          <w:rFonts w:ascii="Times New Roman" w:eastAsia="Times New Roman" w:hAnsi="Times New Roman" w:cs="Times New Roman"/>
+          <w:b/>
+        </w:rPr>
+        <w:t xml:space="preserve">, </w:t>
+      </w:r>
+      <w:r>
+        <w:rPr>
+          <w:rFonts w:ascii="Times New Roman" w:eastAsia="Times New Roman" w:hAnsi="Times New Roman" w:cs="Times New Roman"/>
+          <w:bCs/>
+        </w:rPr>
+        <w:t>Visakhapatnam</w:t>
+      </w:r>
+      <w:r>
+        <w:rPr>
+          <w:rFonts w:ascii="Times New Roman" w:eastAsia="Times New Roman" w:hAnsi="Times New Roman" w:cs="Times New Roman"/>
+          <w:b/>
+        </w:rPr>
+        <w:tab/>
+      </w:r>
+      <w:r>
+        <w:rPr>
+          <w:rFonts w:ascii="Times New Roman" w:eastAsia="Times New Roman" w:hAnsi="Times New Roman" w:cs="Times New Roman"/>
+          <w:b/>
+        </w:rPr>
+        <w:t xml:space="preserve">February </w:t>
+      </w:r>
+      <w:r>
+        <w:rPr>
+          <w:rFonts w:ascii="Times New Roman" w:eastAsia="Times New Roman" w:hAnsi="Times New Roman" w:cs="Times New Roman"/>
+          <w:b/>
+        </w:rPr>
+        <w:t>202</w:t>
+      </w:r>
+      <w:r>
+        <w:rPr>
+          <w:rFonts w:ascii="Times New Roman" w:eastAsia="Times New Roman" w:hAnsi="Times New Roman" w:cs="Times New Roman"/>
+          <w:b/>
+        </w:rPr>
+        <w:t>6</w:t>
+      </w:r>
+      <w:r>
+        <w:rPr>
+          <w:rFonts w:ascii="Times New Roman" w:eastAsia="Times New Roman" w:hAnsi="Times New Roman" w:cs="Times New Roman"/>
+          <w:b/>
+        </w:rPr>
+        <w:t xml:space="preserve"> - </w:t>
+      </w:r>
+      <w:r>
+        <w:rPr>
+          <w:rFonts w:ascii="Times New Roman" w:eastAsia="Times New Roman" w:hAnsi="Times New Roman" w:cs="Times New Roman"/>
+          <w:b/>
+        </w:rPr>
+        <w:t>Present</w:t>
+      </w:r>
+    </w:p>
+    <w:p>
+      <w:pPr>
+        <w:tabs>
+          <w:tab w:val="right" w:pos="10710"/>
+        </w:tabs>
+        <w:rPr>
+          <w:rFonts w:ascii="Times New Roman" w:eastAsia="Times New Roman" w:hAnsi="Times New Roman" w:cs="Times New Roman"/>
+          <w:b/>
+        </w:rPr>
+      </w:pPr>
+      <w:r>
+        <w:rPr>
+          <w:rFonts w:ascii="Times New Roman" w:eastAsia="Times New Roman" w:hAnsi="Times New Roman" w:cs="Times New Roman"/>
+          <w:b/>
+          <w:color w:val="7F7F7F" w:themeColor="text1" w:themeTint="80"/>
+        </w:rPr>
+        <w:t>Volunteer</w:t>
+      </w:r>
+      <w:r>
+        <w:rPr>
+          <w:rFonts w:ascii="Times New Roman" w:eastAsia="Times New Roman" w:hAnsi="Times New Roman" w:cs="Times New Roman"/>
+          <w:b/>
+        </w:rPr>
+        <w:tab/>
+      </w:r>
+      <w:r>
+        <w:rPr>
+          <w:rFonts w:ascii="Times New Roman" w:eastAsia="Times New Roman" w:hAnsi="Times New Roman" w:cs="Times New Roman"/>
+          <w:b/>
+        </w:rPr>
+        <w:t>Remote</w:t>
+      </w:r>
+    </w:p>
+    <w:p>
+      <w:pPr>
+        <w:pStyle w:val="ListParagraph"/>
+        <w:numPr>
+          <w:ilvl w:val="0"/>
+          <w:numId w:val="18"/>
+        </w:numPr>
+        <w:tabs>
+          <w:tab w:val="right" w:pos="9360"/>
+        </w:tabs>
+        <w:rPr>
+          <w:rFonts w:ascii="Times New Roman" w:eastAsia="Times New Roman" w:hAnsi="Times New Roman" w:cs="Times New Roman"/>
+          <w:color w:val="000000"/>
+          <w:lang w:val="en-US" w:eastAsia="en-US"/>
+        </w:rPr>
+      </w:pPr>
+      <w:r>
+        <w:rPr>
+          <w:rFonts w:ascii="Times New Roman" w:eastAsia="Times New Roman" w:hAnsi="Times New Roman" w:cs="Times New Roman"/>
+          <w:color w:val="000000"/>
+          <w:lang w:val="en-US" w:eastAsia="en-US"/>
+        </w:rPr>
+        <w:t>Dynamic Support, Content Editing and Proofreading.</w:t>
+      </w:r>
+    </w:p>
+    <w:p>
+      <w:pPr>
+        <w:tabs>
+          <w:tab w:val="right" w:pos="10710"/>
+        </w:tabs>
+        <w:rPr>
+          <w:rFonts w:ascii="Times New Roman" w:eastAsia="Times New Roman" w:hAnsi="Times New Roman" w:cs="Times New Roman"/>
+          <w:b/>
+        </w:rPr>
+      </w:pPr>
+      <w:r>
+        <w:rPr>
+          <w:noProof/>
+        </w:rPr>
+        <w:drawing>
+          <wp:anchor distT="0" distB="0" distL="114300" distR="114300" simplePos="0" relativeHeight="251708416" behindDoc="0" locked="0" layoutInCell="1" allowOverlap="1" wp14:anchorId="382EDD54" wp14:editId="2D8E9462">
+            <wp:simplePos x="0" y="0"/>
+            <wp:positionH relativeFrom="column">
+              <wp:posOffset>4762173</wp:posOffset>
+            </wp:positionH>
+            <wp:positionV relativeFrom="paragraph">
+              <wp:posOffset>2936</wp:posOffset>
+            </wp:positionV>
+            <wp:extent cx="359410" cy="359410"/>
+            <wp:effectExtent l="0" t="0" r="2540" b="2540"/>
+            <wp:wrapNone/>
+            <wp:docPr id="2073926054" name="Picture 18" descr="SRI PROJECTS logo"/>
+            <wp:cNvGraphicFramePr>
+              <a:graphicFrameLocks xmlns:a="http://schemas.openxmlformats.org/drawingml/2006/main" noChangeAspect="1"/>
+            </wp:cNvGraphicFramePr>
+            <a:graphic xmlns:a="http://schemas.openxmlformats.org/drawingml/2006/main">
+              <a:graphicData uri="http://schemas.openxmlformats.org/drawingml/2006/picture">
+                <pic:pic xmlns:pic="http://schemas.openxmlformats.org/drawingml/2006/picture">
+                  <pic:nvPicPr>
+                    <pic:cNvPr id="0" name="Picture 103" descr="SRI PROJECTS logo"/>
+                    <pic:cNvPicPr>
+                      <a:picLocks noChangeAspect="1" noChangeArrowheads="1"/>
+                    </pic:cNvPicPr>
+                  </pic:nvPicPr>
+                  <pic:blipFill>
+                    <a:blip r:embed="rId25" cstate="print">
+                      <a:extLst>
+                        <a:ext uri="{28A0092B-C50C-407E-A947-70E740481C1C}">
+                          <a14:useLocalDpi xmlns:a14="http://schemas.microsoft.com/office/drawing/2010/main" val="0"/>
+                        </a:ext>
+                      </a:extLst>
+                    </a:blip>
+                    <a:srcRect/>
+                    <a:stretch>
+                      <a:fillRect/>
+                    </a:stretch>
+                  </pic:blipFill>
+                  <pic:spPr bwMode="auto">
+                    <a:xfrm>
+                      <a:off x="0" y="0"/>
+                      <a:ext cx="359410" cy="359410"/>
+                    </a:xfrm>
+                    <a:prstGeom prst="rect">
+                      <a:avLst/>
+                    </a:prstGeom>
+                    <a:noFill/>
+                    <a:ln>
+                      <a:noFill/>
+                    </a:ln>
+                  </pic:spPr>
+                </pic:pic>
+              </a:graphicData>
+            </a:graphic>
+          </wp:anchor>
+        </w:drawing>
+      </w:r>
+      <w:r>
+        <w:rPr>
+          <w:rFonts w:ascii="Times New Roman" w:eastAsia="Times New Roman" w:hAnsi="Times New Roman" w:cs="Times New Roman"/>
+          <w:b/>
+        </w:rPr>
+        <w:t xml:space="preserve">Sri Projects, </w:t>
+      </w:r>
+      <w:r>
+        <w:rPr>
+          <w:rFonts w:ascii="Times New Roman" w:eastAsia="Times New Roman" w:hAnsi="Times New Roman" w:cs="Times New Roman"/>
+          <w:bCs/>
+        </w:rPr>
+        <w:t>Chennai</w:t>
+      </w:r>
+      <w:r>
+        <w:rPr>
+          <w:rFonts w:ascii="Times New Roman" w:eastAsia="Times New Roman" w:hAnsi="Times New Roman" w:cs="Times New Roman"/>
+          <w:b/>
+        </w:rPr>
+        <w:tab/>
+        <w:t>February 2024 - July 2024</w:t>
+      </w:r>
+    </w:p>
+    <w:p>
+      <w:pPr>
+        <w:tabs>
+          <w:tab w:val="right" w:pos="10710"/>
+        </w:tabs>
+        <w:rPr>
+          <w:rFonts w:ascii="Times New Roman" w:eastAsia="Times New Roman" w:hAnsi="Times New Roman" w:cs="Times New Roman"/>
+          <w:b/>
+        </w:rPr>
+      </w:pPr>
+      <w:r>
+        <w:rPr>
+          <w:rFonts w:ascii="Times New Roman" w:eastAsia="Times New Roman" w:hAnsi="Times New Roman" w:cs="Times New Roman"/>
+          <w:b/>
+          <w:color w:val="7F7F7F" w:themeColor="text1" w:themeTint="80"/>
+        </w:rPr>
+        <w:t>Intern</w:t>
+      </w:r>
+      <w:r>
+        <w:rPr>
+          <w:rFonts w:ascii="Times New Roman" w:eastAsia="Times New Roman" w:hAnsi="Times New Roman" w:cs="Times New Roman"/>
+          <w:b/>
+        </w:rPr>
+        <w:tab/>
+        <w:t>On-Site</w:t>
+      </w:r>
+    </w:p>
+    <w:p>
+      <w:pPr>
+        <w:pStyle w:val="ListParagraph"/>
+        <w:numPr>
+          <w:ilvl w:val="0"/>
+          <w:numId w:val="18"/>
+        </w:numPr>
+        <w:tabs>
+          <w:tab w:val="right" w:pos="9360"/>
+        </w:tabs>
+        <w:rPr>
+          <w:rFonts w:ascii="Times New Roman" w:eastAsia="Times New Roman" w:hAnsi="Times New Roman" w:cs="Times New Roman"/>
+          <w:color w:val="000000"/>
+          <w:lang w:val="en-US" w:eastAsia="en-US"/>
+        </w:rPr>
+      </w:pPr>
+      <w:r>
+        <w:rPr>
+          <w:rFonts w:ascii="Times New Roman" w:eastAsia="Times New Roman" w:hAnsi="Times New Roman" w:cs="Times New Roman"/>
+          <w:color w:val="000000"/>
+          <w:lang w:val="en-US" w:eastAsia="en-US"/>
+        </w:rPr>
+        <w:t xml:space="preserve">Biogas </w:t>
+      </w:r>
+      <w:r>
+        <w:rPr>
+          <w:rFonts w:ascii="Times New Roman" w:eastAsia="Times New Roman" w:hAnsi="Times New Roman" w:cs="Times New Roman"/>
+          <w:color w:val="000000"/>
+          <w:lang w:val="en-US" w:eastAsia="en-US"/>
+        </w:rPr>
+        <w:t>yields</w:t>
+      </w:r>
+      <w:r>
+        <w:rPr>
+          <w:rFonts w:ascii="Times New Roman" w:eastAsia="Times New Roman" w:hAnsi="Times New Roman" w:cs="Times New Roman"/>
+          <w:color w:val="000000"/>
+          <w:lang w:val="en-US" w:eastAsia="en-US"/>
+        </w:rPr>
+        <w:t xml:space="preserve"> </w:t>
+      </w:r>
+      <w:r>
+        <w:rPr>
+          <w:rFonts w:ascii="Times New Roman" w:eastAsia="Times New Roman" w:hAnsi="Times New Roman" w:cs="Times New Roman"/>
+          <w:color w:val="000000"/>
+          <w:lang w:val="en-US" w:eastAsia="en-US"/>
+        </w:rPr>
+        <w:t xml:space="preserve">of </w:t>
+      </w:r>
+      <w:r>
+        <w:rPr>
+          <w:rFonts w:ascii="Times New Roman" w:eastAsia="Times New Roman" w:hAnsi="Times New Roman" w:cs="Times New Roman"/>
+          <w:color w:val="000000"/>
+          <w:lang w:val="en-US" w:eastAsia="en-US"/>
+        </w:rPr>
+        <w:t>various substrates, VBA Macros involving various conditions / real time scenarios from field data, Biogas Output Mass Balance Calculations for Biogas Plants</w:t>
+      </w:r>
+      <w:r>
+        <w:rPr>
+          <w:rFonts w:ascii="Times New Roman" w:eastAsia="Times New Roman" w:hAnsi="Times New Roman" w:cs="Times New Roman"/>
+          <w:color w:val="000000"/>
+          <w:lang w:val="en-US" w:eastAsia="en-US"/>
+        </w:rPr>
+        <w:t>.</w:t>
+      </w:r>
+    </w:p>
+    <w:p>
+      <w:pPr>
+        <w:pStyle w:val="ListParagraph"/>
+        <w:numPr>
+          <w:ilvl w:val="0"/>
+          <w:numId w:val="18"/>
+        </w:numPr>
+        <w:tabs>
+          <w:tab w:val="right" w:pos="9360"/>
+        </w:tabs>
+        <w:rPr>
+          <w:rFonts w:ascii="Times New Roman" w:eastAsia="Times New Roman" w:hAnsi="Times New Roman" w:cs="Times New Roman"/>
+          <w:color w:val="000000"/>
+          <w:lang w:val="en-US" w:eastAsia="en-US"/>
+        </w:rPr>
+      </w:pPr>
+      <w:r>
+        <w:rPr>
+          <w:rFonts w:ascii="Times New Roman" w:eastAsia="Times New Roman" w:hAnsi="Times New Roman" w:cs="Times New Roman"/>
+          <w:color w:val="000000"/>
+          <w:lang w:val="en-US" w:eastAsia="en-US"/>
+        </w:rPr>
+        <w:t>Basics of AFT Fathom for fluid dynamics analysis in Biogas Plants</w:t>
+      </w:r>
+      <w:r>
+        <w:rPr>
+          <w:rFonts w:ascii="Times New Roman" w:eastAsia="Times New Roman" w:hAnsi="Times New Roman" w:cs="Times New Roman"/>
+          <w:color w:val="000000"/>
+          <w:lang w:val="en-US" w:eastAsia="en-US"/>
+        </w:rPr>
+        <w:t xml:space="preserve">, </w:t>
+      </w:r>
+      <w:r>
+        <w:rPr>
+          <w:rFonts w:ascii="Times New Roman" w:eastAsia="Times New Roman" w:hAnsi="Times New Roman" w:cs="Times New Roman"/>
+          <w:color w:val="000000"/>
+          <w:lang w:val="en-US" w:eastAsia="en-US"/>
+        </w:rPr>
+        <w:t>Stress Analysis for Bio-related plants using CEASAR II</w:t>
+      </w:r>
+      <w:r>
+        <w:rPr>
+          <w:rFonts w:ascii="Times New Roman" w:hAnsi="Times New Roman" w:cs="Times New Roman"/>
+        </w:rPr>
+        <w:t>.</w:t>
+      </w:r>
+    </w:p>
+    <w:p>
+      <w:pPr>
+        <w:tabs>
+          <w:tab w:val="right" w:pos="10710"/>
+        </w:tabs>
+        <w:rPr>
+          <w:rFonts w:ascii="Times New Roman" w:eastAsia="Times New Roman" w:hAnsi="Times New Roman" w:cs="Times New Roman"/>
+          <w:b/>
+        </w:rPr>
+      </w:pPr>
+      <w:r>
+        <w:rPr>
+          <w:rFonts w:ascii="Times New Roman" w:hAnsi="Times New Roman" w:cs="Times New Roman"/>
+          <w:noProof/>
+        </w:rPr>
+        <w:drawing>
+          <wp:anchor distT="0" distB="0" distL="114300" distR="114300" simplePos="0" relativeHeight="251720704" behindDoc="0" locked="0" layoutInCell="1" allowOverlap="1" wp14:anchorId="3DC9676E" wp14:editId="105A7FFE">
+            <wp:simplePos x="0" y="0"/>
+            <wp:positionH relativeFrom="column">
+              <wp:posOffset>4780230</wp:posOffset>
+            </wp:positionH>
+            <wp:positionV relativeFrom="paragraph">
+              <wp:posOffset>-5972</wp:posOffset>
+            </wp:positionV>
+            <wp:extent cx="359410" cy="359410"/>
+            <wp:effectExtent l="0" t="0" r="2540" b="2540"/>
+            <wp:wrapNone/>
+            <wp:docPr id="171140832" name="Picture 19" descr="NyBerMan Bioinformatics Europe logo"/>
+            <wp:cNvGraphicFramePr>
+              <a:graphicFrameLocks xmlns:a="http://schemas.openxmlformats.org/drawingml/2006/main" noChangeAspect="1"/>
+            </wp:cNvGraphicFramePr>
+            <a:graphic xmlns:a="http://schemas.openxmlformats.org/drawingml/2006/main">
+              <a:graphicData uri="http://schemas.openxmlformats.org/drawingml/2006/picture">
+                <pic:pic xmlns:pic="http://schemas.openxmlformats.org/drawingml/2006/picture">
+                  <pic:nvPicPr>
+                    <pic:cNvPr id="0" name="Picture 109" descr="NyBerMan Bioinformatics Europe logo"/>
+                    <pic:cNvPicPr>
+                      <a:picLocks noChangeAspect="1" noChangeArrowheads="1"/>
+                    </pic:cNvPicPr>
+                  </pic:nvPicPr>
+                  <pic:blipFill>
+                    <a:blip r:embed="rId26" cstate="print">
+                      <a:extLst>
+                        <a:ext uri="{28A0092B-C50C-407E-A947-70E740481C1C}">
+                          <a14:useLocalDpi xmlns:a14="http://schemas.microsoft.com/office/drawing/2010/main" val="0"/>
+                        </a:ext>
+                      </a:extLst>
+                    </a:blip>
+                    <a:srcRect/>
+                    <a:stretch>
+                      <a:fillRect/>
+                    </a:stretch>
+                  </pic:blipFill>
+                  <pic:spPr bwMode="auto">
+                    <a:xfrm>
+                      <a:off x="0" y="0"/>
+                      <a:ext cx="359410" cy="359410"/>
+                    </a:xfrm>
+                    <a:prstGeom prst="rect">
+                      <a:avLst/>
+                    </a:prstGeom>
+                    <a:noFill/>
+                    <a:ln>
+                      <a:noFill/>
+                    </a:ln>
+                  </pic:spPr>
+                </pic:pic>
+              </a:graphicData>
+            </a:graphic>
+          </wp:anchor>
+        </w:drawing>
+      </w:r>
+      <w:proofErr w:type="spellStart"/>
+      <w:r>
+        <w:rPr>
+          <w:rFonts w:ascii="Times New Roman" w:eastAsia="Times New Roman" w:hAnsi="Times New Roman" w:cs="Times New Roman"/>
+          <w:b/>
+        </w:rPr>
+        <w:t>NyBerMan</w:t>
+      </w:r>
+      <w:proofErr w:type="spellEnd"/>
+      <w:r>
+        <w:rPr>
+          <w:rFonts w:ascii="Times New Roman" w:eastAsia="Times New Roman" w:hAnsi="Times New Roman" w:cs="Times New Roman"/>
+          <w:b/>
+        </w:rPr>
+        <w:t xml:space="preserve"> Bioinformatics, </w:t>
+      </w:r>
+      <w:r>
+        <w:rPr>
+          <w:rFonts w:ascii="Times New Roman" w:eastAsia="Times New Roman" w:hAnsi="Times New Roman" w:cs="Times New Roman"/>
+          <w:bCs/>
+        </w:rPr>
+        <w:t>France</w:t>
+      </w:r>
+      <w:r>
+        <w:rPr>
+          <w:rFonts w:ascii="Times New Roman" w:hAnsi="Times New Roman" w:cs="Times New Roman"/>
+        </w:rPr>
+        <w:t xml:space="preserve"> </w:t>
+      </w:r>
+      <w:r>
+        <w:rPr>
+          <w:rFonts w:ascii="Times New Roman" w:eastAsia="Times New Roman" w:hAnsi="Times New Roman" w:cs="Times New Roman"/>
+          <w:b/>
+        </w:rPr>
+        <w:tab/>
+        <w:t>February 2024 - July 2024</w:t>
+      </w:r>
+    </w:p>
+    <w:p>
+      <w:pPr>
+        <w:tabs>
+          <w:tab w:val="right" w:pos="10710"/>
+        </w:tabs>
+        <w:rPr>
+          <w:rFonts w:ascii="Times New Roman" w:eastAsia="Times New Roman" w:hAnsi="Times New Roman" w:cs="Times New Roman"/>
+          <w:b/>
+        </w:rPr>
+      </w:pPr>
+      <w:r>
+        <w:rPr>
+          <w:rFonts w:ascii="Times New Roman" w:eastAsia="Times New Roman" w:hAnsi="Times New Roman" w:cs="Times New Roman"/>
+          <w:b/>
+          <w:color w:val="7F7F7F" w:themeColor="text1" w:themeTint="80"/>
+        </w:rPr>
+        <w:t>Intern</w:t>
+      </w:r>
+      <w:r>
+        <w:rPr>
+          <w:rFonts w:ascii="Times New Roman" w:eastAsia="Times New Roman" w:hAnsi="Times New Roman" w:cs="Times New Roman"/>
+          <w:b/>
+        </w:rPr>
+        <w:tab/>
+        <w:t>Remote</w:t>
+      </w:r>
+    </w:p>
+    <w:p>
+      <w:pPr>
+        <w:pStyle w:val="ListParagraph"/>
+        <w:numPr>
+          <w:ilvl w:val="0"/>
+          <w:numId w:val="19"/>
+        </w:numPr>
+        <w:tabs>
+          <w:tab w:val="right" w:pos="10710"/>
+        </w:tabs>
+        <w:rPr>
+          <w:rFonts w:ascii="Times New Roman" w:eastAsia="Times New Roman" w:hAnsi="Times New Roman" w:cs="Times New Roman"/>
+          <w:b/>
+        </w:rPr>
+      </w:pPr>
+      <w:r>
+        <w:rPr>
+          <w:rFonts w:ascii="Times New Roman" w:eastAsia="Times New Roman" w:hAnsi="Times New Roman" w:cs="Times New Roman"/>
+          <w:bCs/>
+        </w:rPr>
+        <w:t>Analyzing the data from COSMIC database for Breast cancer mutations.</w:t>
+      </w:r>
+    </w:p>
+    <w:p>
+      <w:pPr>
+        <w:pStyle w:val="ListParagraph"/>
+        <w:numPr>
+          <w:ilvl w:val="0"/>
+          <w:numId w:val="19"/>
+        </w:numPr>
+        <w:tabs>
+          <w:tab w:val="right" w:pos="10710"/>
+        </w:tabs>
+        <w:rPr>
+          <w:rFonts w:ascii="Times New Roman" w:eastAsia="Times New Roman" w:hAnsi="Times New Roman" w:cs="Times New Roman"/>
+          <w:b/>
+        </w:rPr>
+      </w:pPr>
+      <w:r>
+        <w:rPr>
+          <w:rFonts w:ascii="Times New Roman" w:eastAsia="Times New Roman" w:hAnsi="Times New Roman" w:cs="Times New Roman"/>
+          <w:bCs/>
+        </w:rPr>
+        <w:lastRenderedPageBreak/>
+        <w:t>Molecular Docking to identify a suitable drug which is effective against specific mutations.</w:t>
+      </w:r>
+    </w:p>
+    <w:p>
+      <w:pPr>
+        <w:tabs>
+          <w:tab w:val="right" w:pos="9360"/>
+        </w:tabs>
+        <w:jc w:val="center"/>
+        <w:rPr>
+          <w:rFonts w:ascii="Times New Roman" w:eastAsia="Times New Roman" w:hAnsi="Times New Roman" w:cs="Times New Roman"/>
+          <w:b/>
+        </w:rPr>
+      </w:pPr>
+    </w:p>
+    <w:p>
+      <w:pPr>
+        <w:tabs>
+          <w:tab w:val="right" w:pos="9360"/>
+        </w:tabs>
+        <w:jc w:val="center"/>
+        <w:rPr>
+          <w:rFonts w:ascii="Times New Roman" w:eastAsia="Times New Roman" w:hAnsi="Times New Roman" w:cs="Times New Roman"/>
+          <w:b/>
+        </w:rPr>
+      </w:pPr>
+      <w:r>
+        <w:rPr>
+          <w:rFonts w:ascii="Times New Roman" w:eastAsia="Times New Roman" w:hAnsi="Times New Roman" w:cs="Times New Roman"/>
+          <w:b/>
+        </w:rPr>
+        <w:t>TECHNICAL SKILLS</w:t>
+      </w:r>
+    </w:p>
+    <w:p>
+      <w:pPr>
+        <w:tabs>
+          <w:tab w:val="right" w:pos="10710"/>
+        </w:tabs>
+        <w:jc w:val="both"/>
+        <w:rPr>
+          <w:rFonts w:ascii="Times New Roman" w:eastAsia="Times New Roman" w:hAnsi="Times New Roman" w:cs="Times New Roman"/>
+        </w:rPr>
+      </w:pPr>
+      <w:r>
+        <w:rPr>
+          <w:rFonts w:ascii="Times New Roman" w:hAnsi="Times New Roman" w:cs="Times New Roman"/>
+        </w:rPr>
+        <w:pict w14:anchorId="229F9248">
+          <v:rect id="_x0000_i1030" style="width:0;height:1.5pt" o:hralign="center" o:hrstd="t" o:hr="t" fillcolor="#a0a0a0" stroked="f"/>
+        </w:pict>
+      </w:r>
+      <w:r>
+        <w:rPr>
+          <w:rFonts w:ascii="Times New Roman" w:eastAsia="Times New Roman" w:hAnsi="Times New Roman" w:cs="Times New Roman"/>
+        </w:rPr>
+        <w:br/>
+      </w:r>
+      <w:r>
+        <w:rPr>
+          <w:rFonts w:ascii="Times New Roman" w:eastAsia="Times New Roman" w:hAnsi="Times New Roman" w:cs="Times New Roman"/>
+          <w:b/>
+        </w:rPr>
+        <w:t>Characterization</w:t>
+      </w:r>
+      <w:r>
+        <w:rPr>
+          <w:rFonts w:ascii="Times New Roman" w:eastAsia="Times New Roman" w:hAnsi="Times New Roman" w:cs="Times New Roman"/>
+          <w:b/>
+        </w:rPr>
+        <w:tab/>
+      </w:r>
+      <w:r>
+        <w:rPr>
+          <w:rFonts w:ascii="Times New Roman" w:eastAsia="Times New Roman" w:hAnsi="Times New Roman" w:cs="Times New Roman"/>
+        </w:rPr>
+        <w:t>SEM, DLS/ZETA, XRD, H-NMR, FTIR</w:t>
+      </w:r>
+    </w:p>
+    <w:p>
+      <w:pPr>
+        <w:tabs>
+          <w:tab w:val="right" w:pos="10710"/>
+        </w:tabs>
+        <w:jc w:val="both"/>
+        <w:rPr>
+          <w:rFonts w:ascii="Times New Roman" w:eastAsia="Times New Roman" w:hAnsi="Times New Roman" w:cs="Times New Roman"/>
+        </w:rPr>
+      </w:pPr>
+      <w:r>
+        <w:rPr>
+          <w:rFonts w:ascii="Times New Roman" w:eastAsia="Times New Roman" w:hAnsi="Times New Roman" w:cs="Times New Roman"/>
+          <w:b/>
+          <w:bCs/>
+        </w:rPr>
+        <w:t>Bioinformatics</w:t>
+      </w:r>
+      <w:r>
+        <w:rPr>
+          <w:rFonts w:ascii="Times New Roman" w:eastAsia="Times New Roman" w:hAnsi="Times New Roman" w:cs="Times New Roman"/>
+        </w:rPr>
+        <w:tab/>
+        <w:t xml:space="preserve"> Molecular Docking, PyMOL, DSV, Binding Site Prediction, BLAST, MD Simulation, Linux</w:t>
+      </w:r>
+    </w:p>
+    <w:p>
+      <w:pPr>
+        <w:tabs>
+          <w:tab w:val="right" w:pos="10710"/>
+        </w:tabs>
+        <w:jc w:val="both"/>
+        <w:rPr>
+          <w:rFonts w:ascii="Times New Roman" w:eastAsia="Times New Roman" w:hAnsi="Times New Roman" w:cs="Times New Roman"/>
+        </w:rPr>
+      </w:pPr>
+      <w:r>
+        <w:rPr>
+          <w:rFonts w:ascii="Times New Roman" w:eastAsia="Times New Roman" w:hAnsi="Times New Roman" w:cs="Times New Roman"/>
+          <w:b/>
+        </w:rPr>
+        <w:t>Polymer Chemistry</w:t>
+      </w:r>
+      <w:r>
+        <w:rPr>
+          <w:rFonts w:ascii="Times New Roman" w:eastAsia="Times New Roman" w:hAnsi="Times New Roman" w:cs="Times New Roman"/>
+        </w:rPr>
+        <w:tab/>
+        <w:t>Linear Polymer Synthesis, Carothers Equation</w:t>
+      </w:r>
+    </w:p>
+    <w:p>
+      <w:pPr>
+        <w:tabs>
+          <w:tab w:val="right" w:pos="10710"/>
+        </w:tabs>
+        <w:jc w:val="both"/>
+        <w:rPr>
+          <w:rFonts w:ascii="Times New Roman" w:eastAsia="Times New Roman" w:hAnsi="Times New Roman" w:cs="Times New Roman"/>
+        </w:rPr>
+      </w:pPr>
+      <w:r>
+        <w:rPr>
+          <w:rFonts w:ascii="Times New Roman" w:eastAsia="Times New Roman" w:hAnsi="Times New Roman" w:cs="Times New Roman"/>
+          <w:b/>
+        </w:rPr>
+        <w:t xml:space="preserve">Gene Delivery </w:t>
+      </w:r>
+      <w:r>
+        <w:rPr>
+          <w:rFonts w:ascii="Times New Roman" w:eastAsia="Times New Roman" w:hAnsi="Times New Roman" w:cs="Times New Roman"/>
+          <w:b/>
+        </w:rPr>
+        <w:tab/>
+      </w:r>
+      <w:r>
+        <w:rPr>
+          <w:rFonts w:ascii="Times New Roman" w:eastAsia="Times New Roman" w:hAnsi="Times New Roman" w:cs="Times New Roman"/>
+        </w:rPr>
+        <w:t>Polyplex systems, Core-Shell systems</w:t>
+      </w:r>
+    </w:p>
+    <w:p>
+      <w:pPr>
+        <w:tabs>
+          <w:tab w:val="right" w:pos="10710"/>
+        </w:tabs>
+        <w:jc w:val="both"/>
+        <w:rPr>
+          <w:rFonts w:ascii="Times New Roman" w:eastAsia="Times New Roman" w:hAnsi="Times New Roman" w:cs="Times New Roman"/>
+        </w:rPr>
+      </w:pPr>
+      <w:r>
+        <w:rPr>
+          <w:rFonts w:ascii="Times New Roman" w:eastAsia="Times New Roman" w:hAnsi="Times New Roman" w:cs="Times New Roman"/>
+          <w:b/>
+        </w:rPr>
+        <w:t xml:space="preserve">Molecular Biology </w:t>
+      </w:r>
+      <w:r>
+        <w:rPr>
+          <w:rFonts w:ascii="Times New Roman" w:eastAsia="Times New Roman" w:hAnsi="Times New Roman" w:cs="Times New Roman"/>
+        </w:rPr>
+        <w:tab/>
+        <w:t>DNA/RNA Extraction, Plasmid Isolation, TLC, SDS PAGE, ELISA, ROS/Toxicity Assays</w:t>
+      </w:r>
+    </w:p>
+    <w:p>
+      <w:pPr>
+        <w:tabs>
+          <w:tab w:val="right" w:pos="10710"/>
+        </w:tabs>
+        <w:jc w:val="both"/>
+        <w:rPr>
+          <w:rFonts w:ascii="Times New Roman" w:eastAsia="Times New Roman" w:hAnsi="Times New Roman" w:cs="Times New Roman"/>
+        </w:rPr>
+      </w:pPr>
+      <w:r>
+        <w:rPr>
+          <w:rFonts w:ascii="Times New Roman" w:eastAsia="Times New Roman" w:hAnsi="Times New Roman" w:cs="Times New Roman"/>
+          <w:b/>
+        </w:rPr>
+        <w:t xml:space="preserve">Cell Culture </w:t>
+      </w:r>
+      <w:r>
+        <w:rPr>
+          <w:rFonts w:ascii="Times New Roman" w:eastAsia="Times New Roman" w:hAnsi="Times New Roman" w:cs="Times New Roman"/>
+        </w:rPr>
+        <w:tab/>
+        <w:t>L929, RAW 264.7, HEK 293, PBMC Isolation, Transfection Experiments, in vitro Assays</w:t>
+      </w:r>
+    </w:p>
+    <w:p>
+      <w:pPr>
+        <w:tabs>
+          <w:tab w:val="right" w:pos="10710"/>
+        </w:tabs>
+        <w:jc w:val="both"/>
+        <w:rPr>
+          <w:rFonts w:ascii="Times New Roman" w:eastAsia="Times New Roman" w:hAnsi="Times New Roman" w:cs="Times New Roman"/>
+        </w:rPr>
+      </w:pPr>
+      <w:r>
+        <w:rPr>
+          <w:rFonts w:ascii="Times New Roman" w:eastAsia="Times New Roman" w:hAnsi="Times New Roman" w:cs="Times New Roman"/>
+          <w:b/>
+        </w:rPr>
+        <w:t>Statistical</w:t>
+      </w:r>
+      <w:r>
+        <w:rPr>
+          <w:rFonts w:ascii="Times New Roman" w:eastAsia="Times New Roman" w:hAnsi="Times New Roman" w:cs="Times New Roman"/>
+          <w:b/>
+        </w:rPr>
+        <w:t xml:space="preserve"> / Data </w:t>
+      </w:r>
+      <w:r>
+        <w:rPr>
+          <w:rFonts w:ascii="Times New Roman" w:eastAsia="Times New Roman" w:hAnsi="Times New Roman" w:cs="Times New Roman"/>
+          <w:b/>
+        </w:rPr>
+        <w:t xml:space="preserve">Analysis </w:t>
+      </w:r>
+      <w:r>
+        <w:rPr>
+          <w:rFonts w:ascii="Times New Roman" w:eastAsia="Times New Roman" w:hAnsi="Times New Roman" w:cs="Times New Roman"/>
+        </w:rPr>
+        <w:tab/>
+        <w:t>Origin Lab, SPSS, GraphPad PRISM</w:t>
+      </w:r>
+      <w:r>
+        <w:rPr>
+          <w:rFonts w:ascii="Times New Roman" w:eastAsia="Times New Roman" w:hAnsi="Times New Roman" w:cs="Times New Roman"/>
+        </w:rPr>
+        <w:t>, Tableau</w:t>
+      </w:r>
+    </w:p>
+    <w:p>
+      <w:pPr>
+        <w:tabs>
+          <w:tab w:val="right" w:pos="10710"/>
+        </w:tabs>
+        <w:jc w:val="both"/>
+        <w:rPr>
+          <w:rFonts w:ascii="Times New Roman" w:eastAsia="Times New Roman" w:hAnsi="Times New Roman" w:cs="Times New Roman"/>
+        </w:rPr>
+      </w:pPr>
+      <w:r>
+        <w:rPr>
+          <w:rFonts w:ascii="Times New Roman" w:eastAsia="Times New Roman" w:hAnsi="Times New Roman" w:cs="Times New Roman"/>
+          <w:b/>
+        </w:rPr>
+        <w:t>Industrial Biotechnology</w:t>
+      </w:r>
+      <w:r>
+        <w:rPr>
+          <w:rFonts w:ascii="Times New Roman" w:eastAsia="Times New Roman" w:hAnsi="Times New Roman" w:cs="Times New Roman"/>
+        </w:rPr>
+        <w:tab/>
+        <w:t>Biogas Mass Balance, PFD, AFT Arrow, CAESAR II Stress Analysis</w:t>
+      </w:r>
+    </w:p>
+    <w:p>
+      <w:pPr>
+        <w:tabs>
+          <w:tab w:val="right" w:pos="10710"/>
+        </w:tabs>
+        <w:jc w:val="both"/>
+        <w:rPr>
+          <w:rFonts w:ascii="Times New Roman" w:eastAsia="Times New Roman" w:hAnsi="Times New Roman" w:cs="Times New Roman"/>
+        </w:rPr>
+      </w:pPr>
+      <w:r>
+        <w:rPr>
+          <w:rFonts w:ascii="Times New Roman" w:eastAsia="Times New Roman" w:hAnsi="Times New Roman" w:cs="Times New Roman"/>
+          <w:b/>
+        </w:rPr>
+        <w:t>Documentation</w:t>
+      </w:r>
+      <w:r>
+        <w:rPr>
+          <w:rFonts w:ascii="Times New Roman" w:eastAsia="Times New Roman" w:hAnsi="Times New Roman" w:cs="Times New Roman"/>
+          <w:b/>
+        </w:rPr>
+        <w:tab/>
+      </w:r>
+      <w:r>
+        <w:rPr>
+          <w:rFonts w:ascii="Times New Roman" w:eastAsia="Times New Roman" w:hAnsi="Times New Roman" w:cs="Times New Roman"/>
+        </w:rPr>
+        <w:t xml:space="preserve"> MS Office Suite, LaTeX, Markdown, VBA Macros</w:t>
+      </w:r>
+    </w:p>
+    <w:p>
+      <w:pPr>
+        <w:tabs>
+          <w:tab w:val="right" w:pos="9360"/>
+        </w:tabs>
+        <w:jc w:val="center"/>
+        <w:rPr>
+          <w:rFonts w:ascii="Times New Roman" w:eastAsia="Times New Roman" w:hAnsi="Times New Roman" w:cs="Times New Roman"/>
+          <w:b/>
+        </w:rPr>
+      </w:pPr>
+    </w:p>
+    <w:p>
+      <w:pPr>
+        <w:tabs>
+          <w:tab w:val="right" w:pos="9360"/>
+        </w:tabs>
+        <w:jc w:val="center"/>
+        <w:rPr>
+          <w:rFonts w:ascii="Times New Roman" w:eastAsia="Times New Roman" w:hAnsi="Times New Roman" w:cs="Times New Roman"/>
+          <w:b/>
+        </w:rPr>
+      </w:pPr>
+      <w:r>
+        <w:rPr>
+          <w:rFonts w:ascii="Times New Roman" w:eastAsia="Times New Roman" w:hAnsi="Times New Roman" w:cs="Times New Roman"/>
+          <w:b/>
+        </w:rPr>
+        <w:t>SOFT SKILLS</w:t>
+      </w:r>
+    </w:p>
+    <w:p>
+      <w:pPr>
+        <w:tabs>
+          <w:tab w:val="right" w:pos="9360"/>
+        </w:tabs>
+        <w:jc w:val="center"/>
+        <w:rPr>
+          <w:rFonts w:ascii="Times New Roman" w:hAnsi="Times New Roman" w:cs="Times New Roman"/>
+        </w:rPr>
+      </w:pPr>
+      <w:r>
+        <w:rPr>
+          <w:rFonts w:ascii="Times New Roman" w:hAnsi="Times New Roman" w:cs="Times New Roman"/>
+        </w:rPr>
+        <w:pict w14:anchorId="1640EFB1">
+          <v:rect id="_x0000_i1031" style="width:0;height:1.5pt" o:hralign="center" o:bullet="t" o:hrstd="t" o:hr="t" fillcolor="#a0a0a0" stroked="f"/>
+        </w:pict>
+      </w:r>
+    </w:p>
+    <w:p>
+      <w:pPr>
+        <w:tabs>
+          <w:tab w:val="right" w:pos="9360"/>
+        </w:tabs>
+        <w:rPr>
+          <w:rFonts w:ascii="Times New Roman" w:eastAsia="Times New Roman" w:hAnsi="Times New Roman" w:cs="Times New Roman"/>
+          <w:b/>
+        </w:rPr>
+        <w:sectPr>
+          <w:pgSz w:w="12240" w:h="15840"/>
+          <w:pgMar w:top="720" w:right="720" w:bottom="720" w:left="720" w:header="720" w:footer="720" w:gutter="0"/>
+          <w:pgNumType w:start="1"/>
+          <w:cols w:space="720"/>
+        </w:sectPr>
+      </w:pPr>
+    </w:p>
+    <w:p>
+      <w:pPr>
+        <w:tabs>
+          <w:tab w:val="right" w:pos="9360"/>
+        </w:tabs>
+        <w:rPr>
+          <w:rFonts w:ascii="Times New Roman" w:eastAsia="Times New Roman" w:hAnsi="Times New Roman" w:cs="Times New Roman"/>
+          <w:b/>
+        </w:rPr>
+      </w:pPr>
+      <w:r>
+        <w:rPr>
+          <w:rFonts w:ascii="Times New Roman" w:eastAsia="Times New Roman" w:hAnsi="Times New Roman" w:cs="Times New Roman"/>
+          <w:b/>
+        </w:rPr>
+        <w:t>Conflict Resolution</w:t>
+      </w:r>
+    </w:p>
+    <w:p>
+      <w:pPr>
+        <w:tabs>
+          <w:tab w:val="right" w:pos="9360"/>
+        </w:tabs>
+        <w:rPr>
+          <w:rFonts w:ascii="Times New Roman" w:eastAsia="Times New Roman" w:hAnsi="Times New Roman" w:cs="Times New Roman"/>
+          <w:b/>
+        </w:rPr>
+      </w:pPr>
+      <w:r>
+        <w:rPr>
+          <w:rFonts w:ascii="Times New Roman" w:eastAsia="Times New Roman" w:hAnsi="Times New Roman" w:cs="Times New Roman"/>
+          <w:b/>
+        </w:rPr>
+        <w:t>Time Management</w:t>
+      </w:r>
+    </w:p>
+    <w:p>
+      <w:pPr>
+        <w:tabs>
+          <w:tab w:val="right" w:pos="9360"/>
+        </w:tabs>
+        <w:rPr>
+          <w:rFonts w:ascii="Times New Roman" w:eastAsia="Times New Roman" w:hAnsi="Times New Roman" w:cs="Times New Roman"/>
+          <w:b/>
+        </w:rPr>
+      </w:pPr>
+      <w:r>
+        <w:rPr>
+          <w:rFonts w:ascii="Times New Roman" w:eastAsia="Times New Roman" w:hAnsi="Times New Roman" w:cs="Times New Roman"/>
+          <w:b/>
+        </w:rPr>
+        <w:t>Process Optimization &amp; Automation</w:t>
+      </w:r>
+    </w:p>
+    <w:p>
+      <w:pPr>
+        <w:tabs>
+          <w:tab w:val="right" w:pos="9360"/>
+        </w:tabs>
+        <w:jc w:val="right"/>
+        <w:rPr>
+          <w:rFonts w:ascii="Times New Roman" w:eastAsia="Times New Roman" w:hAnsi="Times New Roman" w:cs="Times New Roman"/>
+          <w:b/>
+        </w:rPr>
+      </w:pPr>
+      <w:r>
+        <w:rPr>
+          <w:rFonts w:ascii="Times New Roman" w:eastAsia="Times New Roman" w:hAnsi="Times New Roman" w:cs="Times New Roman"/>
+          <w:b/>
+        </w:rPr>
+        <w:t>Flexible &amp; Adaptive</w:t>
+      </w:r>
+    </w:p>
+    <w:p>
+      <w:pPr>
+        <w:tabs>
+          <w:tab w:val="right" w:pos="9360"/>
+        </w:tabs>
+        <w:jc w:val="right"/>
+        <w:rPr>
+          <w:rFonts w:ascii="Times New Roman" w:eastAsia="Times New Roman" w:hAnsi="Times New Roman" w:cs="Times New Roman"/>
+          <w:b/>
+        </w:rPr>
+        <w:sectPr>
+          <w:type w:val="continuous"/>
+          <w:pgSz w:w="12240" w:h="15840"/>
+          <w:pgMar w:top="720" w:right="720" w:bottom="720" w:left="720" w:header="720" w:footer="720" w:gutter="0"/>
+          <w:pgNumType w:start="1"/>
+          <w:cols w:num="2" w:space="720"/>
+        </w:sectPr>
+      </w:pPr>
+      <w:r>
+        <w:rPr>
+          <w:rFonts w:ascii="Times New Roman" w:eastAsia="Times New Roman" w:hAnsi="Times New Roman" w:cs="Times New Roman"/>
+          <w:b/>
+        </w:rPr>
+        <w:t>Listening</w:t>
+      </w:r>
+    </w:p>
+    <w:p>
+      <w:pPr>
+        <w:tabs>
+          <w:tab w:val="right" w:pos="9360"/>
+        </w:tabs>
+        <w:rPr>
+          <w:rFonts w:ascii="Times New Roman" w:eastAsia="Times New Roman" w:hAnsi="Times New Roman" w:cs="Times New Roman"/>
+          <w:b/>
+        </w:rPr>
+      </w:pPr>
+    </w:p>
+    <w:p>
+      <w:pPr>
+        <w:tabs>
+          <w:tab w:val="right" w:pos="9360"/>
+        </w:tabs>
+        <w:jc w:val="center"/>
+        <w:rPr>
+          <w:rFonts w:ascii="Times New Roman" w:eastAsia="Times New Roman" w:hAnsi="Times New Roman" w:cs="Times New Roman"/>
+          <w:b/>
+        </w:rPr>
+      </w:pPr>
+      <w:r>
+        <w:rPr>
+          <w:rFonts w:ascii="Times New Roman" w:eastAsia="Times New Roman" w:hAnsi="Times New Roman" w:cs="Times New Roman"/>
+          <w:b/>
+        </w:rPr>
+        <w:t>PROJECTS</w:t>
+      </w:r>
+    </w:p>
+    <w:p>
+      <w:pPr>
+        <w:tabs>
+          <w:tab w:val="right" w:pos="9360"/>
+        </w:tabs>
+        <w:jc w:val="center"/>
+        <w:rPr>
+          <w:rFonts w:ascii="Times New Roman" w:eastAsia="Times New Roman" w:hAnsi="Times New Roman" w:cs="Times New Roman"/>
+        </w:rPr>
+      </w:pPr>
+      <w:r>
+        <w:rPr>
+          <w:rFonts w:ascii="Times New Roman" w:hAnsi="Times New Roman" w:cs="Times New Roman"/>
+        </w:rPr>
+        <w:pict w14:anchorId="5EBBAA06">
+          <v:rect id="_x0000_i1032" style="width:0;height:1.5pt" o:hralign="center" o:hrstd="t" o:hr="t" fillcolor="#a0a0a0" stroked="f"/>
+        </w:pict>
+      </w:r>
+    </w:p>
+    <w:p>
+      <w:pPr>
+        <w:tabs>
+          <w:tab w:val="right" w:pos="10710"/>
+        </w:tabs>
+        <w:spacing w:line="288" w:lineRule="auto"/>
+        <w:jc w:val="both"/>
+        <w:rPr>
+          <w:rFonts w:ascii="Times New Roman" w:eastAsia="Times New Roman" w:hAnsi="Times New Roman" w:cs="Times New Roman"/>
+          <w:b/>
+        </w:rPr>
+      </w:pPr>
+      <w:r>
+        <w:rPr>
+          <w:rFonts w:ascii="Times New Roman" w:eastAsia="Times New Roman" w:hAnsi="Times New Roman" w:cs="Times New Roman"/>
+          <w:b/>
+        </w:rPr>
+        <w:t>Master’s Thesis</w:t>
+      </w:r>
+      <w:r>
+        <w:rPr>
+          <w:rFonts w:ascii="Times New Roman" w:eastAsia="Times New Roman" w:hAnsi="Times New Roman" w:cs="Times New Roman"/>
+          <w:b/>
+        </w:rPr>
+        <w:tab/>
+        <w:t>June 2025 - Ongoing</w:t>
+      </w:r>
+    </w:p>
+    <w:p>
+      <w:pPr>
+        <w:tabs>
+          <w:tab w:val="right" w:pos="10710"/>
+        </w:tabs>
+        <w:spacing w:line="288" w:lineRule="auto"/>
+        <w:jc w:val="both"/>
+        <w:rPr>
+          <w:rFonts w:ascii="Times New Roman" w:hAnsi="Times New Roman" w:cs="Times New Roman"/>
+          <w:b/>
+          <w:bCs/>
+          <w:color w:val="595959" w:themeColor="text1" w:themeTint="A6"/>
+        </w:rPr>
+      </w:pPr>
+      <w:r>
+        <w:rPr>
+          <w:rFonts w:ascii="Times New Roman" w:hAnsi="Times New Roman" w:cs="Times New Roman"/>
+          <w:b/>
+          <w:bCs/>
+          <w:color w:val="595959" w:themeColor="text1" w:themeTint="A6"/>
+        </w:rPr>
+        <w:t xml:space="preserve">A Novel Non-Viral Gene Vector: PBAE based Core-Shell Nanoparticle System for Gene Delivery </w:t>
+      </w:r>
+      <w:r>
+        <w:rPr>
+          <w:rFonts w:ascii="Times New Roman" w:eastAsia="Times New Roman" w:hAnsi="Times New Roman" w:cs="Times New Roman"/>
+          <w:b/>
+          <w:bCs/>
+          <w:color w:val="595959" w:themeColor="text1" w:themeTint="A6"/>
+          <w:lang w:val="en-US"/>
+        </w:rPr>
+        <w:tab/>
+      </w:r>
+    </w:p>
+    <w:p>
+      <w:pPr>
+        <w:pStyle w:val="ListParagraph"/>
+        <w:numPr>
+          <w:ilvl w:val="0"/>
+          <w:numId w:val="9"/>
+        </w:numPr>
+        <w:tabs>
+          <w:tab w:val="right" w:pos="10710"/>
+        </w:tabs>
+        <w:spacing w:line="288" w:lineRule="auto"/>
+        <w:jc w:val="both"/>
+        <w:rPr>
+          <w:rFonts w:ascii="Times New Roman" w:eastAsia="Times New Roman" w:hAnsi="Times New Roman" w:cs="Times New Roman"/>
+          <w:bCs/>
+          <w:color w:val="000000" w:themeColor="text1"/>
+          <w:lang w:val="en-IN"/>
+        </w:rPr>
+      </w:pPr>
+      <w:r>
+        <w:rPr>
+          <w:rFonts w:ascii="Times New Roman" w:eastAsia="Times New Roman" w:hAnsi="Times New Roman" w:cs="Times New Roman"/>
+          <w:bCs/>
+          <w:color w:val="000000" w:themeColor="text1"/>
+          <w:lang w:val="en-IN"/>
+        </w:rPr>
+        <w:t>Synthesis of PBAE, Troubleshooting approaches and Optimization</w:t>
+      </w:r>
+    </w:p>
+    <w:p>
+      <w:pPr>
+        <w:pStyle w:val="ListParagraph"/>
+        <w:numPr>
+          <w:ilvl w:val="0"/>
+          <w:numId w:val="9"/>
+        </w:numPr>
+        <w:tabs>
+          <w:tab w:val="right" w:pos="10710"/>
+        </w:tabs>
+        <w:spacing w:line="288" w:lineRule="auto"/>
+        <w:jc w:val="both"/>
+        <w:rPr>
+          <w:rFonts w:ascii="Times New Roman" w:eastAsia="Times New Roman" w:hAnsi="Times New Roman" w:cs="Times New Roman"/>
+          <w:bCs/>
+          <w:color w:val="000000" w:themeColor="text1"/>
+          <w:lang w:val="en-IN"/>
+        </w:rPr>
+      </w:pPr>
+      <w:r>
+        <w:rPr>
+          <w:rFonts w:ascii="Times New Roman" w:eastAsia="Times New Roman" w:hAnsi="Times New Roman" w:cs="Times New Roman"/>
+          <w:bCs/>
+          <w:color w:val="000000" w:themeColor="text1"/>
+          <w:lang w:val="en-IN"/>
+        </w:rPr>
+        <w:t xml:space="preserve">Core-shell system design, </w:t>
+      </w:r>
+      <w:r>
+        <w:rPr>
+          <w:rFonts w:ascii="Times New Roman" w:eastAsia="Times New Roman" w:hAnsi="Times New Roman" w:cs="Times New Roman"/>
+          <w:bCs/>
+          <w:color w:val="000000" w:themeColor="text1"/>
+          <w:lang w:val="en-IN"/>
+        </w:rPr>
+        <w:t xml:space="preserve">Cell Culture, </w:t>
+      </w:r>
+      <w:r>
+        <w:rPr>
+          <w:rFonts w:ascii="Times New Roman" w:eastAsia="Times New Roman" w:hAnsi="Times New Roman" w:cs="Times New Roman"/>
+          <w:bCs/>
+          <w:color w:val="000000" w:themeColor="text1"/>
+          <w:lang w:val="en-IN"/>
+        </w:rPr>
+        <w:t>GFP-Transfection studies (in progress)</w:t>
+      </w:r>
+    </w:p>
+    <w:p>
+      <w:pPr>
+        <w:tabs>
+          <w:tab w:val="right" w:pos="10710"/>
+        </w:tabs>
+        <w:spacing w:line="288" w:lineRule="auto"/>
+        <w:jc w:val="both"/>
+        <w:rPr>
+          <w:rFonts w:ascii="Times New Roman" w:eastAsia="Times New Roman" w:hAnsi="Times New Roman" w:cs="Times New Roman"/>
+          <w:b/>
+        </w:rPr>
+      </w:pPr>
+      <w:r>
+        <w:rPr>
+          <w:rFonts w:ascii="Times New Roman" w:eastAsia="Times New Roman" w:hAnsi="Times New Roman" w:cs="Times New Roman"/>
+          <w:b/>
+        </w:rPr>
+        <w:t>Bachelor’s Thesis</w:t>
+      </w:r>
+      <w:r>
+        <w:rPr>
+          <w:rFonts w:ascii="Times New Roman" w:eastAsia="Times New Roman" w:hAnsi="Times New Roman" w:cs="Times New Roman"/>
+          <w:b/>
+        </w:rPr>
+        <w:tab/>
+        <w:t>May 2024</w:t>
+      </w:r>
+    </w:p>
+    <w:p>
+      <w:pPr>
+        <w:tabs>
+          <w:tab w:val="right" w:pos="9360"/>
+        </w:tabs>
+        <w:spacing w:line="288" w:lineRule="auto"/>
+        <w:jc w:val="both"/>
+        <w:rPr>
+          <w:rFonts w:ascii="Times New Roman" w:eastAsia="Times New Roman" w:hAnsi="Times New Roman" w:cs="Times New Roman"/>
+          <w:b/>
+          <w:bCs/>
+          <w:color w:val="595959" w:themeColor="text1" w:themeTint="A6"/>
+        </w:rPr>
+      </w:pPr>
+      <w:r>
+        <w:rPr>
+          <w:rFonts w:ascii="Times New Roman" w:eastAsia="Times New Roman" w:hAnsi="Times New Roman" w:cs="Times New Roman"/>
+          <w:b/>
+          <w:bCs/>
+          <w:color w:val="595959" w:themeColor="text1" w:themeTint="A6"/>
+        </w:rPr>
+        <w:t>Examining the Therapeutic effects of Camphene Conjugated with Zinc Oxide Nanoparticles on Zebrafish Larvae</w:t>
+      </w:r>
+    </w:p>
+    <w:p>
+      <w:pPr>
+        <w:pStyle w:val="ListParagraph"/>
+        <w:numPr>
+          <w:ilvl w:val="0"/>
+          <w:numId w:val="10"/>
+        </w:numPr>
+        <w:tabs>
+          <w:tab w:val="right" w:pos="9360"/>
+        </w:tabs>
+        <w:spacing w:line="288" w:lineRule="auto"/>
+        <w:jc w:val="both"/>
+        <w:rPr>
+          <w:rFonts w:ascii="Times New Roman" w:eastAsia="Times New Roman" w:hAnsi="Times New Roman" w:cs="Times New Roman"/>
+          <w:color w:val="000000"/>
+          <w:lang w:val="en-US" w:eastAsia="en-US"/>
+        </w:rPr>
+      </w:pPr>
+      <w:r>
+        <w:rPr>
+          <w:rFonts w:ascii="Times New Roman" w:eastAsia="Times New Roman" w:hAnsi="Times New Roman" w:cs="Times New Roman"/>
+          <w:color w:val="000000"/>
+          <w:lang w:val="en-US" w:eastAsia="en-US"/>
+        </w:rPr>
+        <w:t>Developmental Toxicity Studies in Zebrafish in-vivo model.</w:t>
+      </w:r>
+    </w:p>
+    <w:p>
+      <w:pPr>
+        <w:pStyle w:val="ListParagraph"/>
+        <w:numPr>
+          <w:ilvl w:val="0"/>
+          <w:numId w:val="10"/>
+        </w:numPr>
+        <w:spacing w:line="240" w:lineRule="auto"/>
+        <w:rPr>
+          <w:rFonts w:ascii="Times New Roman" w:eastAsia="Times New Roman" w:hAnsi="Times New Roman" w:cs="Times New Roman"/>
+          <w:color w:val="000000"/>
+          <w:lang w:val="en-US" w:eastAsia="en-US"/>
+        </w:rPr>
+      </w:pPr>
+      <w:r>
+        <w:rPr>
+          <w:rFonts w:ascii="Times New Roman" w:eastAsia="Times New Roman" w:hAnsi="Times New Roman" w:cs="Times New Roman"/>
+          <w:color w:val="000000"/>
+          <w:lang w:val="en-US" w:eastAsia="en-US"/>
+        </w:rPr>
+        <w:t>Neurotoxicity analysis by using locomotory parameter.</w:t>
+      </w:r>
+    </w:p>
+    <w:p>
+      <w:pPr>
+        <w:pStyle w:val="ListParagraph"/>
+        <w:numPr>
+          <w:ilvl w:val="0"/>
+          <w:numId w:val="10"/>
+        </w:numPr>
+        <w:spacing w:line="240" w:lineRule="auto"/>
+        <w:rPr>
+          <w:rFonts w:ascii="Times New Roman" w:eastAsia="Times New Roman" w:hAnsi="Times New Roman" w:cs="Times New Roman"/>
+          <w:color w:val="000000"/>
+          <w:lang w:val="en-US" w:eastAsia="en-US"/>
+        </w:rPr>
+      </w:pPr>
+      <w:r>
+        <w:rPr>
+          <w:rFonts w:ascii="Times New Roman" w:eastAsia="Times New Roman" w:hAnsi="Times New Roman" w:cs="Times New Roman"/>
+          <w:color w:val="000000"/>
+          <w:lang w:val="en-US" w:eastAsia="en-US"/>
+        </w:rPr>
+        <w:t xml:space="preserve">Effects on ROS Enhancement Levels using </w:t>
+      </w:r>
+      <w:proofErr w:type="spellStart"/>
+      <w:r>
+        <w:rPr>
+          <w:rFonts w:ascii="Times New Roman" w:eastAsia="Times New Roman" w:hAnsi="Times New Roman" w:cs="Times New Roman"/>
+          <w:color w:val="000000"/>
+          <w:lang w:val="en-US" w:eastAsia="en-US"/>
+        </w:rPr>
+        <w:t>GPx</w:t>
+      </w:r>
+      <w:proofErr w:type="spellEnd"/>
+      <w:r>
+        <w:rPr>
+          <w:rFonts w:ascii="Times New Roman" w:eastAsia="Times New Roman" w:hAnsi="Times New Roman" w:cs="Times New Roman"/>
+          <w:color w:val="000000"/>
+          <w:lang w:val="en-US" w:eastAsia="en-US"/>
+        </w:rPr>
+        <w:t xml:space="preserve"> and GST parameters.</w:t>
+      </w:r>
+    </w:p>
+    <w:p>
+      <w:pPr>
+        <w:pStyle w:val="ListParagraph"/>
+        <w:numPr>
+          <w:ilvl w:val="0"/>
+          <w:numId w:val="10"/>
+        </w:numPr>
+        <w:tabs>
+          <w:tab w:val="right" w:pos="10710"/>
+        </w:tabs>
+        <w:spacing w:line="288" w:lineRule="auto"/>
+        <w:jc w:val="both"/>
+        <w:rPr>
+          <w:rFonts w:ascii="Times New Roman" w:eastAsia="Times New Roman" w:hAnsi="Times New Roman" w:cs="Times New Roman"/>
+          <w:sz w:val="24"/>
+          <w:szCs w:val="24"/>
+          <w:lang w:val="en-US" w:eastAsia="en-US"/>
+        </w:rPr>
+      </w:pPr>
+      <w:r>
+        <w:rPr>
+          <w:rFonts w:ascii="Times New Roman" w:eastAsia="Times New Roman" w:hAnsi="Times New Roman" w:cs="Times New Roman"/>
+          <w:color w:val="000000"/>
+          <w:lang w:val="en-US" w:eastAsia="en-US"/>
+        </w:rPr>
+        <w:t>Lipid Peroxidation level analysis using DCFH-DA staining fluorescent Assay</w:t>
+      </w:r>
+    </w:p>
+    <w:p>
+      <w:pPr>
+        <w:tabs>
+          <w:tab w:val="right" w:pos="10710"/>
+        </w:tabs>
+        <w:spacing w:line="288" w:lineRule="auto"/>
+        <w:jc w:val="both"/>
+        <w:rPr>
+          <w:rFonts w:ascii="Times New Roman" w:eastAsia="Times New Roman" w:hAnsi="Times New Roman" w:cs="Times New Roman"/>
+          <w:b/>
+        </w:rPr>
+      </w:pPr>
+      <w:r>
+        <w:rPr>
+          <w:rFonts w:ascii="Times New Roman" w:eastAsia="Times New Roman" w:hAnsi="Times New Roman" w:cs="Times New Roman"/>
+          <w:b/>
+          <w:bCs/>
+          <w:sz w:val="24"/>
+          <w:szCs w:val="24"/>
+          <w:lang w:val="en-US" w:eastAsia="en-US"/>
+        </w:rPr>
+        <w:t xml:space="preserve">Obsidian- Personal Knowledge Database </w:t>
+      </w:r>
+      <w:r>
+        <w:rPr>
+          <w:rFonts w:ascii="Times New Roman" w:eastAsia="Times New Roman" w:hAnsi="Times New Roman" w:cs="Times New Roman"/>
+          <w:b/>
+        </w:rPr>
+        <w:tab/>
+        <w:t>May 2024</w:t>
+      </w:r>
+    </w:p>
+    <w:p>
+      <w:pPr>
+        <w:pStyle w:val="ListParagraph"/>
+        <w:numPr>
+          <w:ilvl w:val="0"/>
+          <w:numId w:val="20"/>
+        </w:numPr>
+        <w:tabs>
+          <w:tab w:val="right" w:pos="10710"/>
+        </w:tabs>
+        <w:spacing w:line="288" w:lineRule="auto"/>
+        <w:jc w:val="both"/>
+        <w:rPr>
+          <w:rFonts w:ascii="Times New Roman" w:eastAsia="Times New Roman" w:hAnsi="Times New Roman" w:cs="Times New Roman"/>
+          <w:lang w:eastAsia="en-US"/>
+        </w:rPr>
+      </w:pPr>
+      <w:r>
+        <w:rPr>
+          <w:rFonts w:ascii="Times New Roman" w:eastAsia="Times New Roman" w:hAnsi="Times New Roman" w:cs="Times New Roman"/>
+          <w:lang w:eastAsia="en-US"/>
+        </w:rPr>
+        <w:t xml:space="preserve">I've created a personal knowledge management system for my coursework using Obsidian. </w:t>
+      </w:r>
+      <w:r>
+        <w:rPr>
+          <w:rFonts w:ascii="Times New Roman" w:eastAsia="Times New Roman" w:hAnsi="Times New Roman" w:cs="Times New Roman"/>
+          <w:lang w:eastAsia="en-US"/>
+        </w:rPr>
+        <w:t>The topics have storyboard layout to help connect related notes with a mind map approach.</w:t>
+      </w:r>
+    </w:p>
+    <w:p>
+      <w:pPr>
+        <w:pStyle w:val="ListParagraph"/>
+        <w:numPr>
+          <w:ilvl w:val="0"/>
+          <w:numId w:val="20"/>
+        </w:numPr>
+        <w:tabs>
+          <w:tab w:val="right" w:pos="10710"/>
+        </w:tabs>
+        <w:spacing w:line="288" w:lineRule="auto"/>
+        <w:jc w:val="both"/>
+        <w:rPr>
+          <w:rFonts w:ascii="Times New Roman" w:eastAsia="Times New Roman" w:hAnsi="Times New Roman" w:cs="Times New Roman"/>
+          <w:lang w:eastAsia="en-US"/>
+        </w:rPr>
+      </w:pPr>
+      <w:r>
+        <w:rPr>
+          <w:rFonts w:ascii="Times New Roman" w:eastAsia="Times New Roman" w:hAnsi="Times New Roman" w:cs="Times New Roman"/>
+          <w:lang w:eastAsia="en-US"/>
+        </w:rPr>
+        <w:t xml:space="preserve">The list of topics is categorized and available in my personal portfolio under </w:t>
+      </w:r>
+      <w:hyperlink r:id="rId27" w:history="1">
+        <w:r>
+          <w:rPr>
+            <w:rStyle w:val="Hyperlink"/>
+            <w:rFonts w:ascii="Times New Roman" w:eastAsia="Times New Roman" w:hAnsi="Times New Roman" w:cs="Times New Roman"/>
+            <w:lang w:eastAsia="en-US"/>
+          </w:rPr>
+          <w:t>projects</w:t>
+        </w:r>
+      </w:hyperlink>
+      <w:r>
+        <w:rPr>
+          <w:rFonts w:ascii="Times New Roman" w:eastAsia="Times New Roman" w:hAnsi="Times New Roman" w:cs="Times New Roman"/>
+          <w:lang w:eastAsia="en-US"/>
+        </w:rPr>
+        <w:t xml:space="preserve"> section. (Note: The HTML canvas export has some bugs; raw files are available upon request.</w:t>
+      </w:r>
+      <w:r>
+        <w:rPr>
+          <w:rFonts w:ascii="Times New Roman" w:eastAsia="Times New Roman" w:hAnsi="Times New Roman" w:cs="Times New Roman"/>
+          <w:lang w:eastAsia="en-US"/>
+        </w:rPr>
+        <w:t>)</w:t>
+      </w:r>
+    </w:p>
+    <w:p>
+      <w:pPr>
+        <w:tabs>
+          <w:tab w:val="right" w:pos="10710"/>
+        </w:tabs>
+        <w:spacing w:line="288" w:lineRule="auto"/>
+        <w:jc w:val="both"/>
+        <w:rPr>
+          <w:rFonts w:ascii="Times New Roman" w:eastAsia="Times New Roman" w:hAnsi="Times New Roman" w:cs="Times New Roman"/>
+          <w:b/>
+        </w:rPr>
+      </w:pPr>
+      <w:r>
+        <w:rPr>
+          <w:rFonts w:ascii="Times New Roman" w:eastAsia="Times New Roman" w:hAnsi="Times New Roman" w:cs="Times New Roman"/>
+          <w:b/>
+        </w:rPr>
+        <w:t xml:space="preserve">GenAI Project </w:t>
+      </w:r>
+      <w:r>
+        <w:rPr>
+          <w:rFonts w:ascii="Times New Roman" w:eastAsia="Times New Roman" w:hAnsi="Times New Roman" w:cs="Times New Roman"/>
+          <w:bCs/>
+        </w:rPr>
+        <w:t>(Hobby/Personal)</w:t>
+      </w:r>
+      <w:r>
+        <w:rPr>
+          <w:rFonts w:ascii="Times New Roman" w:eastAsia="Times New Roman" w:hAnsi="Times New Roman" w:cs="Times New Roman"/>
+          <w:b/>
+        </w:rPr>
+        <w:tab/>
+        <w:t>May 2024</w:t>
+      </w:r>
+    </w:p>
+    <w:p>
+      <w:pPr>
+        <w:tabs>
+          <w:tab w:val="right" w:pos="10800"/>
+        </w:tabs>
+        <w:spacing w:line="288" w:lineRule="auto"/>
+        <w:jc w:val="both"/>
+        <w:rPr>
+          <w:rFonts w:ascii="Times New Roman" w:eastAsia="Times New Roman" w:hAnsi="Times New Roman" w:cs="Times New Roman"/>
+          <w:color w:val="595959" w:themeColor="text1" w:themeTint="A6"/>
+        </w:rPr>
+      </w:pPr>
+      <w:proofErr w:type="spellStart"/>
+      <w:r>
+        <w:rPr>
+          <w:rFonts w:ascii="Times New Roman" w:eastAsia="Times New Roman" w:hAnsi="Times New Roman" w:cs="Times New Roman"/>
+          <w:b/>
+          <w:bCs/>
+          <w:color w:val="595959" w:themeColor="text1" w:themeTint="A6"/>
+        </w:rPr>
+        <w:t>Caraoke</w:t>
+      </w:r>
+      <w:proofErr w:type="spellEnd"/>
+      <w:r>
+        <w:rPr>
+          <w:rFonts w:ascii="Times New Roman" w:eastAsia="Times New Roman" w:hAnsi="Times New Roman" w:cs="Times New Roman"/>
+          <w:b/>
+          <w:bCs/>
+          <w:color w:val="595959" w:themeColor="text1" w:themeTint="A6"/>
+        </w:rPr>
+        <w:t xml:space="preserve">, </w:t>
+      </w:r>
+      <w:r>
+        <w:rPr>
+          <w:rFonts w:ascii="Times New Roman" w:eastAsia="Times New Roman" w:hAnsi="Times New Roman" w:cs="Times New Roman"/>
+          <w:color w:val="595959" w:themeColor="text1" w:themeTint="A6"/>
+        </w:rPr>
+        <w:t>Offline Karaoke app for syncing Lyrics with song</w:t>
+      </w:r>
+      <w:r>
+        <w:rPr>
+          <w:rFonts w:ascii="Times New Roman" w:eastAsia="Times New Roman" w:hAnsi="Times New Roman" w:cs="Times New Roman"/>
+          <w:color w:val="595959" w:themeColor="text1" w:themeTint="A6"/>
+        </w:rPr>
+        <w:tab/>
+      </w:r>
+    </w:p>
+    <w:p>
+      <w:pPr>
+        <w:pStyle w:val="ListParagraph"/>
+        <w:numPr>
+          <w:ilvl w:val="0"/>
+          <w:numId w:val="14"/>
+        </w:numPr>
+        <w:tabs>
+          <w:tab w:val="right" w:pos="10710"/>
+        </w:tabs>
+        <w:spacing w:line="288" w:lineRule="auto"/>
+        <w:jc w:val="both"/>
+        <w:rPr>
+          <w:rFonts w:ascii="Times New Roman" w:eastAsia="Times New Roman" w:hAnsi="Times New Roman" w:cs="Times New Roman"/>
+          <w:lang w:val="en-US" w:eastAsia="en-US"/>
+        </w:rPr>
+      </w:pPr>
+      <w:r>
+        <w:rPr>
+          <w:rFonts w:ascii="Times New Roman" w:eastAsia="Times New Roman" w:hAnsi="Times New Roman" w:cs="Times New Roman"/>
+          <w:lang w:val="en-US" w:eastAsia="en-US"/>
+        </w:rPr>
+        <w:t>Source code was developed using AI with prompts.</w:t>
+      </w:r>
+    </w:p>
+    <w:p>
+      <w:pPr>
+        <w:pStyle w:val="ListParagraph"/>
+        <w:numPr>
+          <w:ilvl w:val="0"/>
+          <w:numId w:val="14"/>
+        </w:numPr>
+        <w:tabs>
+          <w:tab w:val="right" w:pos="10710"/>
+        </w:tabs>
+        <w:spacing w:line="288" w:lineRule="auto"/>
+        <w:jc w:val="both"/>
+        <w:rPr>
+          <w:rFonts w:ascii="Times New Roman" w:eastAsia="Times New Roman" w:hAnsi="Times New Roman" w:cs="Times New Roman"/>
+          <w:lang w:val="en-US" w:eastAsia="en-US"/>
+        </w:rPr>
+      </w:pPr>
+      <w:r>
+        <w:rPr>
+          <w:rFonts w:ascii="Times New Roman" w:eastAsia="Times New Roman" w:hAnsi="Times New Roman" w:cs="Times New Roman"/>
+          <w:lang w:val="en-US" w:eastAsia="en-US"/>
+        </w:rPr>
+        <w:t>APK was built using Android Studio.</w:t>
+      </w:r>
+    </w:p>
+    <w:p>
+      <w:pPr>
+        <w:tabs>
+          <w:tab w:val="right" w:pos="10710"/>
+        </w:tabs>
+        <w:spacing w:line="288" w:lineRule="auto"/>
+        <w:jc w:val="both"/>
+        <w:rPr>
+          <w:rFonts w:ascii="Times New Roman" w:eastAsia="Times New Roman" w:hAnsi="Times New Roman" w:cs="Times New Roman"/>
+          <w:b/>
+        </w:rPr>
+      </w:pPr>
+      <w:r>
+        <w:rPr>
+          <w:rFonts w:ascii="Times New Roman" w:eastAsia="Times New Roman" w:hAnsi="Times New Roman" w:cs="Times New Roman"/>
+          <w:b/>
+        </w:rPr>
+        <w:t>Mini Projects</w:t>
+      </w:r>
+    </w:p>
+    <w:p>
+      <w:pPr>
+        <w:tabs>
+          <w:tab w:val="right" w:pos="10710"/>
+        </w:tabs>
+        <w:spacing w:line="288" w:lineRule="auto"/>
+        <w:jc w:val="both"/>
+        <w:rPr>
+          <w:rFonts w:ascii="Times New Roman" w:eastAsia="Times New Roman" w:hAnsi="Times New Roman" w:cs="Times New Roman"/>
+          <w:b/>
+        </w:rPr>
+      </w:pPr>
+      <w:r>
+        <w:rPr>
+          <w:rFonts w:ascii="Times New Roman" w:eastAsia="Times New Roman" w:hAnsi="Times New Roman" w:cs="Times New Roman"/>
+          <w:b/>
+          <w:color w:val="595959" w:themeColor="text1" w:themeTint="A6"/>
+        </w:rPr>
+        <w:t>Ammo Mist</w:t>
+      </w:r>
+      <w:r>
+        <w:rPr>
+          <w:rFonts w:ascii="Times New Roman" w:eastAsia="Times New Roman" w:hAnsi="Times New Roman" w:cs="Times New Roman"/>
+          <w:b/>
+          <w:color w:val="7F7F7F" w:themeColor="text1" w:themeTint="80"/>
+        </w:rPr>
+        <w:t xml:space="preserve">, </w:t>
+      </w:r>
+      <w:r>
+        <w:rPr>
+          <w:rFonts w:ascii="Times New Roman" w:eastAsia="Times New Roman" w:hAnsi="Times New Roman" w:cs="Times New Roman"/>
+          <w:bCs/>
+          <w:color w:val="7F7F7F" w:themeColor="text1" w:themeTint="80"/>
+        </w:rPr>
+        <w:t>Ammonia sensor for Aquariums</w:t>
+      </w:r>
+      <w:r>
+        <w:rPr>
+          <w:rFonts w:ascii="Times New Roman" w:eastAsia="Times New Roman" w:hAnsi="Times New Roman" w:cs="Times New Roman"/>
+          <w:bCs/>
+        </w:rPr>
+        <w:tab/>
+      </w:r>
+      <w:r>
+        <w:rPr>
+          <w:rFonts w:ascii="Times New Roman" w:eastAsia="Times New Roman" w:hAnsi="Times New Roman" w:cs="Times New Roman"/>
+          <w:b/>
+        </w:rPr>
+        <w:t>October 2023 - March 2024</w:t>
+      </w:r>
+    </w:p>
+    <w:p>
+      <w:pPr>
+        <w:pStyle w:val="ListParagraph"/>
+        <w:numPr>
+          <w:ilvl w:val="0"/>
+          <w:numId w:val="12"/>
+        </w:numPr>
+        <w:tabs>
+          <w:tab w:val="right" w:pos="10710"/>
+        </w:tabs>
+        <w:spacing w:line="288" w:lineRule="auto"/>
+        <w:jc w:val="both"/>
+        <w:rPr>
+          <w:rFonts w:ascii="Times New Roman" w:eastAsia="Times New Roman" w:hAnsi="Times New Roman" w:cs="Times New Roman"/>
+          <w:bCs/>
+        </w:rPr>
+      </w:pPr>
+      <w:r>
+        <w:rPr>
+          <w:rFonts w:ascii="Times New Roman" w:eastAsia="Times New Roman" w:hAnsi="Times New Roman" w:cs="Times New Roman"/>
+          <w:bCs/>
+        </w:rPr>
+        <w:t>Developed a module</w:t>
+      </w:r>
+      <w:r>
+        <w:rPr>
+          <w:rFonts w:ascii="Times New Roman" w:eastAsia="Times New Roman" w:hAnsi="Times New Roman" w:cs="Times New Roman"/>
+          <w:bCs/>
+        </w:rPr>
+        <w:t xml:space="preserve"> with IoT support</w:t>
+      </w:r>
+      <w:r>
+        <w:rPr>
+          <w:rFonts w:ascii="Times New Roman" w:eastAsia="Times New Roman" w:hAnsi="Times New Roman" w:cs="Times New Roman"/>
+          <w:bCs/>
+        </w:rPr>
+        <w:t xml:space="preserve"> for detecting dissolved ammonia in Aquariums</w:t>
+      </w:r>
+    </w:p>
+    <w:p>
+      <w:pPr>
+        <w:pStyle w:val="ListParagraph"/>
+        <w:numPr>
+          <w:ilvl w:val="0"/>
+          <w:numId w:val="12"/>
+        </w:numPr>
+        <w:tabs>
+          <w:tab w:val="right" w:pos="10710"/>
+        </w:tabs>
+        <w:spacing w:line="288" w:lineRule="auto"/>
+        <w:jc w:val="both"/>
+        <w:rPr>
+          <w:rFonts w:ascii="Times New Roman" w:eastAsia="Times New Roman" w:hAnsi="Times New Roman" w:cs="Times New Roman"/>
+          <w:bCs/>
+        </w:rPr>
+      </w:pPr>
+      <w:r>
+        <w:rPr>
+          <w:rFonts w:ascii="Times New Roman" w:eastAsia="Times New Roman" w:hAnsi="Times New Roman" w:cs="Times New Roman"/>
+          <w:bCs/>
+        </w:rPr>
+        <w:t xml:space="preserve">The </w:t>
+      </w:r>
+      <w:r>
+        <w:rPr>
+          <w:rFonts w:ascii="Times New Roman" w:eastAsia="Times New Roman" w:hAnsi="Times New Roman" w:cs="Times New Roman"/>
+          <w:bCs/>
+        </w:rPr>
+        <w:t xml:space="preserve">setup is different from the conventional electrode-based ammonia detection. </w:t>
+      </w:r>
+    </w:p>
+    <w:p>
+      <w:pPr>
+        <w:pStyle w:val="ListParagraph"/>
+        <w:numPr>
+          <w:ilvl w:val="0"/>
+          <w:numId w:val="12"/>
+        </w:numPr>
+        <w:tabs>
+          <w:tab w:val="right" w:pos="10710"/>
+        </w:tabs>
+        <w:spacing w:line="288" w:lineRule="auto"/>
+        <w:jc w:val="both"/>
+        <w:rPr>
+          <w:rFonts w:ascii="Times New Roman" w:eastAsia="Times New Roman" w:hAnsi="Times New Roman" w:cs="Times New Roman"/>
+          <w:bCs/>
+        </w:rPr>
+      </w:pPr>
+      <w:r>
+        <w:rPr>
+          <w:rFonts w:ascii="Times New Roman" w:eastAsia="Times New Roman" w:hAnsi="Times New Roman" w:cs="Times New Roman"/>
+          <w:bCs/>
+        </w:rPr>
+        <w:t>Received Institutional Patent for the invention.</w:t>
+      </w:r>
+      <w:r>
+        <w:t xml:space="preserve"> </w:t>
+      </w:r>
+    </w:p>
+    <w:p>
+      <w:pPr>
+        <w:tabs>
+          <w:tab w:val="right" w:pos="10710"/>
+        </w:tabs>
+        <w:spacing w:line="288" w:lineRule="auto"/>
+        <w:jc w:val="both"/>
+        <w:rPr>
+          <w:rFonts w:ascii="Times New Roman" w:eastAsia="Times New Roman" w:hAnsi="Times New Roman" w:cs="Times New Roman"/>
+          <w:b/>
+        </w:rPr>
+      </w:pPr>
+      <w:r>
+        <w:rPr>
+          <w:rFonts w:ascii="Times New Roman" w:eastAsia="Times New Roman" w:hAnsi="Times New Roman" w:cs="Times New Roman"/>
+          <w:b/>
+          <w:color w:val="595959" w:themeColor="text1" w:themeTint="A6"/>
+        </w:rPr>
+        <w:t>Clin Mist</w:t>
+      </w:r>
+      <w:r>
+        <w:rPr>
+          <w:rFonts w:ascii="Times New Roman" w:eastAsia="Times New Roman" w:hAnsi="Times New Roman" w:cs="Times New Roman"/>
+          <w:b/>
+          <w:color w:val="7F7F7F" w:themeColor="text1" w:themeTint="80"/>
+        </w:rPr>
+        <w:t xml:space="preserve">, </w:t>
+      </w:r>
+      <w:r>
+        <w:rPr>
+          <w:rFonts w:ascii="Times New Roman" w:eastAsia="Times New Roman" w:hAnsi="Times New Roman" w:cs="Times New Roman"/>
+          <w:bCs/>
+          <w:color w:val="7F7F7F" w:themeColor="text1" w:themeTint="80"/>
+        </w:rPr>
+        <w:t>Natural Surface Disinfectant</w:t>
+      </w:r>
+      <w:r>
+        <w:rPr>
+          <w:rFonts w:ascii="Times New Roman" w:eastAsia="Times New Roman" w:hAnsi="Times New Roman" w:cs="Times New Roman"/>
+          <w:b/>
+        </w:rPr>
+        <w:tab/>
+        <w:t>July 2022 - December 2022</w:t>
+      </w:r>
+    </w:p>
+    <w:p>
+      <w:pPr>
+        <w:pStyle w:val="ListParagraph"/>
+        <w:numPr>
+          <w:ilvl w:val="0"/>
+          <w:numId w:val="13"/>
+        </w:numPr>
+        <w:tabs>
+          <w:tab w:val="right" w:pos="10710"/>
+        </w:tabs>
+        <w:spacing w:line="288" w:lineRule="auto"/>
+        <w:jc w:val="both"/>
+        <w:rPr>
+          <w:rFonts w:ascii="Times New Roman" w:eastAsia="Times New Roman" w:hAnsi="Times New Roman" w:cs="Times New Roman"/>
+          <w:bCs/>
+          <w:lang w:val="en-US"/>
+        </w:rPr>
+      </w:pPr>
+      <w:r>
+        <w:rPr>
+          <w:rFonts w:ascii="Times New Roman" w:eastAsia="Times New Roman" w:hAnsi="Times New Roman" w:cs="Times New Roman"/>
+          <w:bCs/>
+          <w:lang w:val="en-US"/>
+        </w:rPr>
+        <w:lastRenderedPageBreak/>
+        <w:t xml:space="preserve">A novel surface disinfectant utilizing the antimicrobial properties of terpinen-4-ol extracted from </w:t>
+      </w:r>
+      <w:proofErr w:type="gramStart"/>
+      <w:r>
+        <w:rPr>
+          <w:rFonts w:ascii="Times New Roman" w:eastAsia="Times New Roman" w:hAnsi="Times New Roman" w:cs="Times New Roman"/>
+          <w:bCs/>
+          <w:lang w:val="en-US"/>
+        </w:rPr>
+        <w:t>Green</w:t>
+      </w:r>
+      <w:proofErr w:type="gramEnd"/>
+      <w:r>
+        <w:rPr>
+          <w:rFonts w:ascii="Times New Roman" w:eastAsia="Times New Roman" w:hAnsi="Times New Roman" w:cs="Times New Roman"/>
+          <w:bCs/>
+          <w:lang w:val="en-US"/>
+        </w:rPr>
+        <w:t xml:space="preserve"> tea </w:t>
+      </w:r>
+      <w:r>
+        <w:rPr>
+          <w:rFonts w:ascii="Times New Roman" w:eastAsia="Times New Roman" w:hAnsi="Times New Roman" w:cs="Times New Roman"/>
+          <w:bCs/>
+          <w:lang w:val="en-US"/>
+        </w:rPr>
+        <w:t>extract.</w:t>
+      </w:r>
+    </w:p>
+    <w:p>
+      <w:pPr>
+        <w:pStyle w:val="ListParagraph"/>
+        <w:numPr>
+          <w:ilvl w:val="0"/>
+          <w:numId w:val="13"/>
+        </w:numPr>
+        <w:tabs>
+          <w:tab w:val="right" w:pos="10710"/>
+        </w:tabs>
+        <w:spacing w:line="288" w:lineRule="auto"/>
+        <w:jc w:val="both"/>
+        <w:rPr>
+          <w:rFonts w:ascii="Times New Roman" w:eastAsia="Times New Roman" w:hAnsi="Times New Roman" w:cs="Times New Roman"/>
+          <w:bCs/>
+          <w:lang w:val="en-US"/>
+        </w:rPr>
+      </w:pPr>
+      <w:r>
+        <w:rPr>
+          <w:rFonts w:ascii="Times New Roman" w:eastAsia="Times New Roman" w:hAnsi="Times New Roman" w:cs="Times New Roman"/>
+          <w:bCs/>
+          <w:lang w:val="en-US"/>
+        </w:rPr>
+        <w:t>The product received institutional patent</w:t>
+      </w:r>
+    </w:p>
+    <w:p>
+      <w:pPr>
+        <w:tabs>
+          <w:tab w:val="right" w:pos="9360"/>
+        </w:tabs>
+        <w:jc w:val="both"/>
+        <w:rPr>
+          <w:rFonts w:ascii="Times New Roman" w:eastAsia="Times New Roman" w:hAnsi="Times New Roman" w:cs="Times New Roman"/>
+          <w:b/>
+          <w:bCs/>
+        </w:rPr>
+      </w:pPr>
+    </w:p>
+    <w:p>
+      <w:pPr>
+        <w:tabs>
+          <w:tab w:val="right" w:pos="9360"/>
+        </w:tabs>
+        <w:jc w:val="center"/>
+        <w:rPr>
+          <w:rFonts w:ascii="Times New Roman" w:eastAsia="Times New Roman" w:hAnsi="Times New Roman" w:cs="Times New Roman"/>
+          <w:b/>
+        </w:rPr>
+      </w:pPr>
+      <w:r>
+        <w:rPr>
+          <w:rFonts w:ascii="Times New Roman" w:eastAsia="Times New Roman" w:hAnsi="Times New Roman" w:cs="Times New Roman"/>
+          <w:b/>
+        </w:rPr>
+        <w:t>COURSES &amp; CERTIFICATIONS</w:t>
+      </w:r>
+    </w:p>
+    <w:p>
+      <w:pPr>
+        <w:tabs>
+          <w:tab w:val="right" w:pos="9360"/>
+        </w:tabs>
+        <w:jc w:val="center"/>
+        <w:rPr>
+          <w:rFonts w:ascii="Times New Roman" w:eastAsia="Times New Roman" w:hAnsi="Times New Roman" w:cs="Times New Roman"/>
+          <w:b/>
+        </w:rPr>
+      </w:pPr>
+      <w:r>
+        <w:rPr>
+          <w:rFonts w:ascii="Times New Roman" w:hAnsi="Times New Roman" w:cs="Times New Roman"/>
+        </w:rPr>
+        <w:pict w14:anchorId="6919FF90">
+          <v:rect id="_x0000_i1033" style="width:0;height:1.5pt" o:hralign="center" o:hrstd="t" o:hr="t" fillcolor="#a0a0a0" stroked="f"/>
+        </w:pict>
+      </w:r>
+    </w:p>
+    <w:p>
+      <w:pPr>
+        <w:tabs>
+          <w:tab w:val="right" w:pos="10710"/>
+        </w:tabs>
+        <w:jc w:val="both"/>
+        <w:rPr>
+          <w:rFonts w:ascii="Times New Roman" w:eastAsia="Times New Roman" w:hAnsi="Times New Roman" w:cs="Times New Roman"/>
+          <w:b/>
+        </w:rPr>
+      </w:pPr>
+      <w:r>
+        <w:rPr>
+          <w:rFonts w:ascii="Times New Roman" w:eastAsia="Times New Roman" w:hAnsi="Times New Roman" w:cs="Times New Roman"/>
+          <w:b/>
+          <w:noProof/>
+        </w:rPr>
+        <w:drawing>
+          <wp:anchor distT="0" distB="0" distL="114300" distR="114300" simplePos="0" relativeHeight="251689984" behindDoc="0" locked="0" layoutInCell="1" allowOverlap="1" wp14:anchorId="56F6D796" wp14:editId="5C4C7A7A">
+            <wp:simplePos x="0" y="0"/>
+            <wp:positionH relativeFrom="column">
+              <wp:posOffset>5633910</wp:posOffset>
+            </wp:positionH>
+            <wp:positionV relativeFrom="paragraph">
+              <wp:posOffset>7620</wp:posOffset>
+            </wp:positionV>
+            <wp:extent cx="395605" cy="395605"/>
+            <wp:effectExtent l="0" t="0" r="4445" b="4445"/>
+            <wp:wrapNone/>
+            <wp:docPr id="687312561" name="Picture 12" descr="Free Online Courses &amp; Online Learning | Alison"/>
+            <wp:cNvGraphicFramePr>
+              <a:graphicFrameLocks xmlns:a="http://schemas.openxmlformats.org/drawingml/2006/main" noChangeAspect="1"/>
+            </wp:cNvGraphicFramePr>
+            <a:graphic xmlns:a="http://schemas.openxmlformats.org/drawingml/2006/main">
+              <a:graphicData uri="http://schemas.openxmlformats.org/drawingml/2006/picture">
+                <pic:pic xmlns:pic="http://schemas.openxmlformats.org/drawingml/2006/picture">
+                  <pic:nvPicPr>
+                    <pic:cNvPr id="0" name="Picture 67" descr="Free Online Courses &amp; Online Learning | Alison"/>
+                    <pic:cNvPicPr>
+                      <a:picLocks noChangeAspect="1" noChangeArrowheads="1"/>
+                    </pic:cNvPicPr>
+                  </pic:nvPicPr>
+                  <pic:blipFill>
+                    <a:blip r:embed="rId28" cstate="print">
+                      <a:extLst>
+                        <a:ext uri="{28A0092B-C50C-407E-A947-70E740481C1C}">
+                          <a14:useLocalDpi xmlns:a14="http://schemas.microsoft.com/office/drawing/2010/main" val="0"/>
+                        </a:ext>
+                      </a:extLst>
+                    </a:blip>
+                    <a:srcRect/>
+                    <a:stretch>
+                      <a:fillRect/>
+                    </a:stretch>
+                  </pic:blipFill>
+                  <pic:spPr bwMode="auto">
+                    <a:xfrm>
+                      <a:off x="0" y="0"/>
+                      <a:ext cx="395605" cy="395605"/>
+                    </a:xfrm>
+                    <a:prstGeom prst="rect">
+                      <a:avLst/>
+                    </a:prstGeom>
+                    <a:noFill/>
+                    <a:ln>
+                      <a:noFill/>
+                    </a:ln>
+                  </pic:spPr>
+                </pic:pic>
+              </a:graphicData>
+            </a:graphic>
+            <wp14:sizeRelH relativeFrom="margin">
+              <wp14:pctWidth>0</wp14:pctWidth>
+            </wp14:sizeRelH>
+            <wp14:sizeRelV relativeFrom="margin">
+              <wp14:pctHeight>0</wp14:pctHeight>
+            </wp14:sizeRelV>
+          </wp:anchor>
+        </w:drawing>
+      </w:r>
+      <w:r>
+        <w:rPr>
+          <w:rFonts w:ascii="Times New Roman" w:hAnsi="Times New Roman" w:cs="Times New Roman"/>
+          <w:noProof/>
+        </w:rPr>
+        <w:drawing>
+          <wp:anchor distT="0" distB="0" distL="114300" distR="114300" simplePos="0" relativeHeight="251691008" behindDoc="0" locked="0" layoutInCell="1" allowOverlap="1" wp14:anchorId="6B30315A" wp14:editId="6C786EFF">
+            <wp:simplePos x="0" y="0"/>
+            <wp:positionH relativeFrom="column">
+              <wp:posOffset>5022799</wp:posOffset>
+            </wp:positionH>
+            <wp:positionV relativeFrom="paragraph">
+              <wp:posOffset>8700</wp:posOffset>
+            </wp:positionV>
+            <wp:extent cx="359410" cy="351155"/>
+            <wp:effectExtent l="0" t="0" r="2540" b="0"/>
+            <wp:wrapNone/>
+            <wp:docPr id="376847378" name="Picture 13" descr="NPTEL - Sangam University"/>
+            <wp:cNvGraphicFramePr>
+              <a:graphicFrameLocks xmlns:a="http://schemas.openxmlformats.org/drawingml/2006/main" noChangeAspect="1"/>
+            </wp:cNvGraphicFramePr>
+            <a:graphic xmlns:a="http://schemas.openxmlformats.org/drawingml/2006/main">
+              <a:graphicData uri="http://schemas.openxmlformats.org/drawingml/2006/picture">
+                <pic:pic xmlns:pic="http://schemas.openxmlformats.org/drawingml/2006/picture">
+                  <pic:nvPicPr>
+                    <pic:cNvPr id="0" name="Picture 71" descr="NPTEL - Sangam University"/>
+                    <pic:cNvPicPr>
+                      <a:picLocks noChangeAspect="1" noChangeArrowheads="1"/>
+                    </pic:cNvPicPr>
+                  </pic:nvPicPr>
+                  <pic:blipFill>
+                    <a:blip r:embed="rId29" cstate="print">
+                      <a:extLst>
+                        <a:ext uri="{28A0092B-C50C-407E-A947-70E740481C1C}">
+                          <a14:useLocalDpi xmlns:a14="http://schemas.microsoft.com/office/drawing/2010/main" val="0"/>
+                        </a:ext>
+                      </a:extLst>
+                    </a:blip>
+                    <a:srcRect/>
+                    <a:stretch>
+                      <a:fillRect/>
+                    </a:stretch>
+                  </pic:blipFill>
+                  <pic:spPr bwMode="auto">
+                    <a:xfrm>
+                      <a:off x="0" y="0"/>
+                      <a:ext cx="359410" cy="351155"/>
+                    </a:xfrm>
+                    <a:prstGeom prst="rect">
+                      <a:avLst/>
+                    </a:prstGeom>
+                    <a:noFill/>
+                    <a:ln>
+                      <a:noFill/>
+                    </a:ln>
+                  </pic:spPr>
+                </pic:pic>
+              </a:graphicData>
+            </a:graphic>
+          </wp:anchor>
+        </w:drawing>
+      </w:r>
+      <w:r>
+        <w:rPr>
+          <w:rFonts w:ascii="Times New Roman" w:eastAsia="Times New Roman" w:hAnsi="Times New Roman" w:cs="Times New Roman"/>
+          <w:b/>
+        </w:rPr>
+        <w:t>Fundamentals in Biotechnology and Genetics</w:t>
+      </w:r>
+      <w:r>
+        <w:rPr>
+          <w:rFonts w:ascii="Times New Roman" w:eastAsia="Times New Roman" w:hAnsi="Times New Roman" w:cs="Times New Roman"/>
+          <w:b/>
+        </w:rPr>
+        <w:tab/>
+      </w:r>
+      <w:r>
+        <w:rPr>
+          <w:rFonts w:ascii="Times New Roman" w:eastAsia="Times New Roman" w:hAnsi="Times New Roman" w:cs="Times New Roman"/>
+          <w:b/>
+        </w:rPr>
+        <w:t xml:space="preserve">June </w:t>
+      </w:r>
+      <w:r>
+        <w:rPr>
+          <w:rFonts w:ascii="Times New Roman" w:eastAsia="Times New Roman" w:hAnsi="Times New Roman" w:cs="Times New Roman"/>
+          <w:b/>
+        </w:rPr>
+        <w:t>2024</w:t>
+      </w:r>
+    </w:p>
+    <w:p>
+      <w:pPr>
+        <w:tabs>
+          <w:tab w:val="right" w:pos="10710"/>
+        </w:tabs>
+        <w:rPr>
+          <w:rFonts w:ascii="Times New Roman" w:eastAsia="Times New Roman" w:hAnsi="Times New Roman" w:cs="Times New Roman"/>
+          <w:b/>
+        </w:rPr>
+      </w:pPr>
+      <w:r>
+        <w:rPr>
+          <w:rFonts w:ascii="Times New Roman" w:hAnsi="Times New Roman" w:cs="Times New Roman"/>
+          <w:noProof/>
+        </w:rPr>
+        <w:drawing>
+          <wp:anchor distT="0" distB="0" distL="114300" distR="114300" simplePos="0" relativeHeight="251718656" behindDoc="0" locked="0" layoutInCell="1" allowOverlap="1" wp14:anchorId="35D14242" wp14:editId="3D630577">
+            <wp:simplePos x="0" y="0"/>
+            <wp:positionH relativeFrom="column">
+              <wp:posOffset>1452623</wp:posOffset>
+            </wp:positionH>
+            <wp:positionV relativeFrom="paragraph">
+              <wp:posOffset>40511</wp:posOffset>
+            </wp:positionV>
+            <wp:extent cx="125633" cy="108000"/>
+            <wp:effectExtent l="0" t="0" r="8255" b="6350"/>
+            <wp:wrapNone/>
+            <wp:docPr id="518449951" name="Picture 3" descr="Internet Access Icon SVG Vector &amp; PNG Free Download | UXWing"/>
+            <wp:cNvGraphicFramePr>
+              <a:graphicFrameLocks xmlns:a="http://schemas.openxmlformats.org/drawingml/2006/main" noChangeAspect="1"/>
+            </wp:cNvGraphicFramePr>
+            <a:graphic xmlns:a="http://schemas.openxmlformats.org/drawingml/2006/main">
+              <a:graphicData uri="http://schemas.openxmlformats.org/drawingml/2006/picture">
+                <pic:pic xmlns:pic="http://schemas.openxmlformats.org/drawingml/2006/picture">
+                  <pic:nvPicPr>
+                    <pic:cNvPr id="0" name="Picture 14" descr="Internet Access Icon SVG Vector &amp; PNG Free Download | UXWing"/>
+                    <pic:cNvPicPr>
+                      <a:picLocks noChangeAspect="1" noChangeArrowheads="1"/>
+                    </pic:cNvPicPr>
+                  </pic:nvPicPr>
+                  <pic:blipFill>
+                    <a:blip r:embed="rId30" cstate="print">
+                      <a:extLst>
+                        <a:ext uri="{28A0092B-C50C-407E-A947-70E740481C1C}">
+                          <a14:useLocalDpi xmlns:a14="http://schemas.microsoft.com/office/drawing/2010/main" val="0"/>
+                        </a:ext>
+                      </a:extLst>
+                    </a:blip>
+                    <a:srcRect/>
+                    <a:stretch>
+                      <a:fillRect/>
+                    </a:stretch>
+                  </pic:blipFill>
+                  <pic:spPr bwMode="auto">
+                    <a:xfrm>
+                      <a:off x="0" y="0"/>
+                      <a:ext cx="125633" cy="108000"/>
+                    </a:xfrm>
+                    <a:prstGeom prst="rect">
+                      <a:avLst/>
+                    </a:prstGeom>
+                    <a:noFill/>
+                    <a:ln>
+                      <a:noFill/>
+                    </a:ln>
+                  </pic:spPr>
+                </pic:pic>
+              </a:graphicData>
+            </a:graphic>
+            <wp14:sizeRelH relativeFrom="margin">
+              <wp14:pctWidth>0</wp14:pctWidth>
+            </wp14:sizeRelH>
+            <wp14:sizeRelV relativeFrom="margin">
+              <wp14:pctHeight>0</wp14:pctHeight>
+            </wp14:sizeRelV>
+          </wp:anchor>
+        </w:drawing>
+      </w:r>
+      <w:r>
+        <w:rPr>
+          <w:rFonts w:ascii="Times New Roman" w:eastAsia="Times New Roman" w:hAnsi="Times New Roman" w:cs="Times New Roman"/>
+          <w:b/>
+          <w:bCs/>
+          <w:color w:val="595959" w:themeColor="text1" w:themeTint="A6"/>
+        </w:rPr>
+        <w:t>Issuer</w:t>
+      </w:r>
+      <w:r>
+        <w:rPr>
+          <w:rFonts w:ascii="Times New Roman" w:eastAsia="Times New Roman" w:hAnsi="Times New Roman" w:cs="Times New Roman"/>
+          <w:b/>
+          <w:bCs/>
+          <w:color w:val="595959" w:themeColor="text1" w:themeTint="A6"/>
+        </w:rPr>
+        <w:t xml:space="preserve">: </w:t>
+      </w:r>
+      <w:hyperlink r:id="rId31" w:history="1">
+        <w:r>
+          <w:rPr>
+            <w:rStyle w:val="Hyperlink"/>
+            <w:rFonts w:ascii="Times New Roman" w:eastAsia="Times New Roman" w:hAnsi="Times New Roman" w:cs="Times New Roman"/>
+            <w:b/>
+            <w:bCs/>
+            <w:color w:val="262626" w:themeColor="text1" w:themeTint="D9"/>
+            <w:u w:val="none"/>
+          </w:rPr>
+          <w:t>Alison (NPTEL)</w:t>
+        </w:r>
+      </w:hyperlink>
+      <w:r>
+        <w:rPr>
+          <w:rFonts w:ascii="Times New Roman" w:hAnsi="Times New Roman" w:cs="Times New Roman"/>
+          <w:color w:val="262626" w:themeColor="text1" w:themeTint="D9"/>
+        </w:rPr>
+        <w:t xml:space="preserve"> </w:t>
+      </w:r>
+    </w:p>
+    <w:p>
+      <w:pPr>
+        <w:pStyle w:val="ListParagraph"/>
+        <w:numPr>
+          <w:ilvl w:val="0"/>
+          <w:numId w:val="17"/>
+        </w:numPr>
+        <w:tabs>
+          <w:tab w:val="right" w:pos="10710"/>
+        </w:tabs>
+        <w:rPr>
+          <w:rFonts w:ascii="Times New Roman" w:eastAsia="Times New Roman" w:hAnsi="Times New Roman" w:cs="Times New Roman"/>
+          <w:b/>
+        </w:rPr>
+      </w:pPr>
+      <w:r>
+        <w:rPr>
+          <w:rFonts w:ascii="Times New Roman" w:hAnsi="Times New Roman" w:cs="Times New Roman"/>
+          <w:noProof/>
+          <w:sz w:val="20"/>
+          <w:szCs w:val="20"/>
+        </w:rPr>
+        <w:drawing>
+          <wp:anchor distT="0" distB="0" distL="114300" distR="114300" simplePos="0" relativeHeight="251675648" behindDoc="0" locked="0" layoutInCell="1" allowOverlap="1" wp14:anchorId="2FC0AB2C" wp14:editId="0EFFDB24">
+            <wp:simplePos x="0" y="0"/>
+            <wp:positionH relativeFrom="margin">
+              <wp:posOffset>5008082</wp:posOffset>
+            </wp:positionH>
+            <wp:positionV relativeFrom="paragraph">
+              <wp:posOffset>191135</wp:posOffset>
+            </wp:positionV>
+            <wp:extent cx="380365" cy="380365"/>
+            <wp:effectExtent l="0" t="0" r="635" b="635"/>
+            <wp:wrapNone/>
+            <wp:docPr id="708691371" name="Picture 9"/>
+            <wp:cNvGraphicFramePr>
+              <a:graphicFrameLocks xmlns:a="http://schemas.openxmlformats.org/drawingml/2006/main" noChangeAspect="1"/>
+            </wp:cNvGraphicFramePr>
+            <a:graphic xmlns:a="http://schemas.openxmlformats.org/drawingml/2006/main">
+              <a:graphicData uri="http://schemas.openxmlformats.org/drawingml/2006/picture">
+                <pic:pic xmlns:pic="http://schemas.openxmlformats.org/drawingml/2006/picture">
+                  <pic:nvPicPr>
+                    <pic:cNvPr id="0" name="Picture 125"/>
+                    <pic:cNvPicPr>
+                      <a:picLocks noChangeAspect="1" noChangeArrowheads="1"/>
+                    </pic:cNvPicPr>
+                  </pic:nvPicPr>
+                  <pic:blipFill>
+                    <a:blip r:embed="rId32" cstate="print">
+                      <a:extLst>
+                        <a:ext uri="{28A0092B-C50C-407E-A947-70E740481C1C}">
+                          <a14:useLocalDpi xmlns:a14="http://schemas.microsoft.com/office/drawing/2010/main" val="0"/>
+                        </a:ext>
+                      </a:extLst>
+                    </a:blip>
+                    <a:srcRect/>
+                    <a:stretch>
+                      <a:fillRect/>
+                    </a:stretch>
+                  </pic:blipFill>
+                  <pic:spPr bwMode="auto">
+                    <a:xfrm>
+                      <a:off x="0" y="0"/>
+                      <a:ext cx="380365" cy="380365"/>
+                    </a:xfrm>
+                    <a:prstGeom prst="rect">
+                      <a:avLst/>
+                    </a:prstGeom>
+                    <a:noFill/>
+                    <a:ln>
+                      <a:noFill/>
+                    </a:ln>
+                  </pic:spPr>
+                </pic:pic>
+              </a:graphicData>
+            </a:graphic>
+            <wp14:sizeRelH relativeFrom="margin">
+              <wp14:pctWidth>0</wp14:pctWidth>
+            </wp14:sizeRelH>
+            <wp14:sizeRelV relativeFrom="margin">
+              <wp14:pctHeight>0</wp14:pctHeight>
+            </wp14:sizeRelV>
+          </wp:anchor>
+        </w:drawing>
+      </w:r>
+      <w:r>
+        <w:rPr>
+          <w:rFonts w:ascii="Times New Roman" w:eastAsia="Times New Roman" w:hAnsi="Times New Roman" w:cs="Times New Roman"/>
+          <w:bCs/>
+        </w:rPr>
+        <w:t>DNA tools, Basics of Heredity and Genetic terms, Mendelian Genetics</w:t>
+      </w:r>
+    </w:p>
+    <w:p>
+      <w:pPr>
+        <w:tabs>
+          <w:tab w:val="right" w:pos="10710"/>
+        </w:tabs>
+        <w:rPr>
+          <w:rFonts w:ascii="Times New Roman" w:eastAsia="Times New Roman" w:hAnsi="Times New Roman" w:cs="Times New Roman"/>
+          <w:b/>
+        </w:rPr>
+      </w:pPr>
+      <w:r>
+        <w:rPr>
+          <w:rFonts w:ascii="Times New Roman" w:hAnsi="Times New Roman" w:cs="Times New Roman"/>
+          <w:noProof/>
+          <w:sz w:val="20"/>
+          <w:szCs w:val="20"/>
+        </w:rPr>
+        <w:drawing>
+          <wp:anchor distT="0" distB="0" distL="114300" distR="114300" simplePos="0" relativeHeight="251674624" behindDoc="0" locked="0" layoutInCell="1" allowOverlap="1" wp14:anchorId="30BFFB46" wp14:editId="01680237">
+            <wp:simplePos x="0" y="0"/>
+            <wp:positionH relativeFrom="margin">
+              <wp:posOffset>5663039</wp:posOffset>
+            </wp:positionH>
+            <wp:positionV relativeFrom="paragraph">
+              <wp:posOffset>2920</wp:posOffset>
+            </wp:positionV>
+            <wp:extent cx="361950" cy="361950"/>
+            <wp:effectExtent l="0" t="0" r="0" b="0"/>
+            <wp:wrapNone/>
+            <wp:docPr id="1017579553" name="Picture 7"/>
+            <wp:cNvGraphicFramePr>
+              <a:graphicFrameLocks xmlns:a="http://schemas.openxmlformats.org/drawingml/2006/main" noChangeAspect="1"/>
+            </wp:cNvGraphicFramePr>
+            <a:graphic xmlns:a="http://schemas.openxmlformats.org/drawingml/2006/main">
+              <a:graphicData uri="http://schemas.openxmlformats.org/drawingml/2006/picture">
+                <pic:pic xmlns:pic="http://schemas.openxmlformats.org/drawingml/2006/picture">
+                  <pic:nvPicPr>
+                    <pic:cNvPr id="0" name="Picture 101"/>
+                    <pic:cNvPicPr>
+                      <a:picLocks noChangeAspect="1" noChangeArrowheads="1"/>
+                    </pic:cNvPicPr>
+                  </pic:nvPicPr>
+                  <pic:blipFill>
+                    <a:blip r:embed="rId33" cstate="print">
+                      <a:extLst>
+                        <a:ext uri="{28A0092B-C50C-407E-A947-70E740481C1C}">
+                          <a14:useLocalDpi xmlns:a14="http://schemas.microsoft.com/office/drawing/2010/main" val="0"/>
+                        </a:ext>
+                      </a:extLst>
+                    </a:blip>
+                    <a:srcRect/>
+                    <a:stretch>
+                      <a:fillRect/>
+                    </a:stretch>
+                  </pic:blipFill>
+                  <pic:spPr bwMode="auto">
+                    <a:xfrm>
+                      <a:off x="0" y="0"/>
+                      <a:ext cx="361950" cy="361950"/>
+                    </a:xfrm>
+                    <a:prstGeom prst="roundRect">
+                      <a:avLst>
+                        <a:gd name="adj" fmla="val 8594"/>
+                      </a:avLst>
+                    </a:prstGeom>
+                    <a:solidFill>
+                      <a:srgbClr val="FFFFFF">
+                        <a:shade val="85000"/>
+                      </a:srgbClr>
+                    </a:solidFill>
+                    <a:ln>
+                      <a:noFill/>
+                    </a:ln>
+                    <a:effectLst/>
+                  </pic:spPr>
+                </pic:pic>
+              </a:graphicData>
+            </a:graphic>
+            <wp14:sizeRelH relativeFrom="margin">
+              <wp14:pctWidth>0</wp14:pctWidth>
+            </wp14:sizeRelH>
+            <wp14:sizeRelV relativeFrom="margin">
+              <wp14:pctHeight>0</wp14:pctHeight>
+            </wp14:sizeRelV>
+          </wp:anchor>
+        </w:drawing>
+      </w:r>
+      <w:r>
+        <w:rPr>
+          <w:rFonts w:ascii="Times New Roman" w:eastAsia="Times New Roman" w:hAnsi="Times New Roman" w:cs="Times New Roman"/>
+          <w:b/>
+        </w:rPr>
+        <w:t>Google Business Intelligence</w:t>
+      </w:r>
+      <w:r>
+        <w:rPr>
+          <w:rFonts w:ascii="Times New Roman" w:eastAsia="Times New Roman" w:hAnsi="Times New Roman" w:cs="Times New Roman"/>
+          <w:b/>
+        </w:rPr>
+        <w:tab/>
+      </w:r>
+      <w:r>
+        <w:rPr>
+          <w:rFonts w:ascii="Times New Roman" w:eastAsia="Times New Roman" w:hAnsi="Times New Roman" w:cs="Times New Roman"/>
+          <w:b/>
+        </w:rPr>
+        <w:t xml:space="preserve">April </w:t>
+      </w:r>
+      <w:r>
+        <w:rPr>
+          <w:rFonts w:ascii="Times New Roman" w:eastAsia="Times New Roman" w:hAnsi="Times New Roman" w:cs="Times New Roman"/>
+          <w:b/>
+        </w:rPr>
+        <w:t>202</w:t>
+      </w:r>
+      <w:r>
+        <w:rPr>
+          <w:rFonts w:ascii="Times New Roman" w:eastAsia="Times New Roman" w:hAnsi="Times New Roman" w:cs="Times New Roman"/>
+          <w:b/>
+        </w:rPr>
+        <w:t>4</w:t>
+      </w:r>
+    </w:p>
+    <w:p>
+      <w:pPr>
+        <w:tabs>
+          <w:tab w:val="right" w:pos="10710"/>
+        </w:tabs>
+        <w:rPr>
+          <w:rFonts w:ascii="Times New Roman" w:eastAsia="Times New Roman" w:hAnsi="Times New Roman" w:cs="Times New Roman"/>
+          <w:b/>
+        </w:rPr>
+      </w:pPr>
+      <w:r>
+        <w:rPr>
+          <w:rFonts w:ascii="Times New Roman" w:hAnsi="Times New Roman" w:cs="Times New Roman"/>
+          <w:noProof/>
+        </w:rPr>
+        <w:drawing>
+          <wp:anchor distT="0" distB="0" distL="114300" distR="114300" simplePos="0" relativeHeight="251712512" behindDoc="0" locked="0" layoutInCell="1" allowOverlap="1" wp14:anchorId="33732A79" wp14:editId="20868F98">
+            <wp:simplePos x="0" y="0"/>
+            <wp:positionH relativeFrom="column">
+              <wp:posOffset>1564523</wp:posOffset>
+            </wp:positionH>
+            <wp:positionV relativeFrom="paragraph">
+              <wp:posOffset>41649</wp:posOffset>
+            </wp:positionV>
+            <wp:extent cx="125633" cy="108000"/>
+            <wp:effectExtent l="0" t="0" r="8255" b="6350"/>
+            <wp:wrapNone/>
+            <wp:docPr id="1944106122" name="Picture 3" descr="Internet Access Icon SVG Vector &amp; PNG Free Download | UXWing"/>
+            <wp:cNvGraphicFramePr>
+              <a:graphicFrameLocks xmlns:a="http://schemas.openxmlformats.org/drawingml/2006/main" noChangeAspect="1"/>
+            </wp:cNvGraphicFramePr>
+            <a:graphic xmlns:a="http://schemas.openxmlformats.org/drawingml/2006/main">
+              <a:graphicData uri="http://schemas.openxmlformats.org/drawingml/2006/picture">
+                <pic:pic xmlns:pic="http://schemas.openxmlformats.org/drawingml/2006/picture">
+                  <pic:nvPicPr>
+                    <pic:cNvPr id="0" name="Picture 14" descr="Internet Access Icon SVG Vector &amp; PNG Free Download | UXWing"/>
+                    <pic:cNvPicPr>
+                      <a:picLocks noChangeAspect="1" noChangeArrowheads="1"/>
+                    </pic:cNvPicPr>
+                  </pic:nvPicPr>
+                  <pic:blipFill>
+                    <a:blip r:embed="rId30" cstate="print">
+                      <a:extLst>
+                        <a:ext uri="{28A0092B-C50C-407E-A947-70E740481C1C}">
+                          <a14:useLocalDpi xmlns:a14="http://schemas.microsoft.com/office/drawing/2010/main" val="0"/>
+                        </a:ext>
+                      </a:extLst>
+                    </a:blip>
+                    <a:srcRect/>
+                    <a:stretch>
+                      <a:fillRect/>
+                    </a:stretch>
+                  </pic:blipFill>
+                  <pic:spPr bwMode="auto">
+                    <a:xfrm>
+                      <a:off x="0" y="0"/>
+                      <a:ext cx="125633" cy="108000"/>
+                    </a:xfrm>
+                    <a:prstGeom prst="rect">
+                      <a:avLst/>
+                    </a:prstGeom>
+                    <a:noFill/>
+                    <a:ln>
+                      <a:noFill/>
+                    </a:ln>
+                  </pic:spPr>
+                </pic:pic>
+              </a:graphicData>
+            </a:graphic>
+            <wp14:sizeRelH relativeFrom="margin">
+              <wp14:pctWidth>0</wp14:pctWidth>
+            </wp14:sizeRelH>
+            <wp14:sizeRelV relativeFrom="margin">
+              <wp14:pctHeight>0</wp14:pctHeight>
+            </wp14:sizeRelV>
+          </wp:anchor>
+        </w:drawing>
+      </w:r>
+      <w:r>
+        <w:rPr>
+          <w:rFonts w:ascii="Times New Roman" w:eastAsia="Times New Roman" w:hAnsi="Times New Roman" w:cs="Times New Roman"/>
+          <w:b/>
+          <w:bCs/>
+          <w:color w:val="595959" w:themeColor="text1" w:themeTint="A6"/>
+        </w:rPr>
+        <w:t xml:space="preserve">Issuer: </w:t>
+      </w:r>
+      <w:hyperlink r:id="rId34" w:history="1">
+        <w:r>
+          <w:rPr>
+            <w:rStyle w:val="Hyperlink"/>
+            <w:rFonts w:ascii="Times New Roman" w:eastAsia="Times New Roman" w:hAnsi="Times New Roman" w:cs="Times New Roman"/>
+            <w:b/>
+            <w:bCs/>
+            <w:color w:val="262626" w:themeColor="text1" w:themeTint="D9"/>
+            <w:u w:val="none"/>
+          </w:rPr>
+          <w:t>Google (Coursera)</w:t>
+        </w:r>
+      </w:hyperlink>
+      <w:r>
+        <w:rPr>
+          <w:rFonts w:ascii="Times New Roman" w:hAnsi="Times New Roman" w:cs="Times New Roman"/>
+          <w:color w:val="262626" w:themeColor="text1" w:themeTint="D9"/>
+        </w:rPr>
+        <w:t xml:space="preserve"> </w:t>
+      </w:r>
+      <w:r>
+        <w:rPr>
+          <w:rFonts w:ascii="Times New Roman" w:eastAsia="Times New Roman" w:hAnsi="Times New Roman" w:cs="Times New Roman"/>
+          <w:b/>
+        </w:rPr>
+        <w:tab/>
+      </w:r>
+    </w:p>
+    <w:p>
+      <w:pPr>
+        <w:pStyle w:val="ListParagraph"/>
+        <w:numPr>
+          <w:ilvl w:val="0"/>
+          <w:numId w:val="15"/>
+        </w:numPr>
+        <w:spacing w:line="240" w:lineRule="auto"/>
+        <w:rPr>
+          <w:rFonts w:ascii="Times New Roman" w:eastAsia="Times New Roman" w:hAnsi="Times New Roman" w:cs="Times New Roman"/>
+          <w:color w:val="000000"/>
+          <w:lang w:val="en-US" w:eastAsia="en-US"/>
+        </w:rPr>
+      </w:pPr>
+      <w:r>
+        <w:rPr>
+          <w:rFonts w:ascii="Times New Roman" w:eastAsia="Times New Roman" w:hAnsi="Times New Roman" w:cs="Times New Roman"/>
+          <w:color w:val="000000"/>
+          <w:lang w:val="en-US" w:eastAsia="en-US"/>
+        </w:rPr>
+        <w:t>Obtained the Professional Certificate by completing the three courses, Foundations of Business Intelligence, The Path to Insights: Data Models and Pipelines, Decisions, Decisions: Dashboards and Reports</w:t>
+      </w:r>
+    </w:p>
+    <w:p>
+      <w:pPr>
+        <w:tabs>
+          <w:tab w:val="left" w:pos="6101"/>
+          <w:tab w:val="right" w:pos="10710"/>
+        </w:tabs>
+        <w:jc w:val="both"/>
+        <w:rPr>
+          <w:rFonts w:ascii="Times New Roman" w:eastAsia="Times New Roman" w:hAnsi="Times New Roman" w:cs="Times New Roman"/>
+          <w:b/>
+        </w:rPr>
+      </w:pPr>
+      <w:r>
+        <w:rPr>
+          <w:rFonts w:ascii="Times New Roman" w:eastAsia="Times New Roman" w:hAnsi="Times New Roman" w:cs="Times New Roman"/>
+          <w:b/>
+          <w:noProof/>
+        </w:rPr>
+        <w:drawing>
+          <wp:anchor distT="0" distB="0" distL="114300" distR="114300" simplePos="0" relativeHeight="251697152" behindDoc="0" locked="0" layoutInCell="1" allowOverlap="1" wp14:anchorId="427C461D" wp14:editId="090B9720">
+            <wp:simplePos x="0" y="0"/>
+            <wp:positionH relativeFrom="column">
+              <wp:posOffset>5034290</wp:posOffset>
+            </wp:positionH>
+            <wp:positionV relativeFrom="paragraph">
+              <wp:posOffset>5715</wp:posOffset>
+            </wp:positionV>
+            <wp:extent cx="359410" cy="359410"/>
+            <wp:effectExtent l="0" t="0" r="2540" b="2540"/>
+            <wp:wrapNone/>
+            <wp:docPr id="938517473" name="Picture 15"/>
+            <wp:cNvGraphicFramePr>
+              <a:graphicFrameLocks xmlns:a="http://schemas.openxmlformats.org/drawingml/2006/main" noChangeAspect="1"/>
+            </wp:cNvGraphicFramePr>
+            <a:graphic xmlns:a="http://schemas.openxmlformats.org/drawingml/2006/main">
+              <a:graphicData uri="http://schemas.openxmlformats.org/drawingml/2006/picture">
+                <pic:pic xmlns:pic="http://schemas.openxmlformats.org/drawingml/2006/picture">
+                  <pic:nvPicPr>
+                    <pic:cNvPr id="0" name="Picture 9"/>
+                    <pic:cNvPicPr>
+                      <a:picLocks noChangeAspect="1" noChangeArrowheads="1"/>
+                    </pic:cNvPicPr>
+                  </pic:nvPicPr>
+                  <pic:blipFill>
+                    <a:blip r:embed="rId35" cstate="print">
+                      <a:extLst>
+                        <a:ext uri="{28A0092B-C50C-407E-A947-70E740481C1C}">
+                          <a14:useLocalDpi xmlns:a14="http://schemas.microsoft.com/office/drawing/2010/main" val="0"/>
+                        </a:ext>
+                      </a:extLst>
+                    </a:blip>
+                    <a:srcRect/>
+                    <a:stretch>
+                      <a:fillRect/>
+                    </a:stretch>
+                  </pic:blipFill>
+                  <pic:spPr bwMode="auto">
+                    <a:xfrm>
+                      <a:off x="0" y="0"/>
+                      <a:ext cx="359410" cy="359410"/>
+                    </a:xfrm>
+                    <a:prstGeom prst="rect">
+                      <a:avLst/>
+                    </a:prstGeom>
+                    <a:noFill/>
+                  </pic:spPr>
+                </pic:pic>
+              </a:graphicData>
+            </a:graphic>
+          </wp:anchor>
+        </w:drawing>
+      </w:r>
+      <w:r>
+        <w:rPr>
+          <w:rFonts w:ascii="Times New Roman" w:hAnsi="Times New Roman" w:cs="Times New Roman"/>
+          <w:noProof/>
+          <w:sz w:val="20"/>
+          <w:szCs w:val="20"/>
+        </w:rPr>
+        <w:drawing>
+          <wp:anchor distT="0" distB="0" distL="114300" distR="114300" simplePos="0" relativeHeight="251696128" behindDoc="0" locked="0" layoutInCell="1" allowOverlap="1" wp14:anchorId="44ADC091" wp14:editId="1EAA0D98">
+            <wp:simplePos x="0" y="0"/>
+            <wp:positionH relativeFrom="margin">
+              <wp:posOffset>5657704</wp:posOffset>
+            </wp:positionH>
+            <wp:positionV relativeFrom="paragraph">
+              <wp:posOffset>4445</wp:posOffset>
+            </wp:positionV>
+            <wp:extent cx="361950" cy="361950"/>
+            <wp:effectExtent l="0" t="0" r="0" b="0"/>
+            <wp:wrapNone/>
+            <wp:docPr id="1673611038" name="Picture 7"/>
+            <wp:cNvGraphicFramePr>
+              <a:graphicFrameLocks xmlns:a="http://schemas.openxmlformats.org/drawingml/2006/main" noChangeAspect="1"/>
+            </wp:cNvGraphicFramePr>
+            <a:graphic xmlns:a="http://schemas.openxmlformats.org/drawingml/2006/main">
+              <a:graphicData uri="http://schemas.openxmlformats.org/drawingml/2006/picture">
+                <pic:pic xmlns:pic="http://schemas.openxmlformats.org/drawingml/2006/picture">
+                  <pic:nvPicPr>
+                    <pic:cNvPr id="0" name="Picture 101"/>
+                    <pic:cNvPicPr>
+                      <a:picLocks noChangeAspect="1" noChangeArrowheads="1"/>
+                    </pic:cNvPicPr>
+                  </pic:nvPicPr>
+                  <pic:blipFill>
+                    <a:blip r:embed="rId33" cstate="print">
+                      <a:extLst>
+                        <a:ext uri="{28A0092B-C50C-407E-A947-70E740481C1C}">
+                          <a14:useLocalDpi xmlns:a14="http://schemas.microsoft.com/office/drawing/2010/main" val="0"/>
+                        </a:ext>
+                      </a:extLst>
+                    </a:blip>
+                    <a:srcRect/>
+                    <a:stretch>
+                      <a:fillRect/>
+                    </a:stretch>
+                  </pic:blipFill>
+                  <pic:spPr bwMode="auto">
+                    <a:xfrm>
+                      <a:off x="0" y="0"/>
+                      <a:ext cx="361950" cy="361950"/>
+                    </a:xfrm>
+                    <a:prstGeom prst="roundRect">
+                      <a:avLst>
+                        <a:gd name="adj" fmla="val 8594"/>
+                      </a:avLst>
+                    </a:prstGeom>
+                    <a:solidFill>
+                      <a:srgbClr val="FFFFFF">
+                        <a:shade val="85000"/>
+                      </a:srgbClr>
+                    </a:solidFill>
+                    <a:ln>
+                      <a:noFill/>
+                    </a:ln>
+                    <a:effectLst/>
+                  </pic:spPr>
+                </pic:pic>
+              </a:graphicData>
+            </a:graphic>
+            <wp14:sizeRelH relativeFrom="margin">
+              <wp14:pctWidth>0</wp14:pctWidth>
+            </wp14:sizeRelH>
+            <wp14:sizeRelV relativeFrom="margin">
+              <wp14:pctHeight>0</wp14:pctHeight>
+            </wp14:sizeRelV>
+          </wp:anchor>
+        </w:drawing>
+      </w:r>
+      <w:r>
+        <w:rPr>
+          <w:rFonts w:ascii="Times New Roman" w:eastAsia="Times New Roman" w:hAnsi="Times New Roman" w:cs="Times New Roman"/>
+          <w:b/>
+        </w:rPr>
+        <w:t>Drug Discovery</w:t>
+      </w:r>
+      <w:r>
+        <w:rPr>
+          <w:rFonts w:ascii="Times New Roman" w:eastAsia="Times New Roman" w:hAnsi="Times New Roman" w:cs="Times New Roman"/>
+          <w:b/>
+        </w:rPr>
+        <w:tab/>
+      </w:r>
+      <w:r>
+        <w:rPr>
+          <w:rFonts w:ascii="Times New Roman" w:eastAsia="Times New Roman" w:hAnsi="Times New Roman" w:cs="Times New Roman"/>
+          <w:b/>
+        </w:rPr>
+        <w:tab/>
+      </w:r>
+      <w:r>
+        <w:rPr>
+          <w:rFonts w:ascii="Times New Roman" w:eastAsia="Times New Roman" w:hAnsi="Times New Roman" w:cs="Times New Roman"/>
+          <w:b/>
+        </w:rPr>
+        <w:t>March 2024</w:t>
+      </w:r>
+    </w:p>
+    <w:p>
+      <w:pPr>
+        <w:spacing w:line="240" w:lineRule="auto"/>
+        <w:rPr>
+          <w:rFonts w:ascii="Times New Roman" w:eastAsia="Times New Roman" w:hAnsi="Times New Roman" w:cs="Times New Roman"/>
+          <w:b/>
+          <w:bCs/>
+          <w:color w:val="404040" w:themeColor="text1" w:themeTint="BF"/>
+          <w:lang w:val="en-US" w:eastAsia="en-US"/>
+        </w:rPr>
+      </w:pPr>
+      <w:r>
+        <w:rPr>
+          <w:rFonts w:ascii="Times New Roman" w:hAnsi="Times New Roman" w:cs="Times New Roman"/>
+          <w:noProof/>
+        </w:rPr>
+        <w:drawing>
+          <wp:anchor distT="0" distB="0" distL="114300" distR="114300" simplePos="0" relativeHeight="251710464" behindDoc="0" locked="0" layoutInCell="1" allowOverlap="1" wp14:anchorId="54CB3305" wp14:editId="20ABFE2F">
+            <wp:simplePos x="0" y="0"/>
+            <wp:positionH relativeFrom="column">
+              <wp:posOffset>1978660</wp:posOffset>
+            </wp:positionH>
+            <wp:positionV relativeFrom="paragraph">
+              <wp:posOffset>41069</wp:posOffset>
+            </wp:positionV>
+            <wp:extent cx="125633" cy="108000"/>
+            <wp:effectExtent l="0" t="0" r="8255" b="6350"/>
+            <wp:wrapNone/>
+            <wp:docPr id="1217317149" name="Picture 3" descr="Internet Access Icon SVG Vector &amp; PNG Free Download | UXWing"/>
+            <wp:cNvGraphicFramePr>
+              <a:graphicFrameLocks xmlns:a="http://schemas.openxmlformats.org/drawingml/2006/main" noChangeAspect="1"/>
+            </wp:cNvGraphicFramePr>
+            <a:graphic xmlns:a="http://schemas.openxmlformats.org/drawingml/2006/main">
+              <a:graphicData uri="http://schemas.openxmlformats.org/drawingml/2006/picture">
+                <pic:pic xmlns:pic="http://schemas.openxmlformats.org/drawingml/2006/picture">
+                  <pic:nvPicPr>
+                    <pic:cNvPr id="0" name="Picture 14" descr="Internet Access Icon SVG Vector &amp; PNG Free Download | UXWing"/>
+                    <pic:cNvPicPr>
+                      <a:picLocks noChangeAspect="1" noChangeArrowheads="1"/>
+                    </pic:cNvPicPr>
+                  </pic:nvPicPr>
+                  <pic:blipFill>
+                    <a:blip r:embed="rId30" cstate="print">
+                      <a:extLst>
+                        <a:ext uri="{28A0092B-C50C-407E-A947-70E740481C1C}">
+                          <a14:useLocalDpi xmlns:a14="http://schemas.microsoft.com/office/drawing/2010/main" val="0"/>
+                        </a:ext>
+                      </a:extLst>
+                    </a:blip>
+                    <a:srcRect/>
+                    <a:stretch>
+                      <a:fillRect/>
+                    </a:stretch>
+                  </pic:blipFill>
+                  <pic:spPr bwMode="auto">
+                    <a:xfrm>
+                      <a:off x="0" y="0"/>
+                      <a:ext cx="125633" cy="108000"/>
+                    </a:xfrm>
+                    <a:prstGeom prst="rect">
+                      <a:avLst/>
+                    </a:prstGeom>
+                    <a:noFill/>
+                    <a:ln>
+                      <a:noFill/>
+                    </a:ln>
+                  </pic:spPr>
+                </pic:pic>
+              </a:graphicData>
+            </a:graphic>
+            <wp14:sizeRelH relativeFrom="margin">
+              <wp14:pctWidth>0</wp14:pctWidth>
+            </wp14:sizeRelH>
+            <wp14:sizeRelV relativeFrom="margin">
+              <wp14:pctHeight>0</wp14:pctHeight>
+            </wp14:sizeRelV>
+          </wp:anchor>
+        </w:drawing>
+      </w:r>
+      <w:r>
+        <w:rPr>
+          <w:rFonts w:ascii="Times New Roman" w:eastAsia="Times New Roman" w:hAnsi="Times New Roman" w:cs="Times New Roman"/>
+          <w:b/>
+          <w:bCs/>
+          <w:color w:val="7F7F7F" w:themeColor="text1" w:themeTint="80"/>
+          <w:lang w:val="en-US" w:eastAsia="en-US"/>
+        </w:rPr>
+        <w:t xml:space="preserve">Issuer: </w:t>
+      </w:r>
+      <w:hyperlink r:id="rId36" w:history="1">
+        <w:r>
+          <w:rPr>
+            <w:rStyle w:val="Hyperlink"/>
+            <w:rFonts w:ascii="Times New Roman" w:eastAsia="Times New Roman" w:hAnsi="Times New Roman" w:cs="Times New Roman"/>
+            <w:b/>
+            <w:bCs/>
+            <w:color w:val="262626" w:themeColor="text1" w:themeTint="D9"/>
+            <w:u w:val="none"/>
+            <w:lang w:val="en-US" w:eastAsia="en-US"/>
+          </w:rPr>
+          <w:t>UC San Diego (Coursera)</w:t>
+        </w:r>
+      </w:hyperlink>
+    </w:p>
+    <w:p>
+      <w:pPr>
+        <w:pStyle w:val="ListParagraph"/>
+        <w:numPr>
+          <w:ilvl w:val="0"/>
+          <w:numId w:val="15"/>
+        </w:numPr>
+        <w:spacing w:line="240" w:lineRule="auto"/>
+        <w:rPr>
+          <w:rFonts w:ascii="Times New Roman" w:eastAsia="Times New Roman" w:hAnsi="Times New Roman" w:cs="Times New Roman"/>
+          <w:color w:val="000000"/>
+          <w:lang w:val="en-US" w:eastAsia="en-US"/>
+        </w:rPr>
+      </w:pPr>
+      <w:r>
+        <w:rPr>
+          <w:rFonts w:ascii="Times New Roman" w:eastAsia="Times New Roman" w:hAnsi="Times New Roman" w:cs="Times New Roman"/>
+          <w:color w:val="000000"/>
+          <w:lang w:eastAsia="en-US"/>
+        </w:rPr>
+        <w:t>The phases in the development of drug, parameters involved in bringing a drug from the laboratory to the market.</w:t>
+      </w:r>
+    </w:p>
+    <w:p>
+      <w:pPr>
+        <w:tabs>
+          <w:tab w:val="right" w:pos="10710"/>
+        </w:tabs>
+        <w:jc w:val="both"/>
+        <w:rPr>
+          <w:rFonts w:ascii="Times New Roman" w:eastAsia="Times New Roman" w:hAnsi="Times New Roman" w:cs="Times New Roman"/>
+          <w:b/>
+        </w:rPr>
+      </w:pPr>
+      <w:r>
+        <w:rPr>
+          <w:rFonts w:ascii="Times New Roman" w:hAnsi="Times New Roman" w:cs="Times New Roman"/>
+          <w:noProof/>
+        </w:rPr>
+        <w:drawing>
+          <wp:anchor distT="0" distB="0" distL="114300" distR="114300" simplePos="0" relativeHeight="251701248" behindDoc="0" locked="0" layoutInCell="1" allowOverlap="1" wp14:anchorId="185F89DD" wp14:editId="426722A3">
+            <wp:simplePos x="0" y="0"/>
+            <wp:positionH relativeFrom="column">
+              <wp:posOffset>4852035</wp:posOffset>
+            </wp:positionH>
+            <wp:positionV relativeFrom="paragraph">
+              <wp:posOffset>2540</wp:posOffset>
+            </wp:positionV>
+            <wp:extent cx="740616" cy="360000"/>
+            <wp:effectExtent l="0" t="0" r="2540" b="2540"/>
+            <wp:wrapNone/>
+            <wp:docPr id="562256184" name="Picture 16" descr="Primary Logo Brand Guidelines | Johns Hopkins University"/>
+            <wp:cNvGraphicFramePr>
+              <a:graphicFrameLocks xmlns:a="http://schemas.openxmlformats.org/drawingml/2006/main" noChangeAspect="1"/>
+            </wp:cNvGraphicFramePr>
+            <a:graphic xmlns:a="http://schemas.openxmlformats.org/drawingml/2006/main">
+              <a:graphicData uri="http://schemas.openxmlformats.org/drawingml/2006/picture">
+                <pic:pic xmlns:pic="http://schemas.openxmlformats.org/drawingml/2006/picture">
+                  <pic:nvPicPr>
+                    <pic:cNvPr id="0" name="Picture 79" descr="Primary Logo Brand Guidelines | Johns Hopkins University"/>
+                    <pic:cNvPicPr>
+                      <a:picLocks noChangeAspect="1" noChangeArrowheads="1"/>
+                    </pic:cNvPicPr>
+                  </pic:nvPicPr>
+                  <pic:blipFill rotWithShape="1">
+                    <a:blip r:embed="rId37" cstate="print">
+                      <a:extLst>
+                        <a:ext uri="{28A0092B-C50C-407E-A947-70E740481C1C}">
+                          <a14:useLocalDpi xmlns:a14="http://schemas.microsoft.com/office/drawing/2010/main" val="0"/>
+                        </a:ext>
+                      </a:extLst>
+                    </a:blip>
+                    <a:srcRect l="18172" t="27174" r="17430" b="25905"/>
+                    <a:stretch>
+                      <a:fillRect/>
+                    </a:stretch>
+                  </pic:blipFill>
+                  <pic:spPr bwMode="auto">
+                    <a:xfrm>
+                      <a:off x="0" y="0"/>
+                      <a:ext cx="740616" cy="360000"/>
+                    </a:xfrm>
+                    <a:prstGeom prst="rect">
+                      <a:avLst/>
+                    </a:prstGeom>
+                    <a:noFill/>
+                    <a:ln>
+                      <a:noFill/>
+                    </a:ln>
+                    <a:extLst>
+                      <a:ext uri="{53640926-AAD7-44D8-BBD7-CCE9431645EC}">
+                        <a14:shadowObscured xmlns:a14="http://schemas.microsoft.com/office/drawing/2010/main"/>
+                      </a:ext>
+                    </a:extLst>
+                  </pic:spPr>
+                </pic:pic>
+              </a:graphicData>
+            </a:graphic>
+            <wp14:sizeRelH relativeFrom="margin">
+              <wp14:pctWidth>0</wp14:pctWidth>
+            </wp14:sizeRelH>
+            <wp14:sizeRelV relativeFrom="margin">
+              <wp14:pctHeight>0</wp14:pctHeight>
+            </wp14:sizeRelV>
+          </wp:anchor>
+        </w:drawing>
+      </w:r>
+      <w:r>
+        <w:rPr>
+          <w:rFonts w:ascii="Times New Roman" w:hAnsi="Times New Roman" w:cs="Times New Roman"/>
+          <w:noProof/>
+          <w:sz w:val="20"/>
+          <w:szCs w:val="20"/>
+        </w:rPr>
+        <w:drawing>
+          <wp:anchor distT="0" distB="0" distL="114300" distR="114300" simplePos="0" relativeHeight="251699200" behindDoc="0" locked="0" layoutInCell="1" allowOverlap="1" wp14:anchorId="797CE942" wp14:editId="04A405B9">
+            <wp:simplePos x="0" y="0"/>
+            <wp:positionH relativeFrom="margin">
+              <wp:posOffset>5657704</wp:posOffset>
+            </wp:positionH>
+            <wp:positionV relativeFrom="paragraph">
+              <wp:posOffset>4445</wp:posOffset>
+            </wp:positionV>
+            <wp:extent cx="361950" cy="361950"/>
+            <wp:effectExtent l="0" t="0" r="0" b="0"/>
+            <wp:wrapNone/>
+            <wp:docPr id="652099592" name="Picture 7"/>
+            <wp:cNvGraphicFramePr>
+              <a:graphicFrameLocks xmlns:a="http://schemas.openxmlformats.org/drawingml/2006/main" noChangeAspect="1"/>
+            </wp:cNvGraphicFramePr>
+            <a:graphic xmlns:a="http://schemas.openxmlformats.org/drawingml/2006/main">
+              <a:graphicData uri="http://schemas.openxmlformats.org/drawingml/2006/picture">
+                <pic:pic xmlns:pic="http://schemas.openxmlformats.org/drawingml/2006/picture">
+                  <pic:nvPicPr>
+                    <pic:cNvPr id="0" name="Picture 101"/>
+                    <pic:cNvPicPr>
+                      <a:picLocks noChangeAspect="1" noChangeArrowheads="1"/>
+                    </pic:cNvPicPr>
+                  </pic:nvPicPr>
+                  <pic:blipFill>
+                    <a:blip r:embed="rId33" cstate="print">
+                      <a:extLst>
+                        <a:ext uri="{28A0092B-C50C-407E-A947-70E740481C1C}">
+                          <a14:useLocalDpi xmlns:a14="http://schemas.microsoft.com/office/drawing/2010/main" val="0"/>
+                        </a:ext>
+                      </a:extLst>
+                    </a:blip>
+                    <a:srcRect/>
+                    <a:stretch>
+                      <a:fillRect/>
+                    </a:stretch>
+                  </pic:blipFill>
+                  <pic:spPr bwMode="auto">
+                    <a:xfrm>
+                      <a:off x="0" y="0"/>
+                      <a:ext cx="361950" cy="361950"/>
+                    </a:xfrm>
+                    <a:prstGeom prst="roundRect">
+                      <a:avLst>
+                        <a:gd name="adj" fmla="val 8594"/>
+                      </a:avLst>
+                    </a:prstGeom>
+                    <a:solidFill>
+                      <a:srgbClr val="FFFFFF">
+                        <a:shade val="85000"/>
+                      </a:srgbClr>
+                    </a:solidFill>
+                    <a:ln>
+                      <a:noFill/>
+                    </a:ln>
+                    <a:effectLst/>
+                  </pic:spPr>
+                </pic:pic>
+              </a:graphicData>
+            </a:graphic>
+            <wp14:sizeRelH relativeFrom="margin">
+              <wp14:pctWidth>0</wp14:pctWidth>
+            </wp14:sizeRelH>
+            <wp14:sizeRelV relativeFrom="margin">
+              <wp14:pctHeight>0</wp14:pctHeight>
+            </wp14:sizeRelV>
+          </wp:anchor>
+        </w:drawing>
+      </w:r>
+      <w:r>
+        <w:rPr>
+          <w:rFonts w:ascii="Times New Roman" w:eastAsia="Times New Roman" w:hAnsi="Times New Roman" w:cs="Times New Roman"/>
+          <w:b/>
+        </w:rPr>
+        <w:t>Introduction to the Biology of Cancer</w:t>
+      </w:r>
+      <w:r>
+        <w:rPr>
+          <w:rFonts w:ascii="Times New Roman" w:eastAsia="Times New Roman" w:hAnsi="Times New Roman" w:cs="Times New Roman"/>
+          <w:b/>
+        </w:rPr>
+        <w:tab/>
+        <w:t>March 2024</w:t>
+      </w:r>
+    </w:p>
+    <w:p>
+      <w:pPr>
+        <w:spacing w:line="240" w:lineRule="auto"/>
+        <w:rPr>
+          <w:rFonts w:ascii="Times New Roman" w:eastAsia="Times New Roman" w:hAnsi="Times New Roman" w:cs="Times New Roman"/>
+          <w:b/>
+          <w:bCs/>
+          <w:color w:val="404040" w:themeColor="text1" w:themeTint="BF"/>
+          <w:lang w:val="en-US" w:eastAsia="en-US"/>
+        </w:rPr>
+      </w:pPr>
+      <w:r>
+        <w:rPr>
+          <w:rFonts w:ascii="Times New Roman" w:hAnsi="Times New Roman" w:cs="Times New Roman"/>
+          <w:noProof/>
+        </w:rPr>
+        <w:drawing>
+          <wp:anchor distT="0" distB="0" distL="114300" distR="114300" simplePos="0" relativeHeight="251714560" behindDoc="0" locked="0" layoutInCell="1" allowOverlap="1" wp14:anchorId="6683E2A9" wp14:editId="25567E74">
+            <wp:simplePos x="0" y="0"/>
+            <wp:positionH relativeFrom="column">
+              <wp:posOffset>2679065</wp:posOffset>
+            </wp:positionH>
+            <wp:positionV relativeFrom="paragraph">
+              <wp:posOffset>35766</wp:posOffset>
+            </wp:positionV>
+            <wp:extent cx="125095" cy="107950"/>
+            <wp:effectExtent l="0" t="0" r="8255" b="6350"/>
+            <wp:wrapNone/>
+            <wp:docPr id="1229326963" name="Picture 3" descr="Internet Access Icon SVG Vector &amp; PNG Free Download | UXWing"/>
+            <wp:cNvGraphicFramePr>
+              <a:graphicFrameLocks xmlns:a="http://schemas.openxmlformats.org/drawingml/2006/main" noChangeAspect="1"/>
+            </wp:cNvGraphicFramePr>
+            <a:graphic xmlns:a="http://schemas.openxmlformats.org/drawingml/2006/main">
+              <a:graphicData uri="http://schemas.openxmlformats.org/drawingml/2006/picture">
+                <pic:pic xmlns:pic="http://schemas.openxmlformats.org/drawingml/2006/picture">
+                  <pic:nvPicPr>
+                    <pic:cNvPr id="0" name="Picture 14" descr="Internet Access Icon SVG Vector &amp; PNG Free Download | UXWing"/>
+                    <pic:cNvPicPr>
+                      <a:picLocks noChangeAspect="1" noChangeArrowheads="1"/>
+                    </pic:cNvPicPr>
+                  </pic:nvPicPr>
+                  <pic:blipFill>
+                    <a:blip r:embed="rId30" cstate="print">
+                      <a:extLst>
+                        <a:ext uri="{28A0092B-C50C-407E-A947-70E740481C1C}">
+                          <a14:useLocalDpi xmlns:a14="http://schemas.microsoft.com/office/drawing/2010/main" val="0"/>
+                        </a:ext>
+                      </a:extLst>
+                    </a:blip>
+                    <a:srcRect/>
+                    <a:stretch>
+                      <a:fillRect/>
+                    </a:stretch>
+                  </pic:blipFill>
+                  <pic:spPr bwMode="auto">
+                    <a:xfrm>
+                      <a:off x="0" y="0"/>
+                      <a:ext cx="125095" cy="107950"/>
+                    </a:xfrm>
+                    <a:prstGeom prst="rect">
+                      <a:avLst/>
+                    </a:prstGeom>
+                    <a:noFill/>
+                    <a:ln>
+                      <a:noFill/>
+                    </a:ln>
+                  </pic:spPr>
+                </pic:pic>
+              </a:graphicData>
+            </a:graphic>
+            <wp14:sizeRelH relativeFrom="margin">
+              <wp14:pctWidth>0</wp14:pctWidth>
+            </wp14:sizeRelH>
+            <wp14:sizeRelV relativeFrom="margin">
+              <wp14:pctHeight>0</wp14:pctHeight>
+            </wp14:sizeRelV>
+          </wp:anchor>
+        </w:drawing>
+      </w:r>
+      <w:r>
+        <w:rPr>
+          <w:rFonts w:ascii="Times New Roman" w:eastAsia="Times New Roman" w:hAnsi="Times New Roman" w:cs="Times New Roman"/>
+          <w:b/>
+          <w:bCs/>
+          <w:color w:val="7F7F7F" w:themeColor="text1" w:themeTint="80"/>
+          <w:lang w:val="en-US" w:eastAsia="en-US"/>
+        </w:rPr>
+        <w:t xml:space="preserve">Issuer: </w:t>
+      </w:r>
+      <w:hyperlink r:id="rId38" w:history="1">
+        <w:r>
+          <w:rPr>
+            <w:rStyle w:val="Hyperlink"/>
+            <w:rFonts w:ascii="Times New Roman" w:eastAsia="Times New Roman" w:hAnsi="Times New Roman" w:cs="Times New Roman"/>
+            <w:b/>
+            <w:bCs/>
+            <w:color w:val="262626" w:themeColor="text1" w:themeTint="D9"/>
+            <w:u w:val="none"/>
+            <w:lang w:val="en-US" w:eastAsia="en-US"/>
+          </w:rPr>
+          <w:t>Johns Hopkins University (Coursera)</w:t>
+        </w:r>
+      </w:hyperlink>
+      <w:r>
+        <w:rPr>
+          <w:rFonts w:ascii="Times New Roman" w:hAnsi="Times New Roman" w:cs="Times New Roman"/>
+          <w:noProof/>
+        </w:rPr>
+        <w:t xml:space="preserve"> </w:t>
+      </w:r>
+    </w:p>
+    <w:p>
+      <w:pPr>
+        <w:pStyle w:val="ListParagraph"/>
+        <w:numPr>
+          <w:ilvl w:val="0"/>
+          <w:numId w:val="15"/>
+        </w:numPr>
+        <w:spacing w:line="240" w:lineRule="auto"/>
+        <w:rPr>
+          <w:rFonts w:ascii="Times New Roman" w:eastAsia="Times New Roman" w:hAnsi="Times New Roman" w:cs="Times New Roman"/>
+          <w:sz w:val="24"/>
+          <w:szCs w:val="24"/>
+          <w:lang w:val="en-US" w:eastAsia="en-US"/>
+        </w:rPr>
+      </w:pPr>
+      <w:r>
+        <w:rPr>
+          <w:rFonts w:ascii="Times New Roman" w:hAnsi="Times New Roman" w:cs="Times New Roman"/>
+          <w:noProof/>
+        </w:rPr>
+        <w:drawing>
+          <wp:anchor distT="0" distB="0" distL="114300" distR="114300" simplePos="0" relativeHeight="251705344" behindDoc="0" locked="0" layoutInCell="1" allowOverlap="1" wp14:anchorId="04B64082" wp14:editId="003EBD03">
+            <wp:simplePos x="0" y="0"/>
+            <wp:positionH relativeFrom="column">
+              <wp:posOffset>4986294</wp:posOffset>
+            </wp:positionH>
+            <wp:positionV relativeFrom="paragraph">
+              <wp:posOffset>186353</wp:posOffset>
+            </wp:positionV>
+            <wp:extent cx="479425" cy="359410"/>
+            <wp:effectExtent l="0" t="0" r="0" b="2540"/>
+            <wp:wrapNone/>
+            <wp:docPr id="1313917482" name="Picture 17" descr="Indian Institute of Science"/>
+            <wp:cNvGraphicFramePr>
+              <a:graphicFrameLocks xmlns:a="http://schemas.openxmlformats.org/drawingml/2006/main" noChangeAspect="1"/>
+            </wp:cNvGraphicFramePr>
+            <a:graphic xmlns:a="http://schemas.openxmlformats.org/drawingml/2006/main">
+              <a:graphicData uri="http://schemas.openxmlformats.org/drawingml/2006/picture">
+                <pic:pic xmlns:pic="http://schemas.openxmlformats.org/drawingml/2006/picture">
+                  <pic:nvPicPr>
+                    <pic:cNvPr id="0" name="Picture 99" descr="Indian Institute of Science"/>
+                    <pic:cNvPicPr>
+                      <a:picLocks noChangeAspect="1" noChangeArrowheads="1"/>
+                    </pic:cNvPicPr>
+                  </pic:nvPicPr>
+                  <pic:blipFill>
+                    <a:blip r:embed="rId39" cstate="print">
+                      <a:extLst>
+                        <a:ext uri="{28A0092B-C50C-407E-A947-70E740481C1C}">
+                          <a14:useLocalDpi xmlns:a14="http://schemas.microsoft.com/office/drawing/2010/main" val="0"/>
+                        </a:ext>
+                      </a:extLst>
+                    </a:blip>
+                    <a:srcRect/>
+                    <a:stretch>
+                      <a:fillRect/>
+                    </a:stretch>
+                  </pic:blipFill>
+                  <pic:spPr bwMode="auto">
+                    <a:xfrm>
+                      <a:off x="0" y="0"/>
+                      <a:ext cx="479425" cy="359410"/>
+                    </a:xfrm>
+                    <a:prstGeom prst="rect">
+                      <a:avLst/>
+                    </a:prstGeom>
+                    <a:noFill/>
+                    <a:ln>
+                      <a:noFill/>
+                    </a:ln>
+                  </pic:spPr>
+                </pic:pic>
+              </a:graphicData>
+            </a:graphic>
+          </wp:anchor>
+        </w:drawing>
+      </w:r>
+      <w:r>
+        <w:rPr>
+          <w:rFonts w:ascii="Times New Roman" w:eastAsia="Times New Roman" w:hAnsi="Times New Roman" w:cs="Times New Roman"/>
+          <w:color w:val="000000"/>
+          <w:lang w:val="en-US" w:eastAsia="en-US"/>
+        </w:rPr>
+        <w:t>Obtained the certificate with Honors by completing the optional course on Introduction to Liver Cancer</w:t>
+      </w:r>
+    </w:p>
+    <w:p>
+      <w:pPr>
+        <w:tabs>
+          <w:tab w:val="right" w:pos="10710"/>
+        </w:tabs>
+        <w:jc w:val="both"/>
+        <w:rPr>
+          <w:rFonts w:ascii="Times New Roman" w:eastAsia="Times New Roman" w:hAnsi="Times New Roman" w:cs="Times New Roman"/>
+          <w:b/>
+        </w:rPr>
+      </w:pPr>
+      <w:r>
+        <w:rPr>
+          <w:rFonts w:ascii="Times New Roman" w:hAnsi="Times New Roman" w:cs="Times New Roman"/>
+          <w:noProof/>
+        </w:rPr>
+        <w:drawing>
+          <wp:anchor distT="0" distB="0" distL="114300" distR="114300" simplePos="0" relativeHeight="251658239" behindDoc="1" locked="0" layoutInCell="1" allowOverlap="1" wp14:anchorId="06CCD3DF" wp14:editId="64042A12">
+            <wp:simplePos x="0" y="0"/>
+            <wp:positionH relativeFrom="column">
+              <wp:posOffset>5683170</wp:posOffset>
+            </wp:positionH>
+            <wp:positionV relativeFrom="paragraph">
+              <wp:posOffset>6262</wp:posOffset>
+            </wp:positionV>
+            <wp:extent cx="359410" cy="351155"/>
+            <wp:effectExtent l="0" t="0" r="2540" b="0"/>
+            <wp:wrapNone/>
+            <wp:docPr id="1999531000" name="Picture 13" descr="NPTEL - Sangam University"/>
+            <wp:cNvGraphicFramePr>
+              <a:graphicFrameLocks xmlns:a="http://schemas.openxmlformats.org/drawingml/2006/main" noChangeAspect="1"/>
+            </wp:cNvGraphicFramePr>
+            <a:graphic xmlns:a="http://schemas.openxmlformats.org/drawingml/2006/main">
+              <a:graphicData uri="http://schemas.openxmlformats.org/drawingml/2006/picture">
+                <pic:pic xmlns:pic="http://schemas.openxmlformats.org/drawingml/2006/picture">
+                  <pic:nvPicPr>
+                    <pic:cNvPr id="0" name="Picture 71" descr="NPTEL - Sangam University"/>
+                    <pic:cNvPicPr>
+                      <a:picLocks noChangeAspect="1" noChangeArrowheads="1"/>
+                    </pic:cNvPicPr>
+                  </pic:nvPicPr>
+                  <pic:blipFill>
+                    <a:blip r:embed="rId29" cstate="print">
+                      <a:extLst>
+                        <a:ext uri="{28A0092B-C50C-407E-A947-70E740481C1C}">
+                          <a14:useLocalDpi xmlns:a14="http://schemas.microsoft.com/office/drawing/2010/main" val="0"/>
+                        </a:ext>
+                      </a:extLst>
+                    </a:blip>
+                    <a:srcRect/>
+                    <a:stretch>
+                      <a:fillRect/>
+                    </a:stretch>
+                  </pic:blipFill>
+                  <pic:spPr bwMode="auto">
+                    <a:xfrm>
+                      <a:off x="0" y="0"/>
+                      <a:ext cx="359410" cy="351155"/>
+                    </a:xfrm>
+                    <a:prstGeom prst="rect">
+                      <a:avLst/>
+                    </a:prstGeom>
+                    <a:noFill/>
+                    <a:ln>
+                      <a:noFill/>
+                    </a:ln>
+                  </pic:spPr>
+                </pic:pic>
+              </a:graphicData>
+            </a:graphic>
+          </wp:anchor>
+        </w:drawing>
+      </w:r>
+      <w:r>
+        <w:rPr>
+          <w:rFonts w:ascii="Times New Roman" w:eastAsia="Times New Roman" w:hAnsi="Times New Roman" w:cs="Times New Roman"/>
+          <w:b/>
+        </w:rPr>
+        <w:t xml:space="preserve"> </w:t>
+      </w:r>
+      <w:r>
+        <w:rPr>
+          <w:rFonts w:ascii="Times New Roman" w:eastAsia="Times New Roman" w:hAnsi="Times New Roman" w:cs="Times New Roman"/>
+          <w:b/>
+        </w:rPr>
+        <w:t>Drug Delivery: Principles and Engineering</w:t>
+      </w:r>
+      <w:r>
+        <w:rPr>
+          <w:rFonts w:ascii="Times New Roman" w:eastAsia="Times New Roman" w:hAnsi="Times New Roman" w:cs="Times New Roman"/>
+          <w:b/>
+        </w:rPr>
+        <w:t xml:space="preserve"> </w:t>
+      </w:r>
+      <w:r>
+        <w:rPr>
+          <w:rFonts w:ascii="Times New Roman" w:eastAsia="Times New Roman" w:hAnsi="Times New Roman" w:cs="Times New Roman"/>
+          <w:b/>
+        </w:rPr>
+        <w:tab/>
+      </w:r>
+      <w:r>
+        <w:rPr>
+          <w:rFonts w:ascii="Times New Roman" w:eastAsia="Times New Roman" w:hAnsi="Times New Roman" w:cs="Times New Roman"/>
+          <w:b/>
+        </w:rPr>
+        <w:t>October</w:t>
+      </w:r>
+      <w:r>
+        <w:rPr>
+          <w:rFonts w:ascii="Times New Roman" w:eastAsia="Times New Roman" w:hAnsi="Times New Roman" w:cs="Times New Roman"/>
+          <w:b/>
+        </w:rPr>
+        <w:t xml:space="preserve"> 202</w:t>
+      </w:r>
+      <w:r>
+        <w:rPr>
+          <w:rFonts w:ascii="Times New Roman" w:eastAsia="Times New Roman" w:hAnsi="Times New Roman" w:cs="Times New Roman"/>
+          <w:b/>
+        </w:rPr>
+        <w:t>2</w:t>
+      </w:r>
+    </w:p>
+    <w:p>
+      <w:pPr>
+        <w:spacing w:line="240" w:lineRule="auto"/>
+        <w:rPr>
+          <w:rFonts w:ascii="Times New Roman" w:eastAsia="Times New Roman" w:hAnsi="Times New Roman" w:cs="Times New Roman"/>
+          <w:b/>
+          <w:bCs/>
+          <w:color w:val="7F7F7F" w:themeColor="text1" w:themeTint="80"/>
+          <w:lang w:val="en-US" w:eastAsia="en-US"/>
+        </w:rPr>
+      </w:pPr>
+      <w:r>
+        <w:rPr>
+          <w:rFonts w:ascii="Times New Roman" w:hAnsi="Times New Roman" w:cs="Times New Roman"/>
+          <w:noProof/>
+        </w:rPr>
+        <w:drawing>
+          <wp:anchor distT="0" distB="0" distL="114300" distR="114300" simplePos="0" relativeHeight="251716608" behindDoc="0" locked="0" layoutInCell="1" allowOverlap="1" wp14:anchorId="1A332D2B" wp14:editId="4399FA8E">
+            <wp:simplePos x="0" y="0"/>
+            <wp:positionH relativeFrom="column">
+              <wp:posOffset>1966595</wp:posOffset>
+            </wp:positionH>
+            <wp:positionV relativeFrom="paragraph">
+              <wp:posOffset>40712</wp:posOffset>
+            </wp:positionV>
+            <wp:extent cx="125633" cy="108000"/>
+            <wp:effectExtent l="0" t="0" r="8255" b="6350"/>
+            <wp:wrapNone/>
+            <wp:docPr id="535055028" name="Picture 3" descr="Internet Access Icon SVG Vector &amp; PNG Free Download | UXWing"/>
+            <wp:cNvGraphicFramePr>
+              <a:graphicFrameLocks xmlns:a="http://schemas.openxmlformats.org/drawingml/2006/main" noChangeAspect="1"/>
+            </wp:cNvGraphicFramePr>
+            <a:graphic xmlns:a="http://schemas.openxmlformats.org/drawingml/2006/main">
+              <a:graphicData uri="http://schemas.openxmlformats.org/drawingml/2006/picture">
+                <pic:pic xmlns:pic="http://schemas.openxmlformats.org/drawingml/2006/picture">
+                  <pic:nvPicPr>
+                    <pic:cNvPr id="0" name="Picture 14" descr="Internet Access Icon SVG Vector &amp; PNG Free Download | UXWing"/>
+                    <pic:cNvPicPr>
+                      <a:picLocks noChangeAspect="1" noChangeArrowheads="1"/>
+                    </pic:cNvPicPr>
+                  </pic:nvPicPr>
+                  <pic:blipFill>
+                    <a:blip r:embed="rId30" cstate="print">
+                      <a:extLst>
+                        <a:ext uri="{28A0092B-C50C-407E-A947-70E740481C1C}">
+                          <a14:useLocalDpi xmlns:a14="http://schemas.microsoft.com/office/drawing/2010/main" val="0"/>
+                        </a:ext>
+                      </a:extLst>
+                    </a:blip>
+                    <a:srcRect/>
+                    <a:stretch>
+                      <a:fillRect/>
+                    </a:stretch>
+                  </pic:blipFill>
+                  <pic:spPr bwMode="auto">
+                    <a:xfrm>
+                      <a:off x="0" y="0"/>
+                      <a:ext cx="125633" cy="108000"/>
+                    </a:xfrm>
+                    <a:prstGeom prst="rect">
+                      <a:avLst/>
+                    </a:prstGeom>
+                    <a:noFill/>
+                    <a:ln>
+                      <a:noFill/>
+                    </a:ln>
+                  </pic:spPr>
+                </pic:pic>
+              </a:graphicData>
+            </a:graphic>
+            <wp14:sizeRelH relativeFrom="margin">
+              <wp14:pctWidth>0</wp14:pctWidth>
+            </wp14:sizeRelH>
+            <wp14:sizeRelV relativeFrom="margin">
+              <wp14:pctHeight>0</wp14:pctHeight>
+            </wp14:sizeRelV>
+          </wp:anchor>
+        </w:drawing>
+      </w:r>
+      <w:r>
+        <w:rPr>
+          <w:rFonts w:ascii="Times New Roman" w:eastAsia="Times New Roman" w:hAnsi="Times New Roman" w:cs="Times New Roman"/>
+          <w:b/>
+          <w:bCs/>
+          <w:color w:val="7F7F7F" w:themeColor="text1" w:themeTint="80"/>
+          <w:lang w:val="en-US" w:eastAsia="en-US"/>
+        </w:rPr>
+        <w:t xml:space="preserve">Issuer: </w:t>
+      </w:r>
+      <w:hyperlink r:id="rId40" w:history="1">
+        <w:r>
+          <w:rPr>
+            <w:rStyle w:val="Hyperlink"/>
+            <w:rFonts w:ascii="Times New Roman" w:eastAsia="Times New Roman" w:hAnsi="Times New Roman" w:cs="Times New Roman"/>
+            <w:b/>
+            <w:bCs/>
+            <w:color w:val="262626" w:themeColor="text1" w:themeTint="D9"/>
+            <w:u w:val="none"/>
+            <w:lang w:val="en-US" w:eastAsia="en-US"/>
+          </w:rPr>
+          <w:t>IISc Bangalore</w:t>
+        </w:r>
+        <w:r>
+          <w:rPr>
+            <w:rStyle w:val="Hyperlink"/>
+            <w:rFonts w:ascii="Times New Roman" w:eastAsia="Times New Roman" w:hAnsi="Times New Roman" w:cs="Times New Roman"/>
+            <w:b/>
+            <w:bCs/>
+            <w:color w:val="262626" w:themeColor="text1" w:themeTint="D9"/>
+            <w:u w:val="none"/>
+            <w:lang w:val="en-US" w:eastAsia="en-US"/>
+          </w:rPr>
+          <w:t xml:space="preserve"> (</w:t>
+        </w:r>
+        <w:r>
+          <w:rPr>
+            <w:rStyle w:val="Hyperlink"/>
+            <w:rFonts w:ascii="Times New Roman" w:eastAsia="Times New Roman" w:hAnsi="Times New Roman" w:cs="Times New Roman"/>
+            <w:b/>
+            <w:bCs/>
+            <w:color w:val="262626" w:themeColor="text1" w:themeTint="D9"/>
+            <w:u w:val="none"/>
+            <w:lang w:val="en-US" w:eastAsia="en-US"/>
+          </w:rPr>
+          <w:t>NPTEL</w:t>
+        </w:r>
+        <w:r>
+          <w:rPr>
+            <w:rStyle w:val="Hyperlink"/>
+            <w:rFonts w:ascii="Times New Roman" w:eastAsia="Times New Roman" w:hAnsi="Times New Roman" w:cs="Times New Roman"/>
+            <w:b/>
+            <w:bCs/>
+            <w:color w:val="262626" w:themeColor="text1" w:themeTint="D9"/>
+            <w:u w:val="none"/>
+            <w:lang w:val="en-US" w:eastAsia="en-US"/>
+          </w:rPr>
+          <w:t>)</w:t>
+        </w:r>
+      </w:hyperlink>
+    </w:p>
+    <w:p>
+      <w:pPr>
+        <w:pStyle w:val="ListParagraph"/>
+        <w:numPr>
+          <w:ilvl w:val="0"/>
+          <w:numId w:val="15"/>
+        </w:numPr>
+        <w:spacing w:line="240" w:lineRule="auto"/>
+        <w:rPr>
+          <w:rFonts w:ascii="Times New Roman" w:eastAsia="Times New Roman" w:hAnsi="Times New Roman" w:cs="Times New Roman"/>
+          <w:sz w:val="24"/>
+          <w:szCs w:val="24"/>
+          <w:lang w:val="en-US" w:eastAsia="en-US"/>
+        </w:rPr>
+      </w:pPr>
+      <w:r>
+        <w:rPr>
+          <w:rFonts w:ascii="Times New Roman" w:eastAsia="Times New Roman" w:hAnsi="Times New Roman" w:cs="Times New Roman"/>
+          <w:color w:val="000000"/>
+          <w:lang w:val="en-US" w:eastAsia="en-US"/>
+        </w:rPr>
+        <w:t>Obtained the certificate with Honors by completing the optional course on Introduction to Liver Cancer</w:t>
+      </w:r>
+    </w:p>
+    <w:p>
+      <w:pPr>
+        <w:spacing w:line="240" w:lineRule="auto"/>
+        <w:rPr>
+          <w:rFonts w:ascii="Times New Roman" w:eastAsia="Times New Roman" w:hAnsi="Times New Roman" w:cs="Times New Roman"/>
+          <w:color w:val="000000"/>
+          <w:lang w:val="en-US" w:eastAsia="en-US"/>
+        </w:rPr>
+      </w:pPr>
+    </w:p>
+    <w:p>
+      <w:pPr>
+        <w:tabs>
+          <w:tab w:val="right" w:pos="9360"/>
+        </w:tabs>
+        <w:jc w:val="center"/>
+        <w:rPr>
+          <w:rFonts w:ascii="Times New Roman" w:eastAsia="Times New Roman" w:hAnsi="Times New Roman" w:cs="Times New Roman"/>
+          <w:b/>
+        </w:rPr>
+      </w:pPr>
+      <w:r>
+        <w:rPr>
+          <w:rFonts w:ascii="Times New Roman" w:eastAsia="Times New Roman" w:hAnsi="Times New Roman" w:cs="Times New Roman"/>
+          <w:b/>
+        </w:rPr>
+        <w:t>CONFERENCES &amp; WORKSHOPS</w:t>
+      </w:r>
+    </w:p>
+    <w:p>
+      <w:pPr>
+        <w:tabs>
+          <w:tab w:val="right" w:pos="9360"/>
+        </w:tabs>
+        <w:jc w:val="center"/>
+        <w:rPr>
+          <w:rFonts w:ascii="Times New Roman" w:eastAsia="Times New Roman" w:hAnsi="Times New Roman" w:cs="Times New Roman"/>
+        </w:rPr>
+      </w:pPr>
+      <w:r>
+        <w:rPr>
+          <w:rFonts w:ascii="Times New Roman" w:hAnsi="Times New Roman" w:cs="Times New Roman"/>
+        </w:rPr>
+        <w:pict w14:anchorId="42005702">
+          <v:rect id="_x0000_i1034" style="width:0;height:1.5pt" o:hralign="center" o:hrstd="t" o:hr="t" fillcolor="#a0a0a0" stroked="f"/>
+        </w:pict>
+      </w:r>
+    </w:p>
+    <w:p>
+      <w:pPr>
+        <w:tabs>
+          <w:tab w:val="right" w:pos="10710"/>
+        </w:tabs>
+        <w:jc w:val="both"/>
+        <w:rPr>
+          <w:rFonts w:ascii="Times New Roman" w:eastAsia="Times New Roman" w:hAnsi="Times New Roman" w:cs="Times New Roman"/>
+          <w:b/>
+        </w:rPr>
+      </w:pPr>
+      <w:r>
+        <w:rPr>
+          <w:rFonts w:ascii="Times New Roman" w:eastAsia="Times New Roman" w:hAnsi="Times New Roman" w:cs="Times New Roman"/>
+          <w:b/>
+          <w:bCs/>
+          <w:color w:val="595959" w:themeColor="text1" w:themeTint="A6"/>
+        </w:rPr>
+        <w:t xml:space="preserve">Virtual Winter School on Computational Chemistry, </w:t>
+      </w:r>
+      <w:r>
+        <w:rPr>
+          <w:rFonts w:ascii="Times New Roman" w:eastAsia="Times New Roman" w:hAnsi="Times New Roman" w:cs="Times New Roman"/>
+        </w:rPr>
+        <w:t xml:space="preserve">GROMACS </w:t>
+      </w:r>
+      <w:r>
+        <w:rPr>
+          <w:rFonts w:ascii="Times New Roman" w:eastAsia="Times New Roman" w:hAnsi="Times New Roman" w:cs="Times New Roman"/>
+        </w:rPr>
+        <w:tab/>
+      </w:r>
+      <w:r>
+        <w:rPr>
+          <w:rFonts w:ascii="Times New Roman" w:eastAsia="Times New Roman" w:hAnsi="Times New Roman" w:cs="Times New Roman"/>
+          <w:b/>
+        </w:rPr>
+        <w:t>Jan</w:t>
+      </w:r>
+      <w:r>
+        <w:rPr>
+          <w:rFonts w:ascii="Times New Roman" w:eastAsia="Times New Roman" w:hAnsi="Times New Roman" w:cs="Times New Roman"/>
+          <w:b/>
+        </w:rPr>
+        <w:t xml:space="preserve"> 202</w:t>
+      </w:r>
+      <w:r>
+        <w:rPr>
+          <w:rFonts w:ascii="Times New Roman" w:eastAsia="Times New Roman" w:hAnsi="Times New Roman" w:cs="Times New Roman"/>
+          <w:b/>
+        </w:rPr>
+        <w:t>6</w:t>
+      </w:r>
+    </w:p>
+    <w:p>
+      <w:pPr>
+        <w:pStyle w:val="ListParagraph"/>
+        <w:numPr>
+          <w:ilvl w:val="0"/>
+          <w:numId w:val="15"/>
+        </w:numPr>
+        <w:spacing w:line="240" w:lineRule="auto"/>
+        <w:rPr>
+          <w:rFonts w:ascii="Times New Roman" w:eastAsia="Times New Roman" w:hAnsi="Times New Roman" w:cs="Times New Roman"/>
+          <w:sz w:val="24"/>
+          <w:szCs w:val="24"/>
+          <w:lang w:val="en-US" w:eastAsia="en-US"/>
+        </w:rPr>
+      </w:pPr>
+      <w:r>
+        <w:rPr>
+          <w:rFonts w:ascii="Times New Roman" w:eastAsia="Times New Roman" w:hAnsi="Times New Roman" w:cs="Times New Roman"/>
+          <w:sz w:val="24"/>
+          <w:szCs w:val="24"/>
+          <w:lang w:val="en-US" w:eastAsia="en-US"/>
+        </w:rPr>
+        <w:t>Engaged with training modules led by the GROMACS Team and the Virtual Winter School</w:t>
+      </w:r>
+      <w:r>
+        <w:rPr>
+          <w:rFonts w:ascii="Times New Roman" w:eastAsia="Times New Roman" w:hAnsi="Times New Roman" w:cs="Times New Roman"/>
+          <w:sz w:val="24"/>
+          <w:szCs w:val="24"/>
+          <w:lang w:val="en-US" w:eastAsia="en-US"/>
+        </w:rPr>
+        <w:t xml:space="preserve"> for molecular docking simulations</w:t>
+      </w:r>
+    </w:p>
+    <w:p>
+      <w:pPr>
+        <w:tabs>
+          <w:tab w:val="right" w:pos="10710"/>
+        </w:tabs>
+        <w:jc w:val="both"/>
+        <w:rPr>
+          <w:rFonts w:ascii="Times New Roman" w:eastAsia="Times New Roman" w:hAnsi="Times New Roman" w:cs="Times New Roman"/>
+          <w:b/>
+        </w:rPr>
+      </w:pPr>
+      <w:r>
+        <w:rPr>
+          <w:rFonts w:ascii="Times New Roman" w:eastAsia="Times New Roman" w:hAnsi="Times New Roman" w:cs="Times New Roman"/>
+          <w:b/>
+          <w:bCs/>
+          <w:color w:val="595959" w:themeColor="text1" w:themeTint="A6"/>
+        </w:rPr>
+        <w:t>8</w:t>
+      </w:r>
+      <w:r>
+        <w:rPr>
+          <w:rFonts w:ascii="Times New Roman" w:eastAsia="Times New Roman" w:hAnsi="Times New Roman" w:cs="Times New Roman"/>
+          <w:b/>
+          <w:bCs/>
+          <w:color w:val="595959" w:themeColor="text1" w:themeTint="A6"/>
+          <w:vertAlign w:val="superscript"/>
+        </w:rPr>
+        <w:t>th</w:t>
+      </w:r>
+      <w:r>
+        <w:rPr>
+          <w:rFonts w:ascii="Times New Roman" w:eastAsia="Times New Roman" w:hAnsi="Times New Roman" w:cs="Times New Roman"/>
+          <w:b/>
+          <w:bCs/>
+          <w:color w:val="595959" w:themeColor="text1" w:themeTint="A6"/>
+        </w:rPr>
+        <w:t xml:space="preserve"> Indian Myeloma Congress, Annual Conference of </w:t>
+      </w:r>
+      <w:proofErr w:type="spellStart"/>
+      <w:r>
+        <w:rPr>
+          <w:rFonts w:ascii="Times New Roman" w:eastAsia="Times New Roman" w:hAnsi="Times New Roman" w:cs="Times New Roman"/>
+          <w:b/>
+          <w:bCs/>
+          <w:color w:val="595959" w:themeColor="text1" w:themeTint="A6"/>
+        </w:rPr>
+        <w:t>IMAGe</w:t>
+      </w:r>
+      <w:proofErr w:type="spellEnd"/>
+      <w:r>
+        <w:rPr>
+          <w:rFonts w:ascii="Times New Roman" w:eastAsia="Times New Roman" w:hAnsi="Times New Roman" w:cs="Times New Roman"/>
+          <w:b/>
+          <w:bCs/>
+          <w:color w:val="595959" w:themeColor="text1" w:themeTint="A6"/>
+        </w:rPr>
+        <w:t xml:space="preserve">, </w:t>
+      </w:r>
+      <w:r>
+        <w:rPr>
+          <w:rFonts w:ascii="Times New Roman" w:eastAsia="Times New Roman" w:hAnsi="Times New Roman" w:cs="Times New Roman"/>
+        </w:rPr>
+        <w:t>Amrita Institute of Medical Sciences, Kochi</w:t>
+      </w:r>
+      <w:r>
+        <w:rPr>
+          <w:rFonts w:ascii="Times New Roman" w:eastAsia="Times New Roman" w:hAnsi="Times New Roman" w:cs="Times New Roman"/>
+        </w:rPr>
+        <w:tab/>
+      </w:r>
+      <w:r>
+        <w:rPr>
+          <w:rFonts w:ascii="Times New Roman" w:eastAsia="Times New Roman" w:hAnsi="Times New Roman" w:cs="Times New Roman"/>
+          <w:b/>
+        </w:rPr>
+        <w:t>Jan 2026</w:t>
+      </w:r>
+    </w:p>
+    <w:p>
+      <w:pPr>
+        <w:pStyle w:val="ListParagraph"/>
+        <w:numPr>
+          <w:ilvl w:val="0"/>
+          <w:numId w:val="15"/>
+        </w:numPr>
+        <w:tabs>
+          <w:tab w:val="right" w:pos="10710"/>
+        </w:tabs>
+        <w:jc w:val="both"/>
+        <w:rPr>
+          <w:rFonts w:ascii="Times New Roman" w:eastAsia="Times New Roman" w:hAnsi="Times New Roman" w:cs="Times New Roman"/>
+        </w:rPr>
+      </w:pPr>
+      <w:r>
+        <w:rPr>
+          <w:rFonts w:ascii="Times New Roman" w:eastAsia="Times New Roman" w:hAnsi="Times New Roman" w:cs="Times New Roman"/>
+        </w:rPr>
+        <w:t xml:space="preserve">Attended the </w:t>
+      </w:r>
+      <w:r>
+        <w:rPr>
+          <w:rFonts w:ascii="Times New Roman" w:eastAsia="Times New Roman" w:hAnsi="Times New Roman" w:cs="Times New Roman"/>
+        </w:rPr>
+        <w:t>workshop on Flow Cytometry for MRD, Demonstration of Gating strategies and viewpoint on MRD clinical decisions based on NGF. Expert viewpoint on Flow Cytometry vs NGS.</w:t>
+      </w:r>
+    </w:p>
+    <w:p>
+      <w:pPr>
+        <w:tabs>
+          <w:tab w:val="right" w:pos="10710"/>
+        </w:tabs>
+        <w:jc w:val="both"/>
+        <w:rPr>
+          <w:rFonts w:ascii="Times New Roman" w:eastAsia="Times New Roman" w:hAnsi="Times New Roman" w:cs="Times New Roman"/>
+          <w:b/>
+        </w:rPr>
+      </w:pPr>
+      <w:r>
+        <w:rPr>
+          <w:rFonts w:ascii="Times New Roman" w:eastAsia="Times New Roman" w:hAnsi="Times New Roman" w:cs="Times New Roman"/>
+          <w:b/>
+          <w:bCs/>
+          <w:color w:val="595959" w:themeColor="text1" w:themeTint="A6"/>
+        </w:rPr>
+        <w:t xml:space="preserve">Workshop on “Electrospinning for </w:t>
+      </w:r>
+      <w:proofErr w:type="spellStart"/>
+      <w:r>
+        <w:rPr>
+          <w:rFonts w:ascii="Times New Roman" w:eastAsia="Times New Roman" w:hAnsi="Times New Roman" w:cs="Times New Roman"/>
+          <w:b/>
+          <w:bCs/>
+          <w:color w:val="595959" w:themeColor="text1" w:themeTint="A6"/>
+        </w:rPr>
+        <w:t>Nanofibre</w:t>
+      </w:r>
+      <w:proofErr w:type="spellEnd"/>
+      <w:r>
+        <w:rPr>
+          <w:rFonts w:ascii="Times New Roman" w:eastAsia="Times New Roman" w:hAnsi="Times New Roman" w:cs="Times New Roman"/>
+          <w:b/>
+          <w:bCs/>
+          <w:color w:val="595959" w:themeColor="text1" w:themeTint="A6"/>
+        </w:rPr>
+        <w:t xml:space="preserve"> production”</w:t>
+      </w:r>
+      <w:r>
+        <w:rPr>
+          <w:rFonts w:ascii="Times New Roman" w:eastAsia="Times New Roman" w:hAnsi="Times New Roman" w:cs="Times New Roman"/>
+        </w:rPr>
+        <w:t>, Sathyabama, Chennai</w:t>
+      </w:r>
+      <w:r>
+        <w:rPr>
+          <w:rFonts w:ascii="Times New Roman" w:eastAsia="Times New Roman" w:hAnsi="Times New Roman" w:cs="Times New Roman"/>
+        </w:rPr>
+        <w:tab/>
+      </w:r>
+      <w:r>
+        <w:rPr>
+          <w:rFonts w:ascii="Times New Roman" w:eastAsia="Times New Roman" w:hAnsi="Times New Roman" w:cs="Times New Roman"/>
+          <w:b/>
+        </w:rPr>
+        <w:t>May 2024</w:t>
+      </w:r>
+    </w:p>
+    <w:p>
+      <w:pPr>
+        <w:tabs>
+          <w:tab w:val="right" w:pos="10710"/>
+        </w:tabs>
+        <w:rPr>
+          <w:rFonts w:ascii="Times New Roman" w:eastAsia="Times New Roman" w:hAnsi="Times New Roman" w:cs="Times New Roman"/>
+        </w:rPr>
+      </w:pPr>
+      <w:r>
+        <w:rPr>
+          <w:rFonts w:ascii="Times New Roman" w:eastAsia="Times New Roman" w:hAnsi="Times New Roman" w:cs="Times New Roman"/>
+          <w:b/>
+          <w:bCs/>
+          <w:color w:val="595959" w:themeColor="text1" w:themeTint="A6"/>
+        </w:rPr>
+        <w:t>14</w:t>
+      </w:r>
+      <w:r>
+        <w:rPr>
+          <w:rFonts w:ascii="Times New Roman" w:eastAsia="Times New Roman" w:hAnsi="Times New Roman" w:cs="Times New Roman"/>
+          <w:b/>
+          <w:bCs/>
+          <w:color w:val="595959" w:themeColor="text1" w:themeTint="A6"/>
+          <w:vertAlign w:val="superscript"/>
+        </w:rPr>
+        <w:t>th</w:t>
+      </w:r>
+      <w:r>
+        <w:rPr>
+          <w:rFonts w:ascii="Times New Roman" w:eastAsia="Times New Roman" w:hAnsi="Times New Roman" w:cs="Times New Roman"/>
+          <w:b/>
+          <w:bCs/>
+          <w:color w:val="595959" w:themeColor="text1" w:themeTint="A6"/>
+        </w:rPr>
+        <w:t xml:space="preserve"> International Conference on Science &amp; Innovative Engineering</w:t>
+      </w:r>
+      <w:r>
+        <w:rPr>
+          <w:rFonts w:ascii="Times New Roman" w:eastAsia="Times New Roman" w:hAnsi="Times New Roman" w:cs="Times New Roman"/>
+          <w:b/>
+          <w:bCs/>
+          <w:color w:val="595959" w:themeColor="text1" w:themeTint="A6"/>
+        </w:rPr>
+        <w:t>,</w:t>
+      </w:r>
+      <w:r>
+        <w:rPr>
+          <w:rFonts w:ascii="Times New Roman" w:eastAsia="Times New Roman" w:hAnsi="Times New Roman" w:cs="Times New Roman"/>
+          <w:b/>
+          <w:bCs/>
+          <w:color w:val="595959" w:themeColor="text1" w:themeTint="A6"/>
+        </w:rPr>
+        <w:t xml:space="preserve"> </w:t>
+      </w:r>
+      <w:r>
+        <w:rPr>
+          <w:rFonts w:ascii="Times New Roman" w:eastAsia="Times New Roman" w:hAnsi="Times New Roman" w:cs="Times New Roman"/>
+          <w:color w:val="000000" w:themeColor="text1"/>
+        </w:rPr>
+        <w:t>Chennai</w:t>
+      </w:r>
+      <w:r>
+        <w:rPr>
+          <w:rFonts w:ascii="Times New Roman" w:eastAsia="Times New Roman" w:hAnsi="Times New Roman" w:cs="Times New Roman"/>
+        </w:rPr>
+        <w:tab/>
+      </w:r>
+      <w:r>
+        <w:rPr>
+          <w:rFonts w:ascii="Times New Roman" w:eastAsia="Times New Roman" w:hAnsi="Times New Roman" w:cs="Times New Roman"/>
+          <w:b/>
+        </w:rPr>
+        <w:t>April 2024</w:t>
+      </w:r>
+    </w:p>
+    <w:p>
+      <w:pPr>
+        <w:pStyle w:val="ListParagraph"/>
+        <w:numPr>
+          <w:ilvl w:val="0"/>
+          <w:numId w:val="15"/>
+        </w:numPr>
+        <w:tabs>
+          <w:tab w:val="right" w:pos="10800"/>
+        </w:tabs>
+        <w:jc w:val="both"/>
+        <w:rPr>
+          <w:rFonts w:ascii="Times New Roman" w:eastAsia="Times New Roman" w:hAnsi="Times New Roman" w:cs="Times New Roman"/>
+        </w:rPr>
+      </w:pPr>
+      <w:r>
+        <w:rPr>
+          <w:rFonts w:ascii="Times New Roman" w:eastAsia="Times New Roman" w:hAnsi="Times New Roman" w:cs="Times New Roman"/>
+        </w:rPr>
+        <w:t>Paper Presentation titled, "</w:t>
+      </w:r>
+      <w:r>
+        <w:rPr>
+          <w:rFonts w:ascii="Times New Roman" w:eastAsia="Times New Roman" w:hAnsi="Times New Roman" w:cs="Times New Roman"/>
+        </w:rPr>
+        <w:t>Evaluating the Pharmacological Profile of Novel Drug Camphene conjugated with Zinc Oxide Nanoparticles using Zebrafish Larvae model</w:t>
+      </w:r>
+      <w:r>
+        <w:rPr>
+          <w:rFonts w:ascii="Times New Roman" w:eastAsia="Times New Roman" w:hAnsi="Times New Roman" w:cs="Times New Roman"/>
+        </w:rPr>
+        <w:t>".</w:t>
+      </w:r>
+      <w:r>
+        <w:rPr>
+          <w:rFonts w:ascii="Times New Roman" w:eastAsia="Times New Roman" w:hAnsi="Times New Roman" w:cs="Times New Roman"/>
+          <w:b/>
+        </w:rPr>
+        <w:tab/>
+      </w:r>
+    </w:p>
+    <w:p>
+      <w:pPr>
+        <w:tabs>
+          <w:tab w:val="right" w:pos="10710"/>
+        </w:tabs>
+        <w:jc w:val="both"/>
+        <w:rPr>
+          <w:rFonts w:ascii="Times New Roman" w:eastAsia="Times New Roman" w:hAnsi="Times New Roman" w:cs="Times New Roman"/>
+          <w:b/>
+        </w:rPr>
+      </w:pPr>
+      <w:r>
+        <w:rPr>
+          <w:rFonts w:ascii="Times New Roman" w:eastAsia="Times New Roman" w:hAnsi="Times New Roman" w:cs="Times New Roman"/>
+          <w:b/>
+          <w:bCs/>
+          <w:color w:val="595959" w:themeColor="text1" w:themeTint="A6"/>
+        </w:rPr>
+        <w:t>Workshop on “Biomass Fermentation and Distillation for Bioethanol Production”</w:t>
+      </w:r>
+      <w:r>
+        <w:rPr>
+          <w:rFonts w:ascii="Times New Roman" w:eastAsia="Times New Roman" w:hAnsi="Times New Roman" w:cs="Times New Roman"/>
+        </w:rPr>
+        <w:t>, Sathyabama, Chennai</w:t>
+      </w:r>
+      <w:r>
+        <w:rPr>
+          <w:rFonts w:ascii="Times New Roman" w:eastAsia="Times New Roman" w:hAnsi="Times New Roman" w:cs="Times New Roman"/>
+        </w:rPr>
+        <w:tab/>
+      </w:r>
+      <w:r>
+        <w:rPr>
+          <w:rFonts w:ascii="Times New Roman" w:eastAsia="Times New Roman" w:hAnsi="Times New Roman" w:cs="Times New Roman"/>
+          <w:b/>
+        </w:rPr>
+        <w:t>May 2024</w:t>
+      </w:r>
+    </w:p>
+    <w:p>
+      <w:pPr>
+        <w:tabs>
+          <w:tab w:val="right" w:pos="10710"/>
+        </w:tabs>
+        <w:jc w:val="both"/>
+        <w:rPr>
+          <w:rFonts w:ascii="Times New Roman" w:eastAsia="Times New Roman" w:hAnsi="Times New Roman" w:cs="Times New Roman"/>
+          <w:b/>
+        </w:rPr>
+      </w:pPr>
+      <w:r>
+        <w:rPr>
+          <w:rFonts w:ascii="Times New Roman" w:eastAsia="Times New Roman" w:hAnsi="Times New Roman" w:cs="Times New Roman"/>
+          <w:b/>
+          <w:bCs/>
+          <w:color w:val="595959" w:themeColor="text1" w:themeTint="A6"/>
+        </w:rPr>
+        <w:t>Workshop on “</w:t>
+      </w:r>
+      <w:r>
+        <w:rPr>
+          <w:rFonts w:ascii="Times New Roman" w:eastAsia="Times New Roman" w:hAnsi="Times New Roman" w:cs="Times New Roman"/>
+          <w:b/>
+          <w:bCs/>
+          <w:color w:val="595959" w:themeColor="text1" w:themeTint="A6"/>
+        </w:rPr>
+        <w:t>Biomimetic Scaffolds Fabrication for Tissue Engineering using Novel Electrospinning Strategies</w:t>
+      </w:r>
+      <w:r>
+        <w:rPr>
+          <w:rFonts w:ascii="Times New Roman" w:eastAsia="Times New Roman" w:hAnsi="Times New Roman" w:cs="Times New Roman"/>
+          <w:b/>
+          <w:bCs/>
+          <w:color w:val="595959" w:themeColor="text1" w:themeTint="A6"/>
+        </w:rPr>
+        <w:t>”</w:t>
+      </w:r>
+      <w:r>
+        <w:rPr>
+          <w:rFonts w:ascii="Times New Roman" w:eastAsia="Times New Roman" w:hAnsi="Times New Roman" w:cs="Times New Roman"/>
+          <w:b/>
+          <w:bCs/>
+          <w:color w:val="595959" w:themeColor="text1" w:themeTint="A6"/>
+        </w:rPr>
+        <w:t>,</w:t>
+      </w:r>
+      <w:r>
+        <w:rPr>
+          <w:rFonts w:ascii="Times New Roman" w:eastAsia="Times New Roman" w:hAnsi="Times New Roman" w:cs="Times New Roman"/>
+        </w:rPr>
+        <w:t xml:space="preserve"> Binghamton University</w:t>
+      </w:r>
+      <w:r>
+        <w:rPr>
+          <w:rFonts w:ascii="Times New Roman" w:eastAsia="Times New Roman" w:hAnsi="Times New Roman" w:cs="Times New Roman"/>
+          <w:b/>
+        </w:rPr>
+        <w:tab/>
+      </w:r>
+      <w:r>
+        <w:rPr>
+          <w:rFonts w:ascii="Times New Roman" w:eastAsia="Times New Roman" w:hAnsi="Times New Roman" w:cs="Times New Roman"/>
+          <w:b/>
+        </w:rPr>
+        <w:t>June</w:t>
+      </w:r>
+      <w:r>
+        <w:rPr>
+          <w:rFonts w:ascii="Times New Roman" w:eastAsia="Times New Roman" w:hAnsi="Times New Roman" w:cs="Times New Roman"/>
+          <w:b/>
+        </w:rPr>
+        <w:t xml:space="preserve"> 2021</w:t>
+      </w:r>
+      <w:r>
+        <w:rPr>
+          <w:rFonts w:ascii="Times New Roman" w:eastAsia="Times New Roman" w:hAnsi="Times New Roman" w:cs="Times New Roman"/>
+        </w:rPr>
+        <w:tab/>
+      </w:r>
+    </w:p>
+    <w:p>
+      <w:pPr>
+        <w:tabs>
+          <w:tab w:val="right" w:pos="9360"/>
+        </w:tabs>
+        <w:jc w:val="center"/>
+        <w:rPr>
+          <w:rFonts w:ascii="Times New Roman" w:eastAsia="Times New Roman" w:hAnsi="Times New Roman" w:cs="Times New Roman"/>
+          <w:b/>
+        </w:rPr>
+      </w:pPr>
+      <w:r>
+        <w:rPr>
+          <w:rFonts w:ascii="Times New Roman" w:eastAsia="Times New Roman" w:hAnsi="Times New Roman" w:cs="Times New Roman"/>
+          <w:b/>
+        </w:rPr>
+        <w:t>PUBLICATIONS</w:t>
+      </w:r>
+    </w:p>
+    <w:p>
+      <w:pPr>
+        <w:tabs>
+          <w:tab w:val="right" w:pos="9360"/>
+        </w:tabs>
+        <w:jc w:val="center"/>
+        <w:rPr>
+          <w:rFonts w:ascii="Times New Roman" w:eastAsia="Times New Roman" w:hAnsi="Times New Roman" w:cs="Times New Roman"/>
+        </w:rPr>
+      </w:pPr>
+      <w:r>
+        <w:rPr>
+          <w:rFonts w:ascii="Times New Roman" w:hAnsi="Times New Roman" w:cs="Times New Roman"/>
+        </w:rPr>
+        <w:pict w14:anchorId="2E77D6BD">
+          <v:rect id="_x0000_i1035" style="width:0;height:1.5pt" o:hralign="center" o:hrstd="t" o:hr="t" fillcolor="#a0a0a0" stroked="f"/>
+        </w:pict>
+      </w:r>
+    </w:p>
+    <w:p>
+      <w:pPr>
+        <w:tabs>
+          <w:tab w:val="right" w:pos="10710"/>
+        </w:tabs>
+        <w:rPr>
+          <w:rFonts w:ascii="Times New Roman" w:eastAsia="Times New Roman" w:hAnsi="Times New Roman" w:cs="Times New Roman"/>
+          <w:b/>
+          <w:bCs/>
+          <w:color w:val="595959" w:themeColor="text1" w:themeTint="A6"/>
+        </w:rPr>
+      </w:pPr>
+    </w:p>
+    <w:p>
+      <w:pPr>
+        <w:tabs>
+          <w:tab w:val="right" w:pos="10710"/>
+        </w:tabs>
+        <w:rPr>
+          <w:rFonts w:ascii="Times New Roman" w:eastAsia="Times New Roman" w:hAnsi="Times New Roman" w:cs="Times New Roman"/>
+          <w:b/>
+        </w:rPr>
+      </w:pPr>
+      <w:r>
+        <w:rPr>
+          <w:rFonts w:ascii="Times New Roman" w:eastAsia="Times New Roman" w:hAnsi="Times New Roman" w:cs="Times New Roman"/>
+          <w:b/>
+          <w:bCs/>
+          <w:color w:val="595959" w:themeColor="text1" w:themeTint="A6"/>
+        </w:rPr>
+        <w:t xml:space="preserve">Springer – </w:t>
+      </w:r>
+      <w:proofErr w:type="spellStart"/>
+      <w:r>
+        <w:rPr>
+          <w:rFonts w:ascii="Times New Roman" w:eastAsia="Times New Roman" w:hAnsi="Times New Roman" w:cs="Times New Roman"/>
+          <w:b/>
+          <w:bCs/>
+          <w:color w:val="595959" w:themeColor="text1" w:themeTint="A6"/>
+        </w:rPr>
+        <w:t>BioNanoScience</w:t>
+      </w:r>
+      <w:proofErr w:type="spellEnd"/>
+      <w:r>
+        <w:rPr>
+          <w:rFonts w:ascii="Times New Roman" w:eastAsia="Times New Roman" w:hAnsi="Times New Roman" w:cs="Times New Roman"/>
+        </w:rPr>
+        <w:tab/>
+      </w:r>
+      <w:r>
+        <w:rPr>
+          <w:rFonts w:ascii="Times New Roman" w:eastAsia="Times New Roman" w:hAnsi="Times New Roman" w:cs="Times New Roman"/>
+          <w:b/>
+        </w:rPr>
+        <w:t>September 2024</w:t>
+      </w:r>
+    </w:p>
+    <w:p>
+      <w:pPr>
+        <w:tabs>
+          <w:tab w:val="right" w:pos="10710"/>
+        </w:tabs>
+        <w:rPr>
+          <w:rFonts w:ascii="Times New Roman" w:eastAsia="Times New Roman" w:hAnsi="Times New Roman" w:cs="Times New Roman"/>
+        </w:rPr>
+      </w:pPr>
+      <w:r>
+        <w:rPr>
+          <w:rFonts w:ascii="Times New Roman" w:eastAsia="Times New Roman" w:hAnsi="Times New Roman" w:cs="Times New Roman"/>
+        </w:rPr>
+        <w:t xml:space="preserve">Investigating the Protective Effect of Camphene-Conjugated Zinc Oxide Nanoparticles Against </w:t>
+      </w:r>
+      <w:r>
+        <w:rPr>
+          <w:rFonts w:ascii="Times New Roman" w:eastAsia="Times New Roman" w:hAnsi="Times New Roman" w:cs="Times New Roman"/>
+          <w:i/>
+          <w:iCs/>
+        </w:rPr>
+        <w:t xml:space="preserve">Pseudomonas </w:t>
+      </w:r>
+      <w:proofErr w:type="gramStart"/>
+      <w:r>
+        <w:rPr>
+          <w:rFonts w:ascii="Times New Roman" w:eastAsia="Times New Roman" w:hAnsi="Times New Roman" w:cs="Times New Roman"/>
+          <w:i/>
+          <w:iCs/>
+        </w:rPr>
+        <w:t>aeruginosa</w:t>
+      </w:r>
+      <w:proofErr w:type="gramEnd"/>
+      <w:r>
+        <w:rPr>
+          <w:rFonts w:ascii="Times New Roman" w:eastAsia="Times New Roman" w:hAnsi="Times New Roman" w:cs="Times New Roman"/>
+        </w:rPr>
+        <w:t xml:space="preserve"> Infection in </w:t>
+      </w:r>
+      <w:r>
+        <w:rPr>
+          <w:rFonts w:ascii="Times New Roman" w:eastAsia="Times New Roman" w:hAnsi="Times New Roman" w:cs="Times New Roman"/>
+          <w:i/>
+          <w:iCs/>
+        </w:rPr>
+        <w:t>Danio rerio</w:t>
+      </w:r>
+    </w:p>
+    <w:p>
+      <w:pPr>
+        <w:tabs>
+          <w:tab w:val="right" w:pos="10710"/>
+        </w:tabs>
+      </w:pPr>
+      <w:r>
+        <w:rPr>
+          <w:rFonts w:ascii="Times New Roman" w:eastAsia="Times New Roman" w:hAnsi="Times New Roman" w:cs="Times New Roman"/>
+        </w:rPr>
+        <w:t xml:space="preserve">DOI : </w:t>
+      </w:r>
+      <w:hyperlink r:id="rId41" w:history="1">
+        <w:r>
+          <w:rPr>
+            <w:rStyle w:val="Hyperlink"/>
+            <w:rFonts w:ascii="Times New Roman" w:eastAsia="Times New Roman" w:hAnsi="Times New Roman" w:cs="Times New Roman"/>
+          </w:rPr>
+          <w:t>10.1007/s12668-024-01561-3</w:t>
+        </w:r>
+      </w:hyperlink>
+    </w:p>
+    <w:p>
+      <w:pPr>
+        <w:tabs>
+          <w:tab w:val="right" w:pos="9360"/>
+        </w:tabs>
+        <w:jc w:val="center"/>
+        <w:rPr>
+          <w:rFonts w:ascii="Times New Roman" w:eastAsia="Times New Roman" w:hAnsi="Times New Roman" w:cs="Times New Roman"/>
+          <w:b/>
+        </w:rPr>
+      </w:pPr>
+      <w:r>
+        <w:rPr>
+          <w:rFonts w:ascii="Times New Roman" w:eastAsia="Times New Roman" w:hAnsi="Times New Roman" w:cs="Times New Roman"/>
+          <w:b/>
+        </w:rPr>
+        <w:t>AWARDS</w:t>
+      </w:r>
+    </w:p>
+    <w:p>
+      <w:pPr>
+        <w:tabs>
+          <w:tab w:val="right" w:pos="9360"/>
+        </w:tabs>
+        <w:jc w:val="center"/>
+        <w:rPr>
+          <w:rFonts w:ascii="Times New Roman" w:hAnsi="Times New Roman" w:cs="Times New Roman"/>
+        </w:rPr>
+      </w:pPr>
+      <w:r>
+        <w:rPr>
+          <w:rFonts w:ascii="Times New Roman" w:hAnsi="Times New Roman" w:cs="Times New Roman"/>
+        </w:rPr>
+        <w:pict w14:anchorId="5B72E004">
+          <v:rect id="_x0000_i1036" style="width:0;height:1.5pt" o:hralign="center" o:bullet="t" o:hrstd="t" o:hr="t" fillcolor="#a0a0a0" stroked="f"/>
+        </w:pict>
+      </w:r>
+    </w:p>
+    <w:p>
+      <w:pPr>
+        <w:tabs>
+          <w:tab w:val="right" w:pos="10710"/>
+        </w:tabs>
+        <w:jc w:val="both"/>
+        <w:rPr>
+          <w:rFonts w:ascii="Times New Roman" w:eastAsia="Times New Roman" w:hAnsi="Times New Roman" w:cs="Times New Roman"/>
+          <w:b/>
+        </w:rPr>
+      </w:pPr>
+      <w:r>
+        <w:rPr>
+          <w:rFonts w:ascii="Times New Roman" w:eastAsia="Times New Roman" w:hAnsi="Times New Roman" w:cs="Times New Roman"/>
+          <w:b/>
+        </w:rPr>
+        <w:t>GATE B</w:t>
+      </w:r>
+      <w:r>
+        <w:rPr>
+          <w:rFonts w:ascii="Times New Roman" w:eastAsia="Times New Roman" w:hAnsi="Times New Roman" w:cs="Times New Roman"/>
+          <w:b/>
+        </w:rPr>
+        <w:t xml:space="preserve">iotechnology 2026 - </w:t>
+      </w:r>
+      <w:r>
+        <w:rPr>
+          <w:rFonts w:ascii="Times New Roman" w:eastAsia="Times New Roman" w:hAnsi="Times New Roman" w:cs="Times New Roman"/>
+          <w:b/>
+        </w:rPr>
+        <w:t>Qualified,</w:t>
+      </w:r>
+      <w:r>
+        <w:rPr>
+          <w:rFonts w:ascii="Times New Roman" w:eastAsia="Times New Roman" w:hAnsi="Times New Roman" w:cs="Times New Roman"/>
+          <w:bCs/>
+        </w:rPr>
+        <w:t xml:space="preserve"> IIT Guwahati</w:t>
+      </w:r>
+      <w:r>
+        <w:rPr>
+          <w:rFonts w:ascii="Times New Roman" w:eastAsia="Times New Roman" w:hAnsi="Times New Roman" w:cs="Times New Roman"/>
+          <w:b/>
+        </w:rPr>
+        <w:tab/>
+      </w:r>
+      <w:r>
+        <w:rPr>
+          <w:rFonts w:ascii="Times New Roman" w:eastAsia="Times New Roman" w:hAnsi="Times New Roman" w:cs="Times New Roman"/>
+          <w:b/>
+        </w:rPr>
+        <w:t>March 2026</w:t>
+      </w:r>
+    </w:p>
+    <w:p>
+      <w:pPr>
+        <w:tabs>
+          <w:tab w:val="right" w:pos="10710"/>
+        </w:tabs>
+        <w:jc w:val="both"/>
+        <w:rPr>
+          <w:rFonts w:ascii="Times New Roman" w:eastAsia="Times New Roman" w:hAnsi="Times New Roman" w:cs="Times New Roman"/>
+          <w:b/>
+        </w:rPr>
+      </w:pPr>
+      <w:r>
+        <w:rPr>
+          <w:rFonts w:ascii="Times New Roman" w:eastAsia="Times New Roman" w:hAnsi="Times New Roman" w:cs="Times New Roman"/>
+          <w:b/>
+        </w:rPr>
+        <w:t>Institute Scholarship</w:t>
+      </w:r>
+      <w:r>
+        <w:rPr>
+          <w:rFonts w:ascii="Times New Roman" w:eastAsia="Times New Roman" w:hAnsi="Times New Roman" w:cs="Times New Roman"/>
+          <w:b/>
+        </w:rPr>
+        <w:t xml:space="preserve">, </w:t>
+      </w:r>
+      <w:r>
+        <w:rPr>
+          <w:rFonts w:ascii="Times New Roman" w:eastAsia="Times New Roman" w:hAnsi="Times New Roman" w:cs="Times New Roman"/>
+          <w:bCs/>
+        </w:rPr>
+        <w:t>ASNSMM, Amrita Vishwa Vidyapeetham</w:t>
+      </w:r>
+      <w:r>
+        <w:rPr>
+          <w:rFonts w:ascii="Times New Roman" w:eastAsia="Times New Roman" w:hAnsi="Times New Roman" w:cs="Times New Roman"/>
+          <w:b/>
+        </w:rPr>
+        <w:tab/>
+      </w:r>
+      <w:r>
+        <w:rPr>
+          <w:rFonts w:ascii="Times New Roman" w:eastAsia="Times New Roman" w:hAnsi="Times New Roman" w:cs="Times New Roman"/>
+          <w:b/>
+        </w:rPr>
+        <w:t>July</w:t>
+      </w:r>
+      <w:r>
+        <w:rPr>
+          <w:rFonts w:ascii="Times New Roman" w:eastAsia="Times New Roman" w:hAnsi="Times New Roman" w:cs="Times New Roman"/>
+          <w:b/>
+        </w:rPr>
+        <w:t xml:space="preserve"> 2024</w:t>
+      </w:r>
+      <w:r>
+        <w:rPr>
+          <w:rFonts w:ascii="Times New Roman" w:eastAsia="Times New Roman" w:hAnsi="Times New Roman" w:cs="Times New Roman"/>
+          <w:b/>
+        </w:rPr>
+        <w:t xml:space="preserve"> – Present</w:t>
+      </w:r>
+    </w:p>
+    <w:p>
+      <w:pPr>
+        <w:pStyle w:val="ListParagraph"/>
+        <w:numPr>
+          <w:ilvl w:val="0"/>
+          <w:numId w:val="15"/>
+        </w:numPr>
+        <w:tabs>
+          <w:tab w:val="right" w:pos="10710"/>
+        </w:tabs>
+        <w:jc w:val="both"/>
+        <w:rPr>
+          <w:rFonts w:ascii="Times New Roman" w:eastAsia="Times New Roman" w:hAnsi="Times New Roman" w:cs="Times New Roman"/>
+          <w:b/>
+        </w:rPr>
+      </w:pPr>
+      <w:r>
+        <w:rPr>
+          <w:rFonts w:ascii="Times New Roman" w:eastAsia="Times New Roman" w:hAnsi="Times New Roman" w:cs="Times New Roman"/>
+          <w:bCs/>
+        </w:rPr>
+        <w:t>2</w:t>
+      </w:r>
+      <w:r>
+        <w:rPr>
+          <w:rFonts w:ascii="Times New Roman" w:eastAsia="Times New Roman" w:hAnsi="Times New Roman" w:cs="Times New Roman"/>
+          <w:bCs/>
+          <w:vertAlign w:val="superscript"/>
+        </w:rPr>
+        <w:t>nd</w:t>
+      </w:r>
+      <w:r>
+        <w:rPr>
+          <w:rFonts w:ascii="Times New Roman" w:eastAsia="Times New Roman" w:hAnsi="Times New Roman" w:cs="Times New Roman"/>
+          <w:bCs/>
+        </w:rPr>
+        <w:t xml:space="preserve"> </w:t>
+      </w:r>
+      <w:r>
+        <w:rPr>
+          <w:rFonts w:ascii="Times New Roman" w:eastAsia="Times New Roman" w:hAnsi="Times New Roman" w:cs="Times New Roman"/>
+          <w:bCs/>
+        </w:rPr>
+        <w:t>Rank Holder of the Nanobiotechnology Department.</w:t>
+      </w:r>
+    </w:p>
+    <w:p>
+      <w:pPr>
+        <w:tabs>
+          <w:tab w:val="right" w:pos="10710"/>
+        </w:tabs>
+        <w:jc w:val="both"/>
+        <w:rPr>
+          <w:rFonts w:ascii="Times New Roman" w:eastAsia="Times New Roman" w:hAnsi="Times New Roman" w:cs="Times New Roman"/>
+          <w:b/>
+        </w:rPr>
+      </w:pPr>
+      <w:r>
+        <w:rPr>
+          <w:rFonts w:ascii="Times New Roman" w:eastAsia="Times New Roman" w:hAnsi="Times New Roman" w:cs="Times New Roman"/>
+          <w:b/>
+        </w:rPr>
+        <w:t>Best Outgoing Student</w:t>
+      </w:r>
+      <w:r>
+        <w:rPr>
+          <w:rFonts w:ascii="Times New Roman" w:eastAsia="Times New Roman" w:hAnsi="Times New Roman" w:cs="Times New Roman"/>
+          <w:b/>
+        </w:rPr>
+        <w:t xml:space="preserve">, </w:t>
+      </w:r>
+      <w:r>
+        <w:rPr>
+          <w:rFonts w:ascii="Times New Roman" w:eastAsia="Times New Roman" w:hAnsi="Times New Roman" w:cs="Times New Roman"/>
+          <w:bCs/>
+        </w:rPr>
+        <w:t xml:space="preserve">SSE, </w:t>
+      </w:r>
+      <w:r>
+        <w:rPr>
+          <w:rFonts w:ascii="Times New Roman" w:eastAsia="Times New Roman" w:hAnsi="Times New Roman" w:cs="Times New Roman"/>
+          <w:bCs/>
+        </w:rPr>
+        <w:t>SIMATS University</w:t>
+      </w:r>
+      <w:r>
+        <w:rPr>
+          <w:rFonts w:ascii="Times New Roman" w:eastAsia="Times New Roman" w:hAnsi="Times New Roman" w:cs="Times New Roman"/>
+          <w:b/>
+        </w:rPr>
+        <w:tab/>
+      </w:r>
+      <w:r>
+        <w:rPr>
+          <w:rFonts w:ascii="Times New Roman" w:eastAsia="Times New Roman" w:hAnsi="Times New Roman" w:cs="Times New Roman"/>
+          <w:b/>
+        </w:rPr>
+        <w:t>November</w:t>
+      </w:r>
+      <w:r>
+        <w:rPr>
+          <w:rFonts w:ascii="Times New Roman" w:eastAsia="Times New Roman" w:hAnsi="Times New Roman" w:cs="Times New Roman"/>
+          <w:b/>
+        </w:rPr>
+        <w:t xml:space="preserve"> 2024</w:t>
+      </w:r>
+    </w:p>
+    <w:p>
+      <w:pPr>
+        <w:pStyle w:val="ListParagraph"/>
+        <w:numPr>
+          <w:ilvl w:val="0"/>
+          <w:numId w:val="15"/>
+        </w:numPr>
+        <w:tabs>
+          <w:tab w:val="right" w:pos="10710"/>
+        </w:tabs>
+        <w:jc w:val="both"/>
+        <w:rPr>
+          <w:rFonts w:ascii="Times New Roman" w:eastAsia="Times New Roman" w:hAnsi="Times New Roman" w:cs="Times New Roman"/>
+          <w:b/>
+        </w:rPr>
+      </w:pPr>
+      <w:r>
+        <w:rPr>
+          <w:rFonts w:ascii="Times New Roman" w:eastAsia="Times New Roman" w:hAnsi="Times New Roman" w:cs="Times New Roman"/>
+          <w:bCs/>
+        </w:rPr>
+        <w:lastRenderedPageBreak/>
+        <w:t>Best Outgoing Student</w:t>
+      </w:r>
+      <w:r>
+        <w:rPr>
+          <w:rFonts w:ascii="Times New Roman" w:eastAsia="Times New Roman" w:hAnsi="Times New Roman" w:cs="Times New Roman"/>
+          <w:bCs/>
+        </w:rPr>
+        <w:t xml:space="preserve"> of 2024 Batch</w:t>
+      </w:r>
+    </w:p>
+    <w:p>
+      <w:pPr>
+        <w:pStyle w:val="ListParagraph"/>
+        <w:numPr>
+          <w:ilvl w:val="0"/>
+          <w:numId w:val="15"/>
+        </w:numPr>
+        <w:tabs>
+          <w:tab w:val="right" w:pos="10710"/>
+        </w:tabs>
+        <w:jc w:val="both"/>
+        <w:rPr>
+          <w:rFonts w:ascii="Times New Roman" w:eastAsia="Times New Roman" w:hAnsi="Times New Roman" w:cs="Times New Roman"/>
+          <w:b/>
+        </w:rPr>
+      </w:pPr>
+      <w:r>
+        <w:rPr>
+          <w:rFonts w:ascii="Times New Roman" w:eastAsia="Times New Roman" w:hAnsi="Times New Roman" w:cs="Times New Roman"/>
+          <w:bCs/>
+        </w:rPr>
+        <w:t>First mark in Plant Biotechnology and Molecular Biology</w:t>
+      </w:r>
+    </w:p>
+    <w:p>
+      <w:pPr>
+        <w:tabs>
+          <w:tab w:val="right" w:pos="10710"/>
+        </w:tabs>
+        <w:jc w:val="both"/>
+        <w:rPr>
+          <w:rFonts w:ascii="Times New Roman" w:eastAsia="Times New Roman" w:hAnsi="Times New Roman" w:cs="Times New Roman"/>
+          <w:b/>
+        </w:rPr>
+      </w:pPr>
+      <w:r>
+        <w:rPr>
+          <w:rFonts w:ascii="Times New Roman" w:eastAsia="Times New Roman" w:hAnsi="Times New Roman" w:cs="Times New Roman"/>
+          <w:b/>
+        </w:rPr>
+        <w:t>CHESS:</w:t>
+      </w:r>
+    </w:p>
+    <w:p>
+      <w:pPr>
+        <w:tabs>
+          <w:tab w:val="right" w:pos="10710"/>
+        </w:tabs>
+        <w:jc w:val="both"/>
+        <w:rPr>
+          <w:rFonts w:ascii="Times New Roman" w:eastAsia="Times New Roman" w:hAnsi="Times New Roman" w:cs="Times New Roman"/>
+          <w:b/>
+        </w:rPr>
+      </w:pPr>
+      <w:r>
+        <w:rPr>
+          <w:rFonts w:ascii="Times New Roman" w:eastAsia="Times New Roman" w:hAnsi="Times New Roman" w:cs="Times New Roman"/>
+          <w:b/>
+        </w:rPr>
+        <w:t xml:space="preserve">VALOR </w:t>
+      </w:r>
+      <w:r>
+        <w:rPr>
+          <w:rFonts w:ascii="Times New Roman" w:eastAsia="Times New Roman" w:hAnsi="Times New Roman" w:cs="Times New Roman"/>
+          <w:bCs/>
+        </w:rPr>
+        <w:t xml:space="preserve">represented team </w:t>
+      </w:r>
+      <w:proofErr w:type="spellStart"/>
+      <w:r>
+        <w:rPr>
+          <w:rFonts w:ascii="Times New Roman" w:eastAsia="Times New Roman" w:hAnsi="Times New Roman" w:cs="Times New Roman"/>
+          <w:bCs/>
+        </w:rPr>
+        <w:t>Zelos</w:t>
+      </w:r>
+      <w:proofErr w:type="spellEnd"/>
+      <w:r>
+        <w:rPr>
+          <w:rFonts w:ascii="Times New Roman" w:eastAsia="Times New Roman" w:hAnsi="Times New Roman" w:cs="Times New Roman"/>
+          <w:b/>
+        </w:rPr>
+        <w:t xml:space="preserve">, </w:t>
+      </w:r>
+      <w:r>
+        <w:rPr>
+          <w:rFonts w:ascii="Times New Roman" w:eastAsia="Times New Roman" w:hAnsi="Times New Roman" w:cs="Times New Roman"/>
+          <w:bCs/>
+        </w:rPr>
+        <w:t>ASNSMM</w:t>
+      </w:r>
+      <w:r>
+        <w:rPr>
+          <w:rFonts w:ascii="Times New Roman" w:eastAsia="Times New Roman" w:hAnsi="Times New Roman" w:cs="Times New Roman"/>
+          <w:b/>
+        </w:rPr>
+        <w:t xml:space="preserve">, </w:t>
+      </w:r>
+      <w:r>
+        <w:rPr>
+          <w:rFonts w:ascii="Times New Roman" w:eastAsia="Times New Roman" w:hAnsi="Times New Roman" w:cs="Times New Roman"/>
+          <w:bCs/>
+        </w:rPr>
+        <w:t>1</w:t>
+      </w:r>
+      <w:r>
+        <w:rPr>
+          <w:rFonts w:ascii="Times New Roman" w:eastAsia="Times New Roman" w:hAnsi="Times New Roman" w:cs="Times New Roman"/>
+          <w:bCs/>
+          <w:vertAlign w:val="superscript"/>
+        </w:rPr>
+        <w:t>st</w:t>
+      </w:r>
+      <w:r>
+        <w:rPr>
+          <w:rFonts w:ascii="Times New Roman" w:eastAsia="Times New Roman" w:hAnsi="Times New Roman" w:cs="Times New Roman"/>
+          <w:bCs/>
+        </w:rPr>
+        <w:t xml:space="preserve"> Place</w:t>
+      </w:r>
+      <w:r>
+        <w:rPr>
+          <w:rFonts w:ascii="Times New Roman" w:eastAsia="Times New Roman" w:hAnsi="Times New Roman" w:cs="Times New Roman"/>
+          <w:b/>
+        </w:rPr>
+        <w:tab/>
+        <w:t xml:space="preserve"> March 2025</w:t>
+      </w:r>
+    </w:p>
+    <w:p>
+      <w:pPr>
+        <w:tabs>
+          <w:tab w:val="right" w:pos="10710"/>
+        </w:tabs>
+        <w:jc w:val="both"/>
+        <w:rPr>
+          <w:rFonts w:ascii="Times New Roman" w:eastAsia="Times New Roman" w:hAnsi="Times New Roman" w:cs="Times New Roman"/>
+          <w:b/>
+        </w:rPr>
+      </w:pPr>
+      <w:r>
+        <w:rPr>
+          <w:rFonts w:ascii="Times New Roman" w:eastAsia="Times New Roman" w:hAnsi="Times New Roman" w:cs="Times New Roman"/>
+          <w:b/>
+        </w:rPr>
+        <w:t xml:space="preserve">SIMAM </w:t>
+      </w:r>
+      <w:r>
+        <w:rPr>
+          <w:rFonts w:ascii="Times New Roman" w:eastAsia="Times New Roman" w:hAnsi="Times New Roman" w:cs="Times New Roman"/>
+          <w:bCs/>
+        </w:rPr>
+        <w:t>represented team Samudra</w:t>
+      </w:r>
+      <w:r>
+        <w:rPr>
+          <w:rFonts w:ascii="Times New Roman" w:eastAsia="Times New Roman" w:hAnsi="Times New Roman" w:cs="Times New Roman"/>
+          <w:b/>
+        </w:rPr>
+        <w:t>,</w:t>
+      </w:r>
+      <w:r>
+        <w:rPr>
+          <w:rFonts w:ascii="Times New Roman" w:eastAsia="Times New Roman" w:hAnsi="Times New Roman" w:cs="Times New Roman"/>
+          <w:b/>
+        </w:rPr>
+        <w:t xml:space="preserve"> </w:t>
+      </w:r>
+      <w:r>
+        <w:rPr>
+          <w:rFonts w:ascii="Times New Roman" w:eastAsia="Times New Roman" w:hAnsi="Times New Roman" w:cs="Times New Roman"/>
+          <w:bCs/>
+        </w:rPr>
+        <w:t>SIMATS</w:t>
+      </w:r>
+      <w:r>
+        <w:rPr>
+          <w:rFonts w:ascii="Times New Roman" w:eastAsia="Times New Roman" w:hAnsi="Times New Roman" w:cs="Times New Roman"/>
+          <w:b/>
+        </w:rPr>
+        <w:t>,</w:t>
+      </w:r>
+      <w:r>
+        <w:rPr>
+          <w:rFonts w:ascii="Times New Roman" w:eastAsia="Times New Roman" w:hAnsi="Times New Roman" w:cs="Times New Roman"/>
+          <w:b/>
+        </w:rPr>
+        <w:t xml:space="preserve"> </w:t>
+      </w:r>
+      <w:r>
+        <w:rPr>
+          <w:rFonts w:ascii="Times New Roman" w:eastAsia="Times New Roman" w:hAnsi="Times New Roman" w:cs="Times New Roman"/>
+          <w:bCs/>
+        </w:rPr>
+        <w:t>1</w:t>
+      </w:r>
+      <w:r>
+        <w:rPr>
+          <w:rFonts w:ascii="Times New Roman" w:eastAsia="Times New Roman" w:hAnsi="Times New Roman" w:cs="Times New Roman"/>
+          <w:bCs/>
+          <w:vertAlign w:val="superscript"/>
+        </w:rPr>
+        <w:t>st</w:t>
+      </w:r>
+      <w:r>
+        <w:rPr>
+          <w:rFonts w:ascii="Times New Roman" w:eastAsia="Times New Roman" w:hAnsi="Times New Roman" w:cs="Times New Roman"/>
+          <w:bCs/>
+        </w:rPr>
+        <w:t xml:space="preserve"> Place</w:t>
+      </w:r>
+      <w:r>
+        <w:rPr>
+          <w:rFonts w:ascii="Times New Roman" w:eastAsia="Times New Roman" w:hAnsi="Times New Roman" w:cs="Times New Roman"/>
+          <w:b/>
+        </w:rPr>
+        <w:tab/>
+        <w:t xml:space="preserve"> </w:t>
+      </w:r>
+      <w:r>
+        <w:rPr>
+          <w:rFonts w:ascii="Times New Roman" w:eastAsia="Times New Roman" w:hAnsi="Times New Roman" w:cs="Times New Roman"/>
+          <w:b/>
+        </w:rPr>
+        <w:t>May 2022</w:t>
+      </w:r>
+    </w:p>
+    <w:p>
+      <w:pPr>
+        <w:tabs>
+          <w:tab w:val="right" w:pos="10710"/>
+        </w:tabs>
+        <w:jc w:val="both"/>
+        <w:rPr>
+          <w:rFonts w:ascii="Times New Roman" w:eastAsia="Times New Roman" w:hAnsi="Times New Roman" w:cs="Times New Roman"/>
+          <w:b/>
+        </w:rPr>
+      </w:pPr>
+      <w:r>
+        <w:rPr>
+          <w:rFonts w:ascii="Times New Roman" w:eastAsia="Times New Roman" w:hAnsi="Times New Roman" w:cs="Times New Roman"/>
+          <w:b/>
+        </w:rPr>
+        <w:t>CBSE Nationals</w:t>
+      </w:r>
+      <w:r>
+        <w:rPr>
+          <w:rFonts w:ascii="Times New Roman" w:eastAsia="Times New Roman" w:hAnsi="Times New Roman" w:cs="Times New Roman"/>
+          <w:b/>
+        </w:rPr>
+        <w:t xml:space="preserve"> </w:t>
+      </w:r>
+      <w:r>
+        <w:rPr>
+          <w:rFonts w:ascii="Times New Roman" w:eastAsia="Times New Roman" w:hAnsi="Times New Roman" w:cs="Times New Roman"/>
+          <w:bCs/>
+        </w:rPr>
+        <w:t>represented Jawahar Vidyalaya</w:t>
+      </w:r>
+      <w:r>
+        <w:rPr>
+          <w:rFonts w:ascii="Times New Roman" w:eastAsia="Times New Roman" w:hAnsi="Times New Roman" w:cs="Times New Roman"/>
+          <w:b/>
+        </w:rPr>
+        <w:t xml:space="preserve">, </w:t>
+      </w:r>
+      <w:r>
+        <w:rPr>
+          <w:rFonts w:ascii="Times New Roman" w:eastAsia="Times New Roman" w:hAnsi="Times New Roman" w:cs="Times New Roman"/>
+          <w:bCs/>
+        </w:rPr>
+        <w:t>2</w:t>
+      </w:r>
+      <w:r>
+        <w:rPr>
+          <w:rFonts w:ascii="Times New Roman" w:eastAsia="Times New Roman" w:hAnsi="Times New Roman" w:cs="Times New Roman"/>
+          <w:bCs/>
+          <w:vertAlign w:val="superscript"/>
+        </w:rPr>
+        <w:t>nd</w:t>
+      </w:r>
+      <w:r>
+        <w:rPr>
+          <w:rFonts w:ascii="Times New Roman" w:eastAsia="Times New Roman" w:hAnsi="Times New Roman" w:cs="Times New Roman"/>
+          <w:bCs/>
+        </w:rPr>
+        <w:t xml:space="preserve"> Runner Up</w:t>
+      </w:r>
+      <w:r>
+        <w:rPr>
+          <w:rFonts w:ascii="Times New Roman" w:eastAsia="Times New Roman" w:hAnsi="Times New Roman" w:cs="Times New Roman"/>
+          <w:b/>
+        </w:rPr>
+        <w:tab/>
+        <w:t>November 2014</w:t>
+      </w:r>
+    </w:p>
+    <w:p>
+      <w:pPr>
+        <w:tabs>
+          <w:tab w:val="right" w:pos="10710"/>
+        </w:tabs>
+        <w:jc w:val="both"/>
+        <w:rPr>
+          <w:rFonts w:ascii="Times New Roman" w:eastAsia="Times New Roman" w:hAnsi="Times New Roman" w:cs="Times New Roman"/>
+          <w:b/>
+        </w:rPr>
+      </w:pPr>
+      <w:r>
+        <w:rPr>
+          <w:rFonts w:ascii="Times New Roman" w:eastAsia="Times New Roman" w:hAnsi="Times New Roman" w:cs="Times New Roman"/>
+          <w:b/>
+        </w:rPr>
+        <w:t xml:space="preserve">CBSE </w:t>
+      </w:r>
+      <w:proofErr w:type="spellStart"/>
+      <w:r>
+        <w:rPr>
+          <w:rFonts w:ascii="Times New Roman" w:eastAsia="Times New Roman" w:hAnsi="Times New Roman" w:cs="Times New Roman"/>
+          <w:b/>
+        </w:rPr>
+        <w:t>Zonals</w:t>
+      </w:r>
+      <w:proofErr w:type="spellEnd"/>
+      <w:r>
+        <w:rPr>
+          <w:rFonts w:ascii="Times New Roman" w:eastAsia="Times New Roman" w:hAnsi="Times New Roman" w:cs="Times New Roman"/>
+          <w:b/>
+        </w:rPr>
+        <w:t xml:space="preserve"> </w:t>
+      </w:r>
+      <w:r>
+        <w:rPr>
+          <w:rFonts w:ascii="Times New Roman" w:eastAsia="Times New Roman" w:hAnsi="Times New Roman" w:cs="Times New Roman"/>
+          <w:bCs/>
+        </w:rPr>
+        <w:t>represented Jawahar Vidyalaya</w:t>
+      </w:r>
+      <w:r>
+        <w:rPr>
+          <w:rFonts w:ascii="Times New Roman" w:eastAsia="Times New Roman" w:hAnsi="Times New Roman" w:cs="Times New Roman"/>
+          <w:b/>
+        </w:rPr>
+        <w:t xml:space="preserve">, </w:t>
+      </w:r>
+      <w:r>
+        <w:rPr>
+          <w:rFonts w:ascii="Times New Roman" w:eastAsia="Times New Roman" w:hAnsi="Times New Roman" w:cs="Times New Roman"/>
+          <w:bCs/>
+        </w:rPr>
+        <w:t>1</w:t>
+      </w:r>
+      <w:r>
+        <w:rPr>
+          <w:rFonts w:ascii="Times New Roman" w:eastAsia="Times New Roman" w:hAnsi="Times New Roman" w:cs="Times New Roman"/>
+          <w:bCs/>
+          <w:vertAlign w:val="superscript"/>
+        </w:rPr>
+        <w:t>st</w:t>
+      </w:r>
+      <w:r>
+        <w:rPr>
+          <w:rFonts w:ascii="Times New Roman" w:eastAsia="Times New Roman" w:hAnsi="Times New Roman" w:cs="Times New Roman"/>
+          <w:bCs/>
+        </w:rPr>
+        <w:t xml:space="preserve"> Runner Up</w:t>
+      </w:r>
+      <w:r>
+        <w:rPr>
+          <w:rFonts w:ascii="Times New Roman" w:eastAsia="Times New Roman" w:hAnsi="Times New Roman" w:cs="Times New Roman"/>
+          <w:b/>
+        </w:rPr>
+        <w:tab/>
+        <w:t>October 2014</w:t>
+      </w:r>
+    </w:p>
+    <w:p>
+      <w:pPr>
+        <w:tabs>
+          <w:tab w:val="right" w:pos="10710"/>
+        </w:tabs>
+        <w:jc w:val="center"/>
+        <w:rPr>
+          <w:rFonts w:ascii="Times New Roman" w:hAnsi="Times New Roman" w:cs="Times New Roman"/>
+          <w:b/>
+          <w:bCs/>
+        </w:rPr>
+      </w:pPr>
+    </w:p>
+    <w:p>
+      <w:pPr>
+        <w:tabs>
+          <w:tab w:val="right" w:pos="10710"/>
+        </w:tabs>
+        <w:jc w:val="center"/>
+        <w:rPr>
+          <w:rFonts w:ascii="Times New Roman" w:hAnsi="Times New Roman" w:cs="Times New Roman"/>
+          <w:b/>
+          <w:bCs/>
+        </w:rPr>
+      </w:pPr>
+      <w:r>
+        <w:rPr>
+          <w:rFonts w:ascii="Times New Roman" w:hAnsi="Times New Roman" w:cs="Times New Roman"/>
+          <w:b/>
+          <w:bCs/>
+        </w:rPr>
+        <w:t>REFEREE</w:t>
+      </w:r>
+    </w:p>
+    <w:p>
+      <w:pPr>
+        <w:tabs>
+          <w:tab w:val="right" w:pos="10710"/>
+        </w:tabs>
+        <w:jc w:val="center"/>
+        <w:rPr>
+          <w:rFonts w:ascii="Times New Roman" w:hAnsi="Times New Roman" w:cs="Times New Roman"/>
+        </w:rPr>
+      </w:pPr>
+      <w:r>
+        <w:rPr>
+          <w:rFonts w:ascii="Times New Roman" w:hAnsi="Times New Roman" w:cs="Times New Roman"/>
+        </w:rPr>
+        <w:pict w14:anchorId="22FAB563">
+          <v:rect id="_x0000_i1037" style="width:0;height:1.5pt" o:hralign="center" o:hrstd="t" o:hr="t" fillcolor="#a0a0a0" stroked="f"/>
+        </w:pict>
+      </w:r>
+    </w:p>
+    <w:p>
+      <w:pPr>
+        <w:tabs>
+          <w:tab w:val="right" w:pos="10710"/>
+        </w:tabs>
+        <w:jc w:val="both"/>
+      </w:pPr>
+      <w:r>
+        <w:rPr>
+          <w:rFonts w:ascii="Times New Roman" w:hAnsi="Times New Roman" w:cs="Times New Roman"/>
+        </w:rPr>
+        <w:t>Dr</w:t>
+      </w:r>
+      <w:r>
+        <w:rPr>
+          <w:rFonts w:ascii="Times New Roman" w:hAnsi="Times New Roman" w:cs="Times New Roman"/>
+        </w:rPr>
+        <w:t>.</w:t>
+      </w:r>
+      <w:r>
+        <w:rPr>
+          <w:rFonts w:ascii="Times New Roman" w:hAnsi="Times New Roman" w:cs="Times New Roman"/>
+        </w:rPr>
+        <w:t xml:space="preserve"> </w:t>
+      </w:r>
+      <w:r>
+        <w:rPr>
+          <w:rFonts w:ascii="Times New Roman" w:hAnsi="Times New Roman" w:cs="Times New Roman"/>
+        </w:rPr>
+        <w:t>Dhanya</w:t>
+      </w:r>
+      <w:r>
+        <w:rPr>
+          <w:rFonts w:ascii="Times New Roman" w:hAnsi="Times New Roman" w:cs="Times New Roman"/>
+        </w:rPr>
+        <w:t xml:space="preserve"> </w:t>
+      </w:r>
+      <w:r>
+        <w:rPr>
+          <w:rFonts w:ascii="Times New Roman" w:hAnsi="Times New Roman" w:cs="Times New Roman"/>
+        </w:rPr>
+        <w:t>Narayanan</w:t>
+      </w:r>
+      <w:r>
+        <w:rPr>
+          <w:rFonts w:ascii="Times New Roman" w:hAnsi="Times New Roman" w:cs="Times New Roman"/>
+        </w:rPr>
+        <w:t xml:space="preserve"> </w:t>
+      </w:r>
+      <w:r>
+        <w:rPr>
+          <w:rFonts w:ascii="Times New Roman" w:hAnsi="Times New Roman" w:cs="Times New Roman"/>
+          <w:i/>
+          <w:iCs/>
+        </w:rPr>
+        <w:t>(</w:t>
+      </w:r>
+      <w:r>
+        <w:rPr>
+          <w:rFonts w:ascii="Times New Roman" w:hAnsi="Times New Roman" w:cs="Times New Roman"/>
+          <w:i/>
+          <w:iCs/>
+        </w:rPr>
+        <w:t xml:space="preserve">Assistant </w:t>
+      </w:r>
+      <w:r>
+        <w:rPr>
+          <w:rFonts w:ascii="Times New Roman" w:hAnsi="Times New Roman" w:cs="Times New Roman"/>
+          <w:i/>
+          <w:iCs/>
+        </w:rPr>
+        <w:t>Professor, ASNSMM</w:t>
+      </w:r>
+      <w:r>
+        <w:rPr>
+          <w:rFonts w:ascii="Times New Roman" w:hAnsi="Times New Roman" w:cs="Times New Roman"/>
+          <w:i/>
+          <w:iCs/>
+        </w:rPr>
+        <w:t>,</w:t>
+      </w:r>
+      <w:r>
+        <w:rPr>
+          <w:rFonts w:ascii="Times New Roman" w:hAnsi="Times New Roman" w:cs="Times New Roman"/>
+          <w:i/>
+          <w:iCs/>
+        </w:rPr>
+        <w:t xml:space="preserve"> Kochi)</w:t>
+      </w:r>
+      <w:r>
+        <w:rPr>
+          <w:rFonts w:ascii="Times New Roman" w:hAnsi="Times New Roman" w:cs="Times New Roman"/>
+        </w:rPr>
+        <w:tab/>
+      </w:r>
+      <w:hyperlink r:id="rId42" w:history="1">
+        <w:r>
+          <w:rPr>
+            <w:rStyle w:val="Hyperlink"/>
+            <w:rFonts w:ascii="Times New Roman" w:hAnsi="Times New Roman" w:cs="Times New Roman"/>
+          </w:rPr>
+          <w:t>dhanyan@aims.amrita.edu</w:t>
+        </w:r>
+      </w:hyperlink>
+    </w:p>
+    <w:p>
+      <w:pPr>
+        <w:tabs>
+          <w:tab w:val="right" w:pos="10800"/>
+        </w:tabs>
+        <w:jc w:val="both"/>
+        <w:rPr>
+          <w:rFonts w:ascii="Times New Roman" w:hAnsi="Times New Roman" w:cs="Times New Roman"/>
+          <w:i/>
+          <w:iCs/>
+          <w:lang w:val="en-US"/>
+        </w:rPr>
+      </w:pPr>
+      <w:r>
         <w:rPr>
           <w:rFonts w:ascii="Times New Roman" w:hAnsi="Times New Roman" w:cs="Times New Roman"/>
           <w:lang w:val="en-US"/>
         </w:rPr>
-      </w:pPr>
-      <w:r>
-        <w:rPr>
-          <w:rFonts w:ascii="Times New Roman" w:eastAsia="Times New Roman" w:hAnsi="Times New Roman" w:cs="Times New Roman"/>
-        </w:rPr>
-        <w:t>Interdisciplinary researcher with dual Master's degrees in Nanobiotechnology (M.Tech, 9.48/10) and Immunobiology (M.S., 4/4). Junior Research Fellow at ASNSMM working on ANRF-funded metagenomic cfDNA sequencing for sepsis detection in liver transplant recipients. Expertise spans bioinformatics, nanotechnology, and translational immunology. Published in BioNanoScience (8 citations). GATE Biotechnology 2026 Qualified. Best Outgoing Student 2024.</w:t>
-      </w:r>
+        <w:t>Dr. Nafees Ahma</w:t>
+      </w:r>
+      <w:r>
+        <w:rPr>
+          <w:rFonts w:ascii="Times New Roman" w:hAnsi="Times New Roman" w:cs="Times New Roman"/>
+          <w:lang w:val="en-US"/>
+        </w:rPr>
+        <w:t xml:space="preserve">d </w:t>
+      </w:r>
+      <w:r>
+        <w:rPr>
+          <w:rFonts w:ascii="Times New Roman" w:hAnsi="Times New Roman" w:cs="Times New Roman"/>
+          <w:i/>
+          <w:iCs/>
+          <w:lang w:val="en-US"/>
+        </w:rPr>
+        <w:t>(Professor, Immunobiology</w:t>
+      </w:r>
+      <w:r>
+        <w:rPr>
+          <w:rFonts w:ascii="Times New Roman" w:hAnsi="Times New Roman" w:cs="Times New Roman"/>
+          <w:i/>
+          <w:iCs/>
+          <w:lang w:val="en-US"/>
+        </w:rPr>
+        <w:t xml:space="preserve">, </w:t>
+      </w:r>
+      <w:proofErr w:type="spellStart"/>
+      <w:r>
+        <w:rPr>
+          <w:rFonts w:ascii="Times New Roman" w:hAnsi="Times New Roman" w:cs="Times New Roman"/>
+          <w:i/>
+          <w:iCs/>
+          <w:lang w:val="en-US"/>
+        </w:rPr>
+        <w:t>UoA</w:t>
+      </w:r>
+      <w:proofErr w:type="spellEnd"/>
+      <w:r>
+        <w:rPr>
+          <w:rFonts w:ascii="Times New Roman" w:hAnsi="Times New Roman" w:cs="Times New Roman"/>
+          <w:i/>
+          <w:iCs/>
+          <w:lang w:val="en-US"/>
+        </w:rPr>
+        <w:t>, Tucson</w:t>
+      </w:r>
+      <w:r>
+        <w:rPr>
+          <w:rFonts w:ascii="Times New Roman" w:hAnsi="Times New Roman" w:cs="Times New Roman"/>
+          <w:i/>
+          <w:iCs/>
+          <w:lang w:val="en-US"/>
+        </w:rPr>
+        <w:t>)</w:t>
+      </w:r>
+      <w:r>
+        <w:rPr>
+          <w:rFonts w:ascii="Times New Roman" w:hAnsi="Times New Roman" w:cs="Times New Roman"/>
+          <w:i/>
+          <w:iCs/>
+          <w:lang w:val="en-US"/>
+        </w:rPr>
+        <w:t xml:space="preserve">                                                               </w:t>
+      </w:r>
+      <w:hyperlink r:id="rId43" w:history="1">
+        <w:r>
+          <w:rPr>
+            <w:rStyle w:val="Hyperlink"/>
+            <w:rFonts w:ascii="Times New Roman" w:hAnsi="Times New Roman" w:cs="Times New Roman"/>
+            <w:lang w:val="en-US"/>
+          </w:rPr>
+          <w:t>nafees@arizona.edu</w:t>
+        </w:r>
+      </w:hyperlink>
+    </w:p>
+    <w:p>
+      <w:pPr>
+        <w:tabs>
+          <w:tab w:val="right" w:pos="10710"/>
+        </w:tabs>
+        <w:jc w:val="both"/>
+        <w:rPr>
+          <w:rFonts w:ascii="Times New Roman" w:hAnsi="Times New Roman" w:cs="Times New Roman"/>
+          <w:lang w:val="en-US"/>
+        </w:rPr>
+      </w:pPr>
+      <w:r>
+        <w:rPr>
+          <w:rFonts w:ascii="Times New Roman" w:hAnsi="Times New Roman" w:cs="Times New Roman"/>
+          <w:lang w:val="en-US"/>
+        </w:rPr>
+        <w:t>Dr</w:t>
+      </w:r>
+      <w:r>
+        <w:rPr>
+          <w:rFonts w:ascii="Times New Roman" w:hAnsi="Times New Roman" w:cs="Times New Roman"/>
+          <w:lang w:val="en-US"/>
+        </w:rPr>
+        <w:t>.</w:t>
+      </w:r>
+      <w:r>
+        <w:rPr>
+          <w:rFonts w:ascii="Times New Roman" w:hAnsi="Times New Roman" w:cs="Times New Roman"/>
+          <w:lang w:val="en-US"/>
+        </w:rPr>
+        <w:t xml:space="preserve"> </w:t>
+      </w:r>
+      <w:r>
+        <w:rPr>
+          <w:rFonts w:ascii="Times New Roman" w:hAnsi="Times New Roman" w:cs="Times New Roman"/>
+          <w:lang w:val="en-US"/>
+        </w:rPr>
+        <w:t>I. Praveen Kumar</w:t>
+      </w:r>
+      <w:r>
+        <w:rPr>
+          <w:rFonts w:ascii="Times New Roman" w:hAnsi="Times New Roman" w:cs="Times New Roman"/>
+          <w:lang w:val="en-US"/>
+        </w:rPr>
+        <w:t xml:space="preserve"> </w:t>
+      </w:r>
+      <w:r>
+        <w:rPr>
+          <w:rFonts w:ascii="Times New Roman" w:hAnsi="Times New Roman" w:cs="Times New Roman"/>
+          <w:i/>
+          <w:iCs/>
+          <w:lang w:val="en-US"/>
+        </w:rPr>
+        <w:t>(Assistant Professor</w:t>
+      </w:r>
+      <w:r>
+        <w:rPr>
+          <w:rFonts w:ascii="Times New Roman" w:hAnsi="Times New Roman" w:cs="Times New Roman"/>
+          <w:i/>
+          <w:iCs/>
+          <w:lang w:val="en-US"/>
+        </w:rPr>
+        <w:t xml:space="preserve">, </w:t>
+      </w:r>
+      <w:r>
+        <w:rPr>
+          <w:rFonts w:ascii="Times New Roman" w:hAnsi="Times New Roman" w:cs="Times New Roman"/>
+          <w:i/>
+          <w:iCs/>
+          <w:lang w:val="en-US"/>
+        </w:rPr>
+        <w:t>SIMATS, Chennai</w:t>
+      </w:r>
+      <w:r>
+        <w:rPr>
+          <w:rFonts w:ascii="Times New Roman" w:hAnsi="Times New Roman" w:cs="Times New Roman"/>
+          <w:i/>
+          <w:iCs/>
+          <w:lang w:val="en-US"/>
+        </w:rPr>
+        <w:t>)</w:t>
+      </w:r>
+      <w:r>
+        <w:rPr>
+          <w:rFonts w:ascii="Times New Roman" w:hAnsi="Times New Roman" w:cs="Times New Roman"/>
+          <w:lang w:val="en-US"/>
+        </w:rPr>
+        <w:tab/>
+      </w:r>
+      <w:hyperlink r:id="rId44" w:history="1">
+        <w:r>
+          <w:rPr>
+            <w:rStyle w:val="Hyperlink"/>
+            <w:rFonts w:ascii="Times New Roman" w:hAnsi="Times New Roman" w:cs="Times New Roman"/>
+            <w:lang w:val="en-US"/>
+          </w:rPr>
+          <w:t>praveenkumarissac@gmail.com</w:t>
+        </w:r>
+      </w:hyperlink>
     </w:p>
     <w:sectPr>
       <w:type w:val="continuous"/>
